--- a/documentazione/Requisiti.docx
+++ b/documentazione/Requisiti.docx
@@ -3,11 +3,24 @@
 <w:document xmlns:wpc="http://schemas.microsoft.com/office/word/2010/wordprocessingCanvas" xmlns:cx="http://schemas.microsoft.com/office/drawing/2014/chartex" xmlns:cx1="http://schemas.microsoft.com/office/drawing/2015/9/8/chartex" xmlns:cx2="http://schemas.microsoft.com/office/drawing/2015/10/21/chartex" xmlns:cx3="http://schemas.microsoft.com/office/drawing/2016/5/9/chartex" xmlns:cx4="http://schemas.microsoft.com/office/drawing/2016/5/10/chartex" xmlns:cx5="http://schemas.microsoft.com/office/drawing/2016/5/11/chartex" xmlns:cx6="http://schemas.microsoft.com/office/drawing/2016/5/12/chartex" xmlns:cx7="http://schemas.microsoft.com/office/drawing/2016/5/13/chartex" xmlns:cx8="http://schemas.microsoft.com/office/drawing/2016/5/14/chartex" xmlns:mc="http://schemas.openxmlformats.org/markup-compatibility/2006" xmlns:aink="http://schemas.microsoft.com/office/drawing/2016/ink" xmlns:am3d="http://schemas.microsoft.com/office/drawing/2017/model3d" xmlns:o="urn:schemas-microsoft-com:office:office" xmlns:oel="http://schemas.microsoft.com/office/2019/extlst" xmlns:r="http://schemas.openxmlformats.org/officeDocument/2006/relationships" xmlns:m="http://schemas.openxmlformats.org/officeDocument/2006/math" xmlns:v="urn:schemas-microsoft-com:vml" xmlns:wp14="http://schemas.microsoft.com/office/word/2010/wordprocessingDrawing" xmlns:wp="http://schemas.openxmlformats.org/drawingml/2006/wordprocessingDrawing" xmlns:w10="urn:schemas-microsoft-com:office:word" xmlns:w="http://schemas.openxmlformats.org/wordprocessingml/2006/main" xmlns:w14="http://schemas.microsoft.com/office/word/2010/wordml" xmlns:w15="http://schemas.microsoft.com/office/word/2012/wordml" xmlns:w16cex="http://schemas.microsoft.com/office/word/2018/wordml/cex" xmlns:w16cid="http://schemas.microsoft.com/office/word/2016/wordml/cid" xmlns:w16="http://schemas.microsoft.com/office/word/2018/wordml" xmlns:w16du="http://schemas.microsoft.com/office/word/2023/wordml/word16du" xmlns:w16sdtdh="http://schemas.microsoft.com/office/word/2020/wordml/sdtdatahash" xmlns:w16sdtfl="http://schemas.microsoft.com/office/word/2024/wordml/sdtformatlock" xmlns:w16se="http://schemas.microsoft.com/office/word/2015/wordml/symex" xmlns:wpg="http://schemas.microsoft.com/office/word/2010/wordprocessingGroup" xmlns:wpi="http://schemas.microsoft.com/office/word/2010/wordprocessingInk" xmlns:wne="http://schemas.microsoft.com/office/word/2006/wordml" xmlns:wps="http://schemas.microsoft.com/office/word/2010/wordprocessingShape" mc:Ignorable="w14 w15 w16se w16cid w16 w16cex w16sdtdh w16sdtfl w16du wp14">
   <w:body>
     <w:p>
+      <w:pPr>
+        <w:rPr>
+          <w:b/>
+          <w:bCs/>
+          <w:i/>
+          <w:iCs/>
+        </w:rPr>
+      </w:pPr>
       <w:r>
+        <w:rPr>
+          <w:b/>
+          <w:bCs/>
+          <w:i/>
+          <w:iCs/>
+        </w:rPr>
         <w:t>REQUISITI</w:t>
       </w:r>
     </w:p>
-    <w:p/>
     <w:p>
       <w:pPr>
         <w:rPr>
@@ -49,6 +62,3632 @@
     </w:p>
     <w:p/>
     <w:p>
+      <w:r>
+        <w:t xml:space="preserve">1-Elicitazione requisiti: decisioni effettuate durante il meeting di brainstorming iniziale. </w:t>
+      </w:r>
+    </w:p>
+    <w:p>
+      <w:r>
+        <w:t xml:space="preserve">Sono state analizzate applicazioni simili già esistenti per comprendere le funzionalità necessarie. </w:t>
+      </w:r>
+    </w:p>
+    <w:p>
+      <w:r>
+        <w:t>Abbiamo simulato interviste a stakeholder per comprendere i desideri dell’utente in riferimento all’applicazione e anche la gestione della parte admin.</w:t>
+      </w:r>
+    </w:p>
+    <w:p>
+      <w:r>
+        <w:t>I requisiti sono stati poi tradotti in maniera professionale all’interno dell’apposito file, suddividendoli in differenti priorità con descrizione e data di raggiungimento.</w:t>
+      </w:r>
+    </w:p>
+    <w:p/>
+    <w:p>
+      <w:r>
+        <w:t>2- Specifica dei requisiti : il gruppo ha seguito un approccio MoSCoW.  Lo stesso file è presente in maniera separata nel folder “documentazione”.</w:t>
+      </w:r>
+    </w:p>
+    <w:p>
+      <w:r>
+        <w:t>Requisiti funzionali</w:t>
+      </w:r>
+    </w:p>
+    <w:tbl>
+      <w:tblPr>
+        <w:tblStyle w:val="Grigliatabella"/>
+        <w:tblW w:w="0" w:type="auto"/>
+        <w:tblLook w:val="04A0" w:firstRow="1" w:lastRow="0" w:firstColumn="1" w:lastColumn="0" w:noHBand="0" w:noVBand="1"/>
+      </w:tblPr>
+      <w:tblGrid>
+        <w:gridCol w:w="700"/>
+        <w:gridCol w:w="2092"/>
+        <w:gridCol w:w="3733"/>
+        <w:gridCol w:w="1262"/>
+        <w:gridCol w:w="1841"/>
+      </w:tblGrid>
+      <w:tr>
+        <w:tc>
+          <w:tcPr>
+            <w:tcW w:w="0" w:type="auto"/>
+            <w:tcBorders>
+              <w:top w:val="single" w:sz="4" w:space="0" w:color="auto"/>
+              <w:left w:val="single" w:sz="4" w:space="0" w:color="auto"/>
+              <w:bottom w:val="single" w:sz="4" w:space="0" w:color="auto"/>
+              <w:right w:val="single" w:sz="4" w:space="0" w:color="auto"/>
+            </w:tcBorders>
+            <w:vAlign w:val="center"/>
+            <w:hideMark/>
+          </w:tcPr>
+          <w:p>
+            <w:pPr>
+              <w:spacing w:after="160" w:line="259" w:lineRule="auto"/>
+              <w:rPr>
+                <w:sz w:val="24"/>
+                <w:szCs w:val="24"/>
+              </w:rPr>
+            </w:pPr>
+            <w:bookmarkStart w:id="0" w:name="_Hlk213944262"/>
+            <w:r>
+              <w:rPr>
+                <w:sz w:val="24"/>
+                <w:szCs w:val="24"/>
+              </w:rPr>
+              <w:t>ID</w:t>
+            </w:r>
+          </w:p>
+        </w:tc>
+        <w:tc>
+          <w:tcPr>
+            <w:tcW w:w="0" w:type="auto"/>
+            <w:tcBorders>
+              <w:top w:val="single" w:sz="4" w:space="0" w:color="auto"/>
+              <w:left w:val="single" w:sz="4" w:space="0" w:color="auto"/>
+              <w:bottom w:val="single" w:sz="4" w:space="0" w:color="auto"/>
+              <w:right w:val="single" w:sz="4" w:space="0" w:color="auto"/>
+            </w:tcBorders>
+            <w:vAlign w:val="center"/>
+            <w:hideMark/>
+          </w:tcPr>
+          <w:p>
+            <w:pPr>
+              <w:spacing w:after="160" w:line="259" w:lineRule="auto"/>
+              <w:rPr>
+                <w:sz w:val="24"/>
+                <w:szCs w:val="24"/>
+              </w:rPr>
+            </w:pPr>
+            <w:r>
+              <w:rPr>
+                <w:sz w:val="24"/>
+                <w:szCs w:val="24"/>
+              </w:rPr>
+              <w:t>Requisito</w:t>
+            </w:r>
+          </w:p>
+        </w:tc>
+        <w:tc>
+          <w:tcPr>
+            <w:tcW w:w="0" w:type="auto"/>
+            <w:tcBorders>
+              <w:top w:val="single" w:sz="4" w:space="0" w:color="auto"/>
+              <w:left w:val="single" w:sz="4" w:space="0" w:color="auto"/>
+              <w:bottom w:val="single" w:sz="4" w:space="0" w:color="auto"/>
+              <w:right w:val="single" w:sz="4" w:space="0" w:color="auto"/>
+            </w:tcBorders>
+            <w:vAlign w:val="center"/>
+            <w:hideMark/>
+          </w:tcPr>
+          <w:p>
+            <w:pPr>
+              <w:spacing w:after="160" w:line="259" w:lineRule="auto"/>
+              <w:rPr>
+                <w:sz w:val="24"/>
+                <w:szCs w:val="24"/>
+              </w:rPr>
+            </w:pPr>
+            <w:r>
+              <w:rPr>
+                <w:sz w:val="24"/>
+                <w:szCs w:val="24"/>
+              </w:rPr>
+              <w:t>Descrizione</w:t>
+            </w:r>
+          </w:p>
+        </w:tc>
+        <w:tc>
+          <w:tcPr>
+            <w:tcW w:w="0" w:type="auto"/>
+            <w:tcBorders>
+              <w:top w:val="single" w:sz="4" w:space="0" w:color="auto"/>
+              <w:left w:val="single" w:sz="4" w:space="0" w:color="auto"/>
+              <w:bottom w:val="single" w:sz="4" w:space="0" w:color="auto"/>
+              <w:right w:val="single" w:sz="4" w:space="0" w:color="auto"/>
+            </w:tcBorders>
+            <w:vAlign w:val="center"/>
+            <w:hideMark/>
+          </w:tcPr>
+          <w:p>
+            <w:pPr>
+              <w:spacing w:after="160" w:line="259" w:lineRule="auto"/>
+              <w:rPr>
+                <w:sz w:val="24"/>
+                <w:szCs w:val="24"/>
+              </w:rPr>
+            </w:pPr>
+            <w:r>
+              <w:rPr>
+                <w:sz w:val="24"/>
+                <w:szCs w:val="24"/>
+              </w:rPr>
+              <w:t>Priorità MoSCoW</w:t>
+            </w:r>
+          </w:p>
+        </w:tc>
+        <w:tc>
+          <w:tcPr>
+            <w:tcW w:w="0" w:type="auto"/>
+            <w:tcBorders>
+              <w:top w:val="single" w:sz="4" w:space="0" w:color="auto"/>
+              <w:left w:val="single" w:sz="4" w:space="0" w:color="auto"/>
+              <w:bottom w:val="single" w:sz="4" w:space="0" w:color="auto"/>
+              <w:right w:val="single" w:sz="4" w:space="0" w:color="auto"/>
+            </w:tcBorders>
+            <w:vAlign w:val="center"/>
+            <w:hideMark/>
+          </w:tcPr>
+          <w:p>
+            <w:pPr>
+              <w:spacing w:after="160" w:line="259" w:lineRule="auto"/>
+              <w:rPr>
+                <w:sz w:val="24"/>
+                <w:szCs w:val="24"/>
+              </w:rPr>
+            </w:pPr>
+            <w:r>
+              <w:rPr>
+                <w:sz w:val="24"/>
+                <w:szCs w:val="24"/>
+              </w:rPr>
+              <w:t>Data raggiungimento</w:t>
+            </w:r>
+          </w:p>
+        </w:tc>
+        <w:bookmarkEnd w:id="0"/>
+      </w:tr>
+      <w:tr>
+        <w:tc>
+          <w:tcPr>
+            <w:tcW w:w="0" w:type="auto"/>
+            <w:tcBorders>
+              <w:top w:val="single" w:sz="4" w:space="0" w:color="auto"/>
+              <w:left w:val="single" w:sz="4" w:space="0" w:color="auto"/>
+              <w:bottom w:val="single" w:sz="4" w:space="0" w:color="auto"/>
+              <w:right w:val="single" w:sz="4" w:space="0" w:color="auto"/>
+            </w:tcBorders>
+            <w:vAlign w:val="center"/>
+            <w:hideMark/>
+          </w:tcPr>
+          <w:p>
+            <w:pPr>
+              <w:spacing w:after="160" w:line="259" w:lineRule="auto"/>
+              <w:rPr>
+                <w:sz w:val="24"/>
+                <w:szCs w:val="24"/>
+              </w:rPr>
+            </w:pPr>
+            <w:r>
+              <w:rPr>
+                <w:sz w:val="24"/>
+                <w:szCs w:val="24"/>
+              </w:rPr>
+              <w:t>RF01</w:t>
+            </w:r>
+          </w:p>
+        </w:tc>
+        <w:tc>
+          <w:tcPr>
+            <w:tcW w:w="0" w:type="auto"/>
+            <w:tcBorders>
+              <w:top w:val="single" w:sz="4" w:space="0" w:color="auto"/>
+              <w:left w:val="single" w:sz="4" w:space="0" w:color="auto"/>
+              <w:bottom w:val="single" w:sz="4" w:space="0" w:color="auto"/>
+              <w:right w:val="single" w:sz="4" w:space="0" w:color="auto"/>
+            </w:tcBorders>
+            <w:vAlign w:val="center"/>
+            <w:hideMark/>
+          </w:tcPr>
+          <w:p>
+            <w:pPr>
+              <w:spacing w:after="160" w:line="259" w:lineRule="auto"/>
+              <w:rPr>
+                <w:sz w:val="24"/>
+                <w:szCs w:val="24"/>
+              </w:rPr>
+            </w:pPr>
+            <w:r>
+              <w:rPr>
+                <w:sz w:val="24"/>
+                <w:szCs w:val="24"/>
+              </w:rPr>
+              <w:t>Registrazione e Login</w:t>
+            </w:r>
+          </w:p>
+        </w:tc>
+        <w:tc>
+          <w:tcPr>
+            <w:tcW w:w="0" w:type="auto"/>
+            <w:tcBorders>
+              <w:top w:val="single" w:sz="4" w:space="0" w:color="auto"/>
+              <w:left w:val="single" w:sz="4" w:space="0" w:color="auto"/>
+              <w:bottom w:val="single" w:sz="4" w:space="0" w:color="auto"/>
+              <w:right w:val="single" w:sz="4" w:space="0" w:color="auto"/>
+            </w:tcBorders>
+            <w:vAlign w:val="center"/>
+            <w:hideMark/>
+          </w:tcPr>
+          <w:p>
+            <w:pPr>
+              <w:spacing w:after="160" w:line="259" w:lineRule="auto"/>
+              <w:rPr>
+                <w:sz w:val="24"/>
+                <w:szCs w:val="24"/>
+              </w:rPr>
+            </w:pPr>
+            <w:r>
+              <w:rPr>
+                <w:sz w:val="24"/>
+                <w:szCs w:val="24"/>
+              </w:rPr>
+              <w:t>Consente agli utenti di registrarsi e accedere tramite username e password.</w:t>
+            </w:r>
+          </w:p>
+        </w:tc>
+        <w:tc>
+          <w:tcPr>
+            <w:tcW w:w="0" w:type="auto"/>
+            <w:tcBorders>
+              <w:top w:val="single" w:sz="4" w:space="0" w:color="auto"/>
+              <w:left w:val="single" w:sz="4" w:space="0" w:color="auto"/>
+              <w:bottom w:val="single" w:sz="4" w:space="0" w:color="auto"/>
+              <w:right w:val="single" w:sz="4" w:space="0" w:color="auto"/>
+            </w:tcBorders>
+            <w:vAlign w:val="center"/>
+            <w:hideMark/>
+          </w:tcPr>
+          <w:p>
+            <w:pPr>
+              <w:spacing w:after="160" w:line="259" w:lineRule="auto"/>
+              <w:rPr>
+                <w:sz w:val="24"/>
+                <w:szCs w:val="24"/>
+              </w:rPr>
+            </w:pPr>
+            <w:r>
+              <w:rPr>
+                <w:sz w:val="24"/>
+                <w:szCs w:val="24"/>
+              </w:rPr>
+              <w:t>Must</w:t>
+            </w:r>
+          </w:p>
+        </w:tc>
+        <w:tc>
+          <w:tcPr>
+            <w:tcW w:w="0" w:type="auto"/>
+            <w:tcBorders>
+              <w:top w:val="single" w:sz="4" w:space="0" w:color="auto"/>
+              <w:left w:val="single" w:sz="4" w:space="0" w:color="auto"/>
+              <w:bottom w:val="single" w:sz="4" w:space="0" w:color="auto"/>
+              <w:right w:val="single" w:sz="4" w:space="0" w:color="auto"/>
+            </w:tcBorders>
+            <w:vAlign w:val="center"/>
+            <w:hideMark/>
+          </w:tcPr>
+          <w:p>
+            <w:pPr>
+              <w:spacing w:after="160" w:line="259" w:lineRule="auto"/>
+              <w:rPr>
+                <w:sz w:val="24"/>
+                <w:szCs w:val="24"/>
+              </w:rPr>
+            </w:pPr>
+            <w:r>
+              <w:rPr>
+                <w:sz w:val="24"/>
+                <w:szCs w:val="24"/>
+              </w:rPr>
+              <w:t>08/11/2025</w:t>
+            </w:r>
+          </w:p>
+        </w:tc>
+      </w:tr>
+      <w:tr>
+        <w:tc>
+          <w:tcPr>
+            <w:tcW w:w="0" w:type="auto"/>
+            <w:tcBorders>
+              <w:top w:val="single" w:sz="4" w:space="0" w:color="auto"/>
+              <w:left w:val="single" w:sz="4" w:space="0" w:color="auto"/>
+              <w:bottom w:val="single" w:sz="4" w:space="0" w:color="auto"/>
+              <w:right w:val="single" w:sz="4" w:space="0" w:color="auto"/>
+            </w:tcBorders>
+            <w:vAlign w:val="center"/>
+            <w:hideMark/>
+          </w:tcPr>
+          <w:p>
+            <w:pPr>
+              <w:spacing w:after="160" w:line="259" w:lineRule="auto"/>
+              <w:rPr>
+                <w:sz w:val="24"/>
+                <w:szCs w:val="24"/>
+              </w:rPr>
+            </w:pPr>
+            <w:r>
+              <w:rPr>
+                <w:sz w:val="24"/>
+                <w:szCs w:val="24"/>
+              </w:rPr>
+              <w:t>RF02</w:t>
+            </w:r>
+          </w:p>
+        </w:tc>
+        <w:tc>
+          <w:tcPr>
+            <w:tcW w:w="0" w:type="auto"/>
+            <w:tcBorders>
+              <w:top w:val="single" w:sz="4" w:space="0" w:color="auto"/>
+              <w:left w:val="single" w:sz="4" w:space="0" w:color="auto"/>
+              <w:bottom w:val="single" w:sz="4" w:space="0" w:color="auto"/>
+              <w:right w:val="single" w:sz="4" w:space="0" w:color="auto"/>
+            </w:tcBorders>
+            <w:vAlign w:val="center"/>
+            <w:hideMark/>
+          </w:tcPr>
+          <w:p>
+            <w:pPr>
+              <w:spacing w:after="160" w:line="259" w:lineRule="auto"/>
+              <w:rPr>
+                <w:sz w:val="24"/>
+                <w:szCs w:val="24"/>
+              </w:rPr>
+            </w:pPr>
+            <w:r>
+              <w:rPr>
+                <w:sz w:val="24"/>
+                <w:szCs w:val="24"/>
+              </w:rPr>
+              <w:t>Visualizzazione Mappa</w:t>
+            </w:r>
+          </w:p>
+        </w:tc>
+        <w:tc>
+          <w:tcPr>
+            <w:tcW w:w="0" w:type="auto"/>
+            <w:tcBorders>
+              <w:top w:val="single" w:sz="4" w:space="0" w:color="auto"/>
+              <w:left w:val="single" w:sz="4" w:space="0" w:color="auto"/>
+              <w:bottom w:val="single" w:sz="4" w:space="0" w:color="auto"/>
+              <w:right w:val="single" w:sz="4" w:space="0" w:color="auto"/>
+            </w:tcBorders>
+            <w:vAlign w:val="center"/>
+            <w:hideMark/>
+          </w:tcPr>
+          <w:p>
+            <w:pPr>
+              <w:spacing w:after="160" w:line="259" w:lineRule="auto"/>
+              <w:rPr>
+                <w:sz w:val="24"/>
+                <w:szCs w:val="24"/>
+              </w:rPr>
+            </w:pPr>
+            <w:r>
+              <w:rPr>
+                <w:sz w:val="24"/>
+                <w:szCs w:val="24"/>
+              </w:rPr>
+              <w:t>Mostra sulla home page una mappa interattiva con i marker per le colonnine.</w:t>
+            </w:r>
+          </w:p>
+        </w:tc>
+        <w:tc>
+          <w:tcPr>
+            <w:tcW w:w="0" w:type="auto"/>
+            <w:tcBorders>
+              <w:top w:val="single" w:sz="4" w:space="0" w:color="auto"/>
+              <w:left w:val="single" w:sz="4" w:space="0" w:color="auto"/>
+              <w:bottom w:val="single" w:sz="4" w:space="0" w:color="auto"/>
+              <w:right w:val="single" w:sz="4" w:space="0" w:color="auto"/>
+            </w:tcBorders>
+            <w:vAlign w:val="center"/>
+            <w:hideMark/>
+          </w:tcPr>
+          <w:p>
+            <w:pPr>
+              <w:spacing w:after="160" w:line="259" w:lineRule="auto"/>
+              <w:rPr>
+                <w:sz w:val="24"/>
+                <w:szCs w:val="24"/>
+              </w:rPr>
+            </w:pPr>
+            <w:r>
+              <w:rPr>
+                <w:sz w:val="24"/>
+                <w:szCs w:val="24"/>
+              </w:rPr>
+              <w:t>Must</w:t>
+            </w:r>
+          </w:p>
+        </w:tc>
+        <w:tc>
+          <w:tcPr>
+            <w:tcW w:w="0" w:type="auto"/>
+            <w:tcBorders>
+              <w:top w:val="single" w:sz="4" w:space="0" w:color="auto"/>
+              <w:left w:val="single" w:sz="4" w:space="0" w:color="auto"/>
+              <w:bottom w:val="single" w:sz="4" w:space="0" w:color="auto"/>
+              <w:right w:val="single" w:sz="4" w:space="0" w:color="auto"/>
+            </w:tcBorders>
+            <w:vAlign w:val="center"/>
+            <w:hideMark/>
+          </w:tcPr>
+          <w:p>
+            <w:pPr>
+              <w:spacing w:after="160" w:line="259" w:lineRule="auto"/>
+              <w:rPr>
+                <w:sz w:val="24"/>
+                <w:szCs w:val="24"/>
+              </w:rPr>
+            </w:pPr>
+            <w:r>
+              <w:rPr>
+                <w:sz w:val="24"/>
+                <w:szCs w:val="24"/>
+              </w:rPr>
+              <w:t>07/11/2025</w:t>
+            </w:r>
+          </w:p>
+        </w:tc>
+      </w:tr>
+      <w:tr>
+        <w:tc>
+          <w:tcPr>
+            <w:tcW w:w="0" w:type="auto"/>
+            <w:tcBorders>
+              <w:top w:val="single" w:sz="4" w:space="0" w:color="auto"/>
+              <w:left w:val="single" w:sz="4" w:space="0" w:color="auto"/>
+              <w:bottom w:val="single" w:sz="4" w:space="0" w:color="auto"/>
+              <w:right w:val="single" w:sz="4" w:space="0" w:color="auto"/>
+            </w:tcBorders>
+            <w:vAlign w:val="center"/>
+            <w:hideMark/>
+          </w:tcPr>
+          <w:p>
+            <w:pPr>
+              <w:spacing w:after="160" w:line="259" w:lineRule="auto"/>
+              <w:rPr>
+                <w:sz w:val="24"/>
+                <w:szCs w:val="24"/>
+              </w:rPr>
+            </w:pPr>
+            <w:r>
+              <w:rPr>
+                <w:sz w:val="24"/>
+                <w:szCs w:val="24"/>
+              </w:rPr>
+              <w:t>RF03</w:t>
+            </w:r>
+          </w:p>
+        </w:tc>
+        <w:tc>
+          <w:tcPr>
+            <w:tcW w:w="0" w:type="auto"/>
+            <w:tcBorders>
+              <w:top w:val="single" w:sz="4" w:space="0" w:color="auto"/>
+              <w:left w:val="single" w:sz="4" w:space="0" w:color="auto"/>
+              <w:bottom w:val="single" w:sz="4" w:space="0" w:color="auto"/>
+              <w:right w:val="single" w:sz="4" w:space="0" w:color="auto"/>
+            </w:tcBorders>
+            <w:vAlign w:val="center"/>
+            <w:hideMark/>
+          </w:tcPr>
+          <w:p>
+            <w:pPr>
+              <w:spacing w:after="160" w:line="259" w:lineRule="auto"/>
+              <w:rPr>
+                <w:sz w:val="24"/>
+                <w:szCs w:val="24"/>
+              </w:rPr>
+            </w:pPr>
+            <w:r>
+              <w:rPr>
+                <w:sz w:val="24"/>
+                <w:szCs w:val="24"/>
+              </w:rPr>
+              <w:t>Prenotazione Colonnina</w:t>
+            </w:r>
+          </w:p>
+        </w:tc>
+        <w:tc>
+          <w:tcPr>
+            <w:tcW w:w="0" w:type="auto"/>
+            <w:tcBorders>
+              <w:top w:val="single" w:sz="4" w:space="0" w:color="auto"/>
+              <w:left w:val="single" w:sz="4" w:space="0" w:color="auto"/>
+              <w:bottom w:val="single" w:sz="4" w:space="0" w:color="auto"/>
+              <w:right w:val="single" w:sz="4" w:space="0" w:color="auto"/>
+            </w:tcBorders>
+            <w:vAlign w:val="center"/>
+            <w:hideMark/>
+          </w:tcPr>
+          <w:p>
+            <w:pPr>
+              <w:spacing w:after="160" w:line="259" w:lineRule="auto"/>
+              <w:rPr>
+                <w:sz w:val="24"/>
+                <w:szCs w:val="24"/>
+              </w:rPr>
+            </w:pPr>
+            <w:r>
+              <w:rPr>
+                <w:sz w:val="24"/>
+                <w:szCs w:val="24"/>
+              </w:rPr>
+              <w:t>Consente di prenotare una colonnina per un certo slot di tempo selezionando data e ora.</w:t>
+            </w:r>
+          </w:p>
+        </w:tc>
+        <w:tc>
+          <w:tcPr>
+            <w:tcW w:w="0" w:type="auto"/>
+            <w:tcBorders>
+              <w:top w:val="single" w:sz="4" w:space="0" w:color="auto"/>
+              <w:left w:val="single" w:sz="4" w:space="0" w:color="auto"/>
+              <w:bottom w:val="single" w:sz="4" w:space="0" w:color="auto"/>
+              <w:right w:val="single" w:sz="4" w:space="0" w:color="auto"/>
+            </w:tcBorders>
+            <w:vAlign w:val="center"/>
+            <w:hideMark/>
+          </w:tcPr>
+          <w:p>
+            <w:pPr>
+              <w:spacing w:after="160" w:line="259" w:lineRule="auto"/>
+              <w:rPr>
+                <w:sz w:val="24"/>
+                <w:szCs w:val="24"/>
+              </w:rPr>
+            </w:pPr>
+            <w:r>
+              <w:rPr>
+                <w:sz w:val="24"/>
+                <w:szCs w:val="24"/>
+              </w:rPr>
+              <w:t>Must</w:t>
+            </w:r>
+          </w:p>
+        </w:tc>
+        <w:tc>
+          <w:tcPr>
+            <w:tcW w:w="0" w:type="auto"/>
+            <w:tcBorders>
+              <w:top w:val="single" w:sz="4" w:space="0" w:color="auto"/>
+              <w:left w:val="single" w:sz="4" w:space="0" w:color="auto"/>
+              <w:bottom w:val="single" w:sz="4" w:space="0" w:color="auto"/>
+              <w:right w:val="single" w:sz="4" w:space="0" w:color="auto"/>
+            </w:tcBorders>
+            <w:vAlign w:val="center"/>
+            <w:hideMark/>
+          </w:tcPr>
+          <w:p>
+            <w:pPr>
+              <w:spacing w:after="160" w:line="259" w:lineRule="auto"/>
+              <w:rPr>
+                <w:sz w:val="24"/>
+                <w:szCs w:val="24"/>
+              </w:rPr>
+            </w:pPr>
+            <w:r>
+              <w:rPr>
+                <w:sz w:val="24"/>
+                <w:szCs w:val="24"/>
+              </w:rPr>
+              <w:t>11/11/2025</w:t>
+            </w:r>
+          </w:p>
+        </w:tc>
+      </w:tr>
+      <w:tr>
+        <w:tc>
+          <w:tcPr>
+            <w:tcW w:w="0" w:type="auto"/>
+            <w:tcBorders>
+              <w:top w:val="single" w:sz="4" w:space="0" w:color="auto"/>
+              <w:left w:val="single" w:sz="4" w:space="0" w:color="auto"/>
+              <w:bottom w:val="single" w:sz="4" w:space="0" w:color="auto"/>
+              <w:right w:val="single" w:sz="4" w:space="0" w:color="auto"/>
+            </w:tcBorders>
+            <w:vAlign w:val="center"/>
+            <w:hideMark/>
+          </w:tcPr>
+          <w:p>
+            <w:pPr>
+              <w:spacing w:after="160" w:line="259" w:lineRule="auto"/>
+              <w:rPr>
+                <w:sz w:val="24"/>
+                <w:szCs w:val="24"/>
+              </w:rPr>
+            </w:pPr>
+            <w:r>
+              <w:rPr>
+                <w:sz w:val="24"/>
+                <w:szCs w:val="24"/>
+              </w:rPr>
+              <w:t>RF04</w:t>
+            </w:r>
+          </w:p>
+        </w:tc>
+        <w:tc>
+          <w:tcPr>
+            <w:tcW w:w="0" w:type="auto"/>
+            <w:tcBorders>
+              <w:top w:val="single" w:sz="4" w:space="0" w:color="auto"/>
+              <w:left w:val="single" w:sz="4" w:space="0" w:color="auto"/>
+              <w:bottom w:val="single" w:sz="4" w:space="0" w:color="auto"/>
+              <w:right w:val="single" w:sz="4" w:space="0" w:color="auto"/>
+            </w:tcBorders>
+            <w:vAlign w:val="center"/>
+            <w:hideMark/>
+          </w:tcPr>
+          <w:p>
+            <w:pPr>
+              <w:spacing w:after="160" w:line="259" w:lineRule="auto"/>
+              <w:rPr>
+                <w:sz w:val="24"/>
+                <w:szCs w:val="24"/>
+              </w:rPr>
+            </w:pPr>
+            <w:r>
+              <w:rPr>
+                <w:sz w:val="24"/>
+                <w:szCs w:val="24"/>
+              </w:rPr>
+              <w:t>Generazione QR-Code</w:t>
+            </w:r>
+          </w:p>
+        </w:tc>
+        <w:tc>
+          <w:tcPr>
+            <w:tcW w:w="0" w:type="auto"/>
+            <w:tcBorders>
+              <w:top w:val="single" w:sz="4" w:space="0" w:color="auto"/>
+              <w:left w:val="single" w:sz="4" w:space="0" w:color="auto"/>
+              <w:bottom w:val="single" w:sz="4" w:space="0" w:color="auto"/>
+              <w:right w:val="single" w:sz="4" w:space="0" w:color="auto"/>
+            </w:tcBorders>
+            <w:vAlign w:val="center"/>
+            <w:hideMark/>
+          </w:tcPr>
+          <w:p>
+            <w:pPr>
+              <w:spacing w:after="160" w:line="259" w:lineRule="auto"/>
+              <w:rPr>
+                <w:sz w:val="24"/>
+                <w:szCs w:val="24"/>
+              </w:rPr>
+            </w:pPr>
+            <w:r>
+              <w:rPr>
+                <w:sz w:val="24"/>
+                <w:szCs w:val="24"/>
+              </w:rPr>
+              <w:t>Genera un QR-code e un codice univoco associato alla prenotazione.</w:t>
+            </w:r>
+          </w:p>
+        </w:tc>
+        <w:tc>
+          <w:tcPr>
+            <w:tcW w:w="0" w:type="auto"/>
+            <w:tcBorders>
+              <w:top w:val="single" w:sz="4" w:space="0" w:color="auto"/>
+              <w:left w:val="single" w:sz="4" w:space="0" w:color="auto"/>
+              <w:bottom w:val="single" w:sz="4" w:space="0" w:color="auto"/>
+              <w:right w:val="single" w:sz="4" w:space="0" w:color="auto"/>
+            </w:tcBorders>
+            <w:vAlign w:val="center"/>
+            <w:hideMark/>
+          </w:tcPr>
+          <w:p>
+            <w:pPr>
+              <w:spacing w:after="160" w:line="259" w:lineRule="auto"/>
+              <w:rPr>
+                <w:sz w:val="24"/>
+                <w:szCs w:val="24"/>
+              </w:rPr>
+            </w:pPr>
+            <w:r>
+              <w:rPr>
+                <w:sz w:val="24"/>
+                <w:szCs w:val="24"/>
+              </w:rPr>
+              <w:t>Must</w:t>
+            </w:r>
+          </w:p>
+        </w:tc>
+        <w:tc>
+          <w:tcPr>
+            <w:tcW w:w="0" w:type="auto"/>
+            <w:tcBorders>
+              <w:top w:val="single" w:sz="4" w:space="0" w:color="auto"/>
+              <w:left w:val="single" w:sz="4" w:space="0" w:color="auto"/>
+              <w:bottom w:val="single" w:sz="4" w:space="0" w:color="auto"/>
+              <w:right w:val="single" w:sz="4" w:space="0" w:color="auto"/>
+            </w:tcBorders>
+            <w:vAlign w:val="center"/>
+            <w:hideMark/>
+          </w:tcPr>
+          <w:p>
+            <w:pPr>
+              <w:spacing w:after="160" w:line="259" w:lineRule="auto"/>
+              <w:rPr>
+                <w:sz w:val="24"/>
+                <w:szCs w:val="24"/>
+              </w:rPr>
+            </w:pPr>
+            <w:r>
+              <w:rPr>
+                <w:sz w:val="24"/>
+                <w:szCs w:val="24"/>
+              </w:rPr>
+              <w:t>24/11/2025</w:t>
+            </w:r>
+          </w:p>
+        </w:tc>
+      </w:tr>
+      <w:tr>
+        <w:tc>
+          <w:tcPr>
+            <w:tcW w:w="0" w:type="auto"/>
+            <w:tcBorders>
+              <w:top w:val="single" w:sz="4" w:space="0" w:color="auto"/>
+              <w:left w:val="single" w:sz="4" w:space="0" w:color="auto"/>
+              <w:bottom w:val="single" w:sz="4" w:space="0" w:color="auto"/>
+              <w:right w:val="single" w:sz="4" w:space="0" w:color="auto"/>
+            </w:tcBorders>
+            <w:vAlign w:val="center"/>
+            <w:hideMark/>
+          </w:tcPr>
+          <w:p>
+            <w:pPr>
+              <w:spacing w:after="160" w:line="259" w:lineRule="auto"/>
+              <w:rPr>
+                <w:sz w:val="24"/>
+                <w:szCs w:val="24"/>
+              </w:rPr>
+            </w:pPr>
+            <w:r>
+              <w:rPr>
+                <w:sz w:val="24"/>
+                <w:szCs w:val="24"/>
+              </w:rPr>
+              <w:t>RF05</w:t>
+            </w:r>
+          </w:p>
+        </w:tc>
+        <w:tc>
+          <w:tcPr>
+            <w:tcW w:w="0" w:type="auto"/>
+            <w:tcBorders>
+              <w:top w:val="single" w:sz="4" w:space="0" w:color="auto"/>
+              <w:left w:val="single" w:sz="4" w:space="0" w:color="auto"/>
+              <w:bottom w:val="single" w:sz="4" w:space="0" w:color="auto"/>
+              <w:right w:val="single" w:sz="4" w:space="0" w:color="auto"/>
+            </w:tcBorders>
+            <w:vAlign w:val="center"/>
+            <w:hideMark/>
+          </w:tcPr>
+          <w:p>
+            <w:pPr>
+              <w:spacing w:after="160" w:line="259" w:lineRule="auto"/>
+              <w:rPr>
+                <w:sz w:val="24"/>
+                <w:szCs w:val="24"/>
+              </w:rPr>
+            </w:pPr>
+            <w:r>
+              <w:rPr>
+                <w:sz w:val="24"/>
+                <w:szCs w:val="24"/>
+              </w:rPr>
+              <w:t>Navigazione tramite Menù</w:t>
+            </w:r>
+          </w:p>
+        </w:tc>
+        <w:tc>
+          <w:tcPr>
+            <w:tcW w:w="0" w:type="auto"/>
+            <w:tcBorders>
+              <w:top w:val="single" w:sz="4" w:space="0" w:color="auto"/>
+              <w:left w:val="single" w:sz="4" w:space="0" w:color="auto"/>
+              <w:bottom w:val="single" w:sz="4" w:space="0" w:color="auto"/>
+              <w:right w:val="single" w:sz="4" w:space="0" w:color="auto"/>
+            </w:tcBorders>
+            <w:vAlign w:val="center"/>
+            <w:hideMark/>
+          </w:tcPr>
+          <w:p>
+            <w:pPr>
+              <w:spacing w:after="160" w:line="259" w:lineRule="auto"/>
+              <w:rPr>
+                <w:sz w:val="24"/>
+                <w:szCs w:val="24"/>
+              </w:rPr>
+            </w:pPr>
+            <w:r>
+              <w:rPr>
+                <w:sz w:val="24"/>
+                <w:szCs w:val="24"/>
+              </w:rPr>
+              <w:t>Permette di navigare all’interno dell’app web con facilità in tutte le pagine.</w:t>
+            </w:r>
+          </w:p>
+        </w:tc>
+        <w:tc>
+          <w:tcPr>
+            <w:tcW w:w="0" w:type="auto"/>
+            <w:tcBorders>
+              <w:top w:val="single" w:sz="4" w:space="0" w:color="auto"/>
+              <w:left w:val="single" w:sz="4" w:space="0" w:color="auto"/>
+              <w:bottom w:val="single" w:sz="4" w:space="0" w:color="auto"/>
+              <w:right w:val="single" w:sz="4" w:space="0" w:color="auto"/>
+            </w:tcBorders>
+            <w:vAlign w:val="center"/>
+          </w:tcPr>
+          <w:p>
+            <w:pPr>
+              <w:spacing w:after="160" w:line="259" w:lineRule="auto"/>
+              <w:rPr>
+                <w:sz w:val="24"/>
+                <w:szCs w:val="24"/>
+              </w:rPr>
+            </w:pPr>
+            <w:r>
+              <w:rPr>
+                <w:sz w:val="24"/>
+                <w:szCs w:val="24"/>
+              </w:rPr>
+              <w:t>Must</w:t>
+            </w:r>
+          </w:p>
+          <w:p>
+            <w:pPr>
+              <w:spacing w:after="160" w:line="259" w:lineRule="auto"/>
+              <w:rPr>
+                <w:sz w:val="24"/>
+                <w:szCs w:val="24"/>
+              </w:rPr>
+            </w:pPr>
+          </w:p>
+        </w:tc>
+        <w:tc>
+          <w:tcPr>
+            <w:tcW w:w="0" w:type="auto"/>
+            <w:tcBorders>
+              <w:top w:val="single" w:sz="4" w:space="0" w:color="auto"/>
+              <w:left w:val="single" w:sz="4" w:space="0" w:color="auto"/>
+              <w:bottom w:val="single" w:sz="4" w:space="0" w:color="auto"/>
+              <w:right w:val="single" w:sz="4" w:space="0" w:color="auto"/>
+            </w:tcBorders>
+            <w:vAlign w:val="center"/>
+            <w:hideMark/>
+          </w:tcPr>
+          <w:p>
+            <w:pPr>
+              <w:spacing w:after="160" w:line="259" w:lineRule="auto"/>
+              <w:rPr>
+                <w:sz w:val="24"/>
+                <w:szCs w:val="24"/>
+              </w:rPr>
+            </w:pPr>
+            <w:r>
+              <w:rPr>
+                <w:sz w:val="24"/>
+                <w:szCs w:val="24"/>
+              </w:rPr>
+              <w:t>02/11/2025</w:t>
+            </w:r>
+          </w:p>
+        </w:tc>
+      </w:tr>
+      <w:tr>
+        <w:tc>
+          <w:tcPr>
+            <w:tcW w:w="0" w:type="auto"/>
+            <w:tcBorders>
+              <w:top w:val="single" w:sz="4" w:space="0" w:color="auto"/>
+              <w:left w:val="single" w:sz="4" w:space="0" w:color="auto"/>
+              <w:bottom w:val="single" w:sz="4" w:space="0" w:color="auto"/>
+              <w:right w:val="single" w:sz="4" w:space="0" w:color="auto"/>
+            </w:tcBorders>
+            <w:vAlign w:val="center"/>
+            <w:hideMark/>
+          </w:tcPr>
+          <w:p>
+            <w:pPr>
+              <w:spacing w:after="160" w:line="259" w:lineRule="auto"/>
+              <w:rPr>
+                <w:sz w:val="24"/>
+                <w:szCs w:val="24"/>
+              </w:rPr>
+            </w:pPr>
+            <w:r>
+              <w:rPr>
+                <w:sz w:val="24"/>
+                <w:szCs w:val="24"/>
+              </w:rPr>
+              <w:lastRenderedPageBreak/>
+              <w:t>RF06</w:t>
+            </w:r>
+          </w:p>
+        </w:tc>
+        <w:tc>
+          <w:tcPr>
+            <w:tcW w:w="0" w:type="auto"/>
+            <w:tcBorders>
+              <w:top w:val="single" w:sz="4" w:space="0" w:color="auto"/>
+              <w:left w:val="single" w:sz="4" w:space="0" w:color="auto"/>
+              <w:bottom w:val="single" w:sz="4" w:space="0" w:color="auto"/>
+              <w:right w:val="single" w:sz="4" w:space="0" w:color="auto"/>
+            </w:tcBorders>
+            <w:vAlign w:val="center"/>
+            <w:hideMark/>
+          </w:tcPr>
+          <w:p>
+            <w:pPr>
+              <w:spacing w:after="160" w:line="259" w:lineRule="auto"/>
+              <w:rPr>
+                <w:sz w:val="24"/>
+                <w:szCs w:val="24"/>
+              </w:rPr>
+            </w:pPr>
+            <w:r>
+              <w:rPr>
+                <w:sz w:val="24"/>
+                <w:szCs w:val="24"/>
+              </w:rPr>
+              <w:t>Gestione Profilo</w:t>
+            </w:r>
+          </w:p>
+        </w:tc>
+        <w:tc>
+          <w:tcPr>
+            <w:tcW w:w="0" w:type="auto"/>
+            <w:tcBorders>
+              <w:top w:val="single" w:sz="4" w:space="0" w:color="auto"/>
+              <w:left w:val="single" w:sz="4" w:space="0" w:color="auto"/>
+              <w:bottom w:val="single" w:sz="4" w:space="0" w:color="auto"/>
+              <w:right w:val="single" w:sz="4" w:space="0" w:color="auto"/>
+            </w:tcBorders>
+            <w:vAlign w:val="center"/>
+            <w:hideMark/>
+          </w:tcPr>
+          <w:p>
+            <w:pPr>
+              <w:spacing w:after="160" w:line="259" w:lineRule="auto"/>
+              <w:rPr>
+                <w:sz w:val="24"/>
+                <w:szCs w:val="24"/>
+              </w:rPr>
+            </w:pPr>
+            <w:r>
+              <w:rPr>
+                <w:sz w:val="24"/>
+                <w:szCs w:val="24"/>
+              </w:rPr>
+              <w:t>Permette di visualizzare e modificare i dati personali dell’utente.</w:t>
+            </w:r>
+          </w:p>
+        </w:tc>
+        <w:tc>
+          <w:tcPr>
+            <w:tcW w:w="0" w:type="auto"/>
+            <w:tcBorders>
+              <w:top w:val="single" w:sz="4" w:space="0" w:color="auto"/>
+              <w:left w:val="single" w:sz="4" w:space="0" w:color="auto"/>
+              <w:bottom w:val="single" w:sz="4" w:space="0" w:color="auto"/>
+              <w:right w:val="single" w:sz="4" w:space="0" w:color="auto"/>
+            </w:tcBorders>
+            <w:vAlign w:val="center"/>
+            <w:hideMark/>
+          </w:tcPr>
+          <w:p>
+            <w:pPr>
+              <w:spacing w:after="160" w:line="259" w:lineRule="auto"/>
+              <w:rPr>
+                <w:sz w:val="24"/>
+                <w:szCs w:val="24"/>
+              </w:rPr>
+            </w:pPr>
+            <w:proofErr w:type="spellStart"/>
+            <w:r>
+              <w:rPr>
+                <w:sz w:val="24"/>
+                <w:szCs w:val="24"/>
+              </w:rPr>
+              <w:t>Should</w:t>
+            </w:r>
+            <w:proofErr w:type="spellEnd"/>
+          </w:p>
+        </w:tc>
+        <w:tc>
+          <w:tcPr>
+            <w:tcW w:w="0" w:type="auto"/>
+            <w:tcBorders>
+              <w:top w:val="single" w:sz="4" w:space="0" w:color="auto"/>
+              <w:left w:val="single" w:sz="4" w:space="0" w:color="auto"/>
+              <w:bottom w:val="single" w:sz="4" w:space="0" w:color="auto"/>
+              <w:right w:val="single" w:sz="4" w:space="0" w:color="auto"/>
+            </w:tcBorders>
+            <w:vAlign w:val="center"/>
+            <w:hideMark/>
+          </w:tcPr>
+          <w:p>
+            <w:pPr>
+              <w:spacing w:after="160" w:line="259" w:lineRule="auto"/>
+              <w:rPr>
+                <w:sz w:val="24"/>
+                <w:szCs w:val="24"/>
+              </w:rPr>
+            </w:pPr>
+            <w:r>
+              <w:rPr>
+                <w:sz w:val="24"/>
+                <w:szCs w:val="24"/>
+              </w:rPr>
+              <w:t>02/12/2025</w:t>
+            </w:r>
+          </w:p>
+        </w:tc>
+      </w:tr>
+      <w:tr>
+        <w:tc>
+          <w:tcPr>
+            <w:tcW w:w="0" w:type="auto"/>
+            <w:tcBorders>
+              <w:top w:val="single" w:sz="4" w:space="0" w:color="auto"/>
+              <w:left w:val="single" w:sz="4" w:space="0" w:color="auto"/>
+              <w:bottom w:val="single" w:sz="4" w:space="0" w:color="auto"/>
+              <w:right w:val="single" w:sz="4" w:space="0" w:color="auto"/>
+            </w:tcBorders>
+            <w:vAlign w:val="center"/>
+            <w:hideMark/>
+          </w:tcPr>
+          <w:p>
+            <w:pPr>
+              <w:spacing w:after="160" w:line="259" w:lineRule="auto"/>
+              <w:rPr>
+                <w:sz w:val="24"/>
+                <w:szCs w:val="24"/>
+              </w:rPr>
+            </w:pPr>
+            <w:r>
+              <w:rPr>
+                <w:sz w:val="24"/>
+                <w:szCs w:val="24"/>
+              </w:rPr>
+              <w:t>RF07</w:t>
+            </w:r>
+          </w:p>
+        </w:tc>
+        <w:tc>
+          <w:tcPr>
+            <w:tcW w:w="0" w:type="auto"/>
+            <w:tcBorders>
+              <w:top w:val="single" w:sz="4" w:space="0" w:color="auto"/>
+              <w:left w:val="single" w:sz="4" w:space="0" w:color="auto"/>
+              <w:bottom w:val="single" w:sz="4" w:space="0" w:color="auto"/>
+              <w:right w:val="single" w:sz="4" w:space="0" w:color="auto"/>
+            </w:tcBorders>
+            <w:vAlign w:val="center"/>
+            <w:hideMark/>
+          </w:tcPr>
+          <w:p>
+            <w:pPr>
+              <w:spacing w:after="160" w:line="259" w:lineRule="auto"/>
+              <w:rPr>
+                <w:sz w:val="24"/>
+                <w:szCs w:val="24"/>
+              </w:rPr>
+            </w:pPr>
+            <w:r>
+              <w:rPr>
+                <w:sz w:val="24"/>
+                <w:szCs w:val="24"/>
+              </w:rPr>
+              <w:t>Gestione Admin</w:t>
+            </w:r>
+          </w:p>
+        </w:tc>
+        <w:tc>
+          <w:tcPr>
+            <w:tcW w:w="0" w:type="auto"/>
+            <w:tcBorders>
+              <w:top w:val="single" w:sz="4" w:space="0" w:color="auto"/>
+              <w:left w:val="single" w:sz="4" w:space="0" w:color="auto"/>
+              <w:bottom w:val="single" w:sz="4" w:space="0" w:color="auto"/>
+              <w:right w:val="single" w:sz="4" w:space="0" w:color="auto"/>
+            </w:tcBorders>
+            <w:vAlign w:val="center"/>
+            <w:hideMark/>
+          </w:tcPr>
+          <w:p>
+            <w:pPr>
+              <w:spacing w:after="160" w:line="259" w:lineRule="auto"/>
+              <w:rPr>
+                <w:sz w:val="24"/>
+                <w:szCs w:val="24"/>
+              </w:rPr>
+            </w:pPr>
+            <w:r>
+              <w:rPr>
+                <w:sz w:val="24"/>
+                <w:szCs w:val="24"/>
+              </w:rPr>
+              <w:t>Permette all’amministratore di gestire gli utenti, le colonnine e le prenotazioni. Può anche visualizzare grafici e statistiche.</w:t>
+            </w:r>
+          </w:p>
+        </w:tc>
+        <w:tc>
+          <w:tcPr>
+            <w:tcW w:w="0" w:type="auto"/>
+            <w:tcBorders>
+              <w:top w:val="single" w:sz="4" w:space="0" w:color="auto"/>
+              <w:left w:val="single" w:sz="4" w:space="0" w:color="auto"/>
+              <w:bottom w:val="single" w:sz="4" w:space="0" w:color="auto"/>
+              <w:right w:val="single" w:sz="4" w:space="0" w:color="auto"/>
+            </w:tcBorders>
+            <w:vAlign w:val="center"/>
+            <w:hideMark/>
+          </w:tcPr>
+          <w:p>
+            <w:pPr>
+              <w:spacing w:after="160" w:line="259" w:lineRule="auto"/>
+              <w:rPr>
+                <w:sz w:val="24"/>
+                <w:szCs w:val="24"/>
+              </w:rPr>
+            </w:pPr>
+            <w:proofErr w:type="spellStart"/>
+            <w:r>
+              <w:rPr>
+                <w:sz w:val="24"/>
+                <w:szCs w:val="24"/>
+              </w:rPr>
+              <w:t>Should</w:t>
+            </w:r>
+            <w:proofErr w:type="spellEnd"/>
+          </w:p>
+        </w:tc>
+        <w:tc>
+          <w:tcPr>
+            <w:tcW w:w="0" w:type="auto"/>
+            <w:tcBorders>
+              <w:top w:val="single" w:sz="4" w:space="0" w:color="auto"/>
+              <w:left w:val="single" w:sz="4" w:space="0" w:color="auto"/>
+              <w:bottom w:val="single" w:sz="4" w:space="0" w:color="auto"/>
+              <w:right w:val="single" w:sz="4" w:space="0" w:color="auto"/>
+            </w:tcBorders>
+            <w:vAlign w:val="center"/>
+            <w:hideMark/>
+          </w:tcPr>
+          <w:p>
+            <w:pPr>
+              <w:spacing w:after="160" w:line="259" w:lineRule="auto"/>
+              <w:rPr>
+                <w:sz w:val="24"/>
+                <w:szCs w:val="24"/>
+              </w:rPr>
+            </w:pPr>
+            <w:r>
+              <w:rPr>
+                <w:sz w:val="24"/>
+                <w:szCs w:val="24"/>
+              </w:rPr>
+              <w:t>03/01/2026</w:t>
+            </w:r>
+          </w:p>
+        </w:tc>
+      </w:tr>
+      <w:tr>
+        <w:tc>
+          <w:tcPr>
+            <w:tcW w:w="0" w:type="auto"/>
+            <w:tcBorders>
+              <w:top w:val="single" w:sz="4" w:space="0" w:color="auto"/>
+              <w:left w:val="single" w:sz="4" w:space="0" w:color="auto"/>
+              <w:bottom w:val="single" w:sz="4" w:space="0" w:color="auto"/>
+              <w:right w:val="single" w:sz="4" w:space="0" w:color="auto"/>
+            </w:tcBorders>
+            <w:vAlign w:val="center"/>
+            <w:hideMark/>
+          </w:tcPr>
+          <w:p>
+            <w:pPr>
+              <w:spacing w:after="160" w:line="259" w:lineRule="auto"/>
+              <w:rPr>
+                <w:sz w:val="24"/>
+                <w:szCs w:val="24"/>
+              </w:rPr>
+            </w:pPr>
+            <w:r>
+              <w:rPr>
+                <w:sz w:val="24"/>
+                <w:szCs w:val="24"/>
+              </w:rPr>
+              <w:t>RF08</w:t>
+            </w:r>
+          </w:p>
+        </w:tc>
+        <w:tc>
+          <w:tcPr>
+            <w:tcW w:w="0" w:type="auto"/>
+            <w:tcBorders>
+              <w:top w:val="single" w:sz="4" w:space="0" w:color="auto"/>
+              <w:left w:val="single" w:sz="4" w:space="0" w:color="auto"/>
+              <w:bottom w:val="single" w:sz="4" w:space="0" w:color="auto"/>
+              <w:right w:val="single" w:sz="4" w:space="0" w:color="auto"/>
+            </w:tcBorders>
+            <w:vAlign w:val="center"/>
+            <w:hideMark/>
+          </w:tcPr>
+          <w:p>
+            <w:pPr>
+              <w:spacing w:after="160" w:line="259" w:lineRule="auto"/>
+              <w:rPr>
+                <w:sz w:val="24"/>
+                <w:szCs w:val="24"/>
+              </w:rPr>
+            </w:pPr>
+            <w:r>
+              <w:rPr>
+                <w:sz w:val="24"/>
+                <w:szCs w:val="24"/>
+              </w:rPr>
+              <w:t>Gestione auto utente</w:t>
+            </w:r>
+          </w:p>
+        </w:tc>
+        <w:tc>
+          <w:tcPr>
+            <w:tcW w:w="0" w:type="auto"/>
+            <w:tcBorders>
+              <w:top w:val="single" w:sz="4" w:space="0" w:color="auto"/>
+              <w:left w:val="single" w:sz="4" w:space="0" w:color="auto"/>
+              <w:bottom w:val="single" w:sz="4" w:space="0" w:color="auto"/>
+              <w:right w:val="single" w:sz="4" w:space="0" w:color="auto"/>
+            </w:tcBorders>
+            <w:vAlign w:val="center"/>
+            <w:hideMark/>
+          </w:tcPr>
+          <w:p>
+            <w:pPr>
+              <w:spacing w:after="160" w:line="259" w:lineRule="auto"/>
+              <w:rPr>
+                <w:sz w:val="24"/>
+                <w:szCs w:val="24"/>
+              </w:rPr>
+            </w:pPr>
+            <w:r>
+              <w:rPr>
+                <w:sz w:val="24"/>
+                <w:szCs w:val="24"/>
+              </w:rPr>
+              <w:t>Permette all’utente di aggiungere le sue auto al sistema e vedere la loro carica.</w:t>
+            </w:r>
+          </w:p>
+        </w:tc>
+        <w:tc>
+          <w:tcPr>
+            <w:tcW w:w="0" w:type="auto"/>
+            <w:tcBorders>
+              <w:top w:val="single" w:sz="4" w:space="0" w:color="auto"/>
+              <w:left w:val="single" w:sz="4" w:space="0" w:color="auto"/>
+              <w:bottom w:val="single" w:sz="4" w:space="0" w:color="auto"/>
+              <w:right w:val="single" w:sz="4" w:space="0" w:color="auto"/>
+            </w:tcBorders>
+            <w:vAlign w:val="center"/>
+            <w:hideMark/>
+          </w:tcPr>
+          <w:p>
+            <w:pPr>
+              <w:spacing w:after="160" w:line="259" w:lineRule="auto"/>
+              <w:rPr>
+                <w:sz w:val="24"/>
+                <w:szCs w:val="24"/>
+              </w:rPr>
+            </w:pPr>
+            <w:proofErr w:type="spellStart"/>
+            <w:r>
+              <w:rPr>
+                <w:sz w:val="24"/>
+                <w:szCs w:val="24"/>
+              </w:rPr>
+              <w:t>Could</w:t>
+            </w:r>
+            <w:proofErr w:type="spellEnd"/>
+          </w:p>
+        </w:tc>
+        <w:tc>
+          <w:tcPr>
+            <w:tcW w:w="0" w:type="auto"/>
+            <w:tcBorders>
+              <w:top w:val="single" w:sz="4" w:space="0" w:color="auto"/>
+              <w:left w:val="single" w:sz="4" w:space="0" w:color="auto"/>
+              <w:bottom w:val="single" w:sz="4" w:space="0" w:color="auto"/>
+              <w:right w:val="single" w:sz="4" w:space="0" w:color="auto"/>
+            </w:tcBorders>
+            <w:vAlign w:val="center"/>
+            <w:hideMark/>
+          </w:tcPr>
+          <w:p>
+            <w:pPr>
+              <w:spacing w:after="160" w:line="259" w:lineRule="auto"/>
+              <w:rPr>
+                <w:sz w:val="24"/>
+                <w:szCs w:val="24"/>
+              </w:rPr>
+            </w:pPr>
+            <w:r>
+              <w:rPr>
+                <w:sz w:val="24"/>
+                <w:szCs w:val="24"/>
+              </w:rPr>
+              <w:t>17/12/2025</w:t>
+            </w:r>
+          </w:p>
+        </w:tc>
+      </w:tr>
+      <w:tr>
+        <w:tc>
+          <w:tcPr>
+            <w:tcW w:w="0" w:type="auto"/>
+            <w:tcBorders>
+              <w:top w:val="single" w:sz="4" w:space="0" w:color="auto"/>
+              <w:left w:val="single" w:sz="4" w:space="0" w:color="auto"/>
+              <w:bottom w:val="single" w:sz="4" w:space="0" w:color="auto"/>
+              <w:right w:val="single" w:sz="4" w:space="0" w:color="auto"/>
+            </w:tcBorders>
+            <w:vAlign w:val="center"/>
+            <w:hideMark/>
+          </w:tcPr>
+          <w:p>
+            <w:pPr>
+              <w:spacing w:after="160" w:line="259" w:lineRule="auto"/>
+              <w:rPr>
+                <w:sz w:val="24"/>
+                <w:szCs w:val="24"/>
+              </w:rPr>
+            </w:pPr>
+            <w:r>
+              <w:rPr>
+                <w:sz w:val="24"/>
+                <w:szCs w:val="24"/>
+              </w:rPr>
+              <w:t>RF09</w:t>
+            </w:r>
+          </w:p>
+        </w:tc>
+        <w:tc>
+          <w:tcPr>
+            <w:tcW w:w="0" w:type="auto"/>
+            <w:tcBorders>
+              <w:top w:val="single" w:sz="4" w:space="0" w:color="auto"/>
+              <w:left w:val="single" w:sz="4" w:space="0" w:color="auto"/>
+              <w:bottom w:val="single" w:sz="4" w:space="0" w:color="auto"/>
+              <w:right w:val="single" w:sz="4" w:space="0" w:color="auto"/>
+            </w:tcBorders>
+            <w:vAlign w:val="center"/>
+            <w:hideMark/>
+          </w:tcPr>
+          <w:p>
+            <w:pPr>
+              <w:spacing w:after="160" w:line="259" w:lineRule="auto"/>
+              <w:rPr>
+                <w:sz w:val="24"/>
+                <w:szCs w:val="24"/>
+              </w:rPr>
+            </w:pPr>
+            <w:r>
+              <w:rPr>
+                <w:sz w:val="24"/>
+                <w:szCs w:val="24"/>
+              </w:rPr>
+              <w:t>Ricerca e Filtri</w:t>
+            </w:r>
+          </w:p>
+        </w:tc>
+        <w:tc>
+          <w:tcPr>
+            <w:tcW w:w="0" w:type="auto"/>
+            <w:tcBorders>
+              <w:top w:val="single" w:sz="4" w:space="0" w:color="auto"/>
+              <w:left w:val="single" w:sz="4" w:space="0" w:color="auto"/>
+              <w:bottom w:val="single" w:sz="4" w:space="0" w:color="auto"/>
+              <w:right w:val="single" w:sz="4" w:space="0" w:color="auto"/>
+            </w:tcBorders>
+            <w:vAlign w:val="center"/>
+            <w:hideMark/>
+          </w:tcPr>
+          <w:p>
+            <w:pPr>
+              <w:spacing w:after="160" w:line="259" w:lineRule="auto"/>
+              <w:rPr>
+                <w:sz w:val="24"/>
+                <w:szCs w:val="24"/>
+              </w:rPr>
+            </w:pPr>
+            <w:r>
+              <w:rPr>
+                <w:sz w:val="24"/>
+                <w:szCs w:val="24"/>
+              </w:rPr>
+              <w:t>Consente di cercare le colonnine per nome, indirizzo e comune.</w:t>
+            </w:r>
+          </w:p>
+        </w:tc>
+        <w:tc>
+          <w:tcPr>
+            <w:tcW w:w="0" w:type="auto"/>
+            <w:tcBorders>
+              <w:top w:val="single" w:sz="4" w:space="0" w:color="auto"/>
+              <w:left w:val="single" w:sz="4" w:space="0" w:color="auto"/>
+              <w:bottom w:val="single" w:sz="4" w:space="0" w:color="auto"/>
+              <w:right w:val="single" w:sz="4" w:space="0" w:color="auto"/>
+            </w:tcBorders>
+            <w:vAlign w:val="center"/>
+            <w:hideMark/>
+          </w:tcPr>
+          <w:p>
+            <w:pPr>
+              <w:spacing w:after="160" w:line="259" w:lineRule="auto"/>
+              <w:rPr>
+                <w:sz w:val="24"/>
+                <w:szCs w:val="24"/>
+              </w:rPr>
+            </w:pPr>
+            <w:proofErr w:type="spellStart"/>
+            <w:r>
+              <w:rPr>
+                <w:sz w:val="24"/>
+                <w:szCs w:val="24"/>
+              </w:rPr>
+              <w:t>Could</w:t>
+            </w:r>
+            <w:proofErr w:type="spellEnd"/>
+          </w:p>
+        </w:tc>
+        <w:tc>
+          <w:tcPr>
+            <w:tcW w:w="0" w:type="auto"/>
+            <w:tcBorders>
+              <w:top w:val="single" w:sz="4" w:space="0" w:color="auto"/>
+              <w:left w:val="single" w:sz="4" w:space="0" w:color="auto"/>
+              <w:bottom w:val="single" w:sz="4" w:space="0" w:color="auto"/>
+              <w:right w:val="single" w:sz="4" w:space="0" w:color="auto"/>
+            </w:tcBorders>
+            <w:vAlign w:val="center"/>
+            <w:hideMark/>
+          </w:tcPr>
+          <w:p>
+            <w:pPr>
+              <w:spacing w:after="160" w:line="259" w:lineRule="auto"/>
+              <w:rPr>
+                <w:sz w:val="24"/>
+                <w:szCs w:val="24"/>
+              </w:rPr>
+            </w:pPr>
+            <w:r>
+              <w:rPr>
+                <w:sz w:val="24"/>
+                <w:szCs w:val="24"/>
+              </w:rPr>
+              <w:t>11/12/2025</w:t>
+            </w:r>
+          </w:p>
+        </w:tc>
+      </w:tr>
+      <w:tr>
+        <w:tc>
+          <w:tcPr>
+            <w:tcW w:w="0" w:type="auto"/>
+            <w:tcBorders>
+              <w:top w:val="single" w:sz="4" w:space="0" w:color="auto"/>
+              <w:left w:val="single" w:sz="4" w:space="0" w:color="auto"/>
+              <w:bottom w:val="single" w:sz="4" w:space="0" w:color="auto"/>
+              <w:right w:val="single" w:sz="4" w:space="0" w:color="auto"/>
+            </w:tcBorders>
+            <w:vAlign w:val="center"/>
+            <w:hideMark/>
+          </w:tcPr>
+          <w:p>
+            <w:pPr>
+              <w:spacing w:after="160" w:line="259" w:lineRule="auto"/>
+              <w:rPr>
+                <w:sz w:val="24"/>
+                <w:szCs w:val="24"/>
+              </w:rPr>
+            </w:pPr>
+            <w:r>
+              <w:rPr>
+                <w:sz w:val="24"/>
+                <w:szCs w:val="24"/>
+              </w:rPr>
+              <w:t>RF10</w:t>
+            </w:r>
+          </w:p>
+        </w:tc>
+        <w:tc>
+          <w:tcPr>
+            <w:tcW w:w="0" w:type="auto"/>
+            <w:tcBorders>
+              <w:top w:val="single" w:sz="4" w:space="0" w:color="auto"/>
+              <w:left w:val="single" w:sz="4" w:space="0" w:color="auto"/>
+              <w:bottom w:val="single" w:sz="4" w:space="0" w:color="auto"/>
+              <w:right w:val="single" w:sz="4" w:space="0" w:color="auto"/>
+            </w:tcBorders>
+            <w:vAlign w:val="center"/>
+            <w:hideMark/>
+          </w:tcPr>
+          <w:p>
+            <w:pPr>
+              <w:spacing w:after="160" w:line="259" w:lineRule="auto"/>
+              <w:rPr>
+                <w:sz w:val="24"/>
+                <w:szCs w:val="24"/>
+              </w:rPr>
+            </w:pPr>
+            <w:r>
+              <w:rPr>
+                <w:sz w:val="24"/>
+                <w:szCs w:val="24"/>
+              </w:rPr>
+              <w:t>Notifiche</w:t>
+            </w:r>
+          </w:p>
+        </w:tc>
+        <w:tc>
+          <w:tcPr>
+            <w:tcW w:w="0" w:type="auto"/>
+            <w:tcBorders>
+              <w:top w:val="single" w:sz="4" w:space="0" w:color="auto"/>
+              <w:left w:val="single" w:sz="4" w:space="0" w:color="auto"/>
+              <w:bottom w:val="single" w:sz="4" w:space="0" w:color="auto"/>
+              <w:right w:val="single" w:sz="4" w:space="0" w:color="auto"/>
+            </w:tcBorders>
+            <w:vAlign w:val="center"/>
+            <w:hideMark/>
+          </w:tcPr>
+          <w:p>
+            <w:pPr>
+              <w:spacing w:after="160" w:line="259" w:lineRule="auto"/>
+              <w:rPr>
+                <w:sz w:val="24"/>
+                <w:szCs w:val="24"/>
+              </w:rPr>
+            </w:pPr>
+            <w:r>
+              <w:rPr>
+                <w:sz w:val="24"/>
+                <w:szCs w:val="24"/>
+              </w:rPr>
+              <w:t>Invia notifiche di promemoria della prenotazione.</w:t>
+            </w:r>
+          </w:p>
+        </w:tc>
+        <w:tc>
+          <w:tcPr>
+            <w:tcW w:w="0" w:type="auto"/>
+            <w:tcBorders>
+              <w:top w:val="single" w:sz="4" w:space="0" w:color="auto"/>
+              <w:left w:val="single" w:sz="4" w:space="0" w:color="auto"/>
+              <w:bottom w:val="single" w:sz="4" w:space="0" w:color="auto"/>
+              <w:right w:val="single" w:sz="4" w:space="0" w:color="auto"/>
+            </w:tcBorders>
+            <w:vAlign w:val="center"/>
+            <w:hideMark/>
+          </w:tcPr>
+          <w:p>
+            <w:pPr>
+              <w:spacing w:after="160" w:line="259" w:lineRule="auto"/>
+              <w:rPr>
+                <w:sz w:val="24"/>
+                <w:szCs w:val="24"/>
+              </w:rPr>
+            </w:pPr>
+            <w:proofErr w:type="spellStart"/>
+            <w:r>
+              <w:rPr>
+                <w:sz w:val="24"/>
+                <w:szCs w:val="24"/>
+              </w:rPr>
+              <w:t>Could</w:t>
+            </w:r>
+            <w:proofErr w:type="spellEnd"/>
+          </w:p>
+        </w:tc>
+        <w:tc>
+          <w:tcPr>
+            <w:tcW w:w="0" w:type="auto"/>
+            <w:tcBorders>
+              <w:top w:val="single" w:sz="4" w:space="0" w:color="auto"/>
+              <w:left w:val="single" w:sz="4" w:space="0" w:color="auto"/>
+              <w:bottom w:val="single" w:sz="4" w:space="0" w:color="auto"/>
+              <w:right w:val="single" w:sz="4" w:space="0" w:color="auto"/>
+            </w:tcBorders>
+            <w:vAlign w:val="center"/>
+            <w:hideMark/>
+          </w:tcPr>
+          <w:p>
+            <w:pPr>
+              <w:spacing w:after="160" w:line="259" w:lineRule="auto"/>
+              <w:rPr>
+                <w:sz w:val="24"/>
+                <w:szCs w:val="24"/>
+              </w:rPr>
+            </w:pPr>
+            <w:r>
+              <w:rPr>
+                <w:sz w:val="24"/>
+                <w:szCs w:val="24"/>
+              </w:rPr>
+              <w:t>30/12/2025</w:t>
+            </w:r>
+          </w:p>
+        </w:tc>
+      </w:tr>
+      <w:tr>
+        <w:tc>
+          <w:tcPr>
+            <w:tcW w:w="0" w:type="auto"/>
+            <w:tcBorders>
+              <w:top w:val="single" w:sz="4" w:space="0" w:color="auto"/>
+              <w:left w:val="single" w:sz="4" w:space="0" w:color="auto"/>
+              <w:bottom w:val="single" w:sz="4" w:space="0" w:color="auto"/>
+              <w:right w:val="single" w:sz="4" w:space="0" w:color="auto"/>
+            </w:tcBorders>
+            <w:vAlign w:val="center"/>
+            <w:hideMark/>
+          </w:tcPr>
+          <w:p>
+            <w:pPr>
+              <w:spacing w:after="160" w:line="259" w:lineRule="auto"/>
+              <w:rPr>
+                <w:sz w:val="24"/>
+                <w:szCs w:val="24"/>
+              </w:rPr>
+            </w:pPr>
+            <w:r>
+              <w:rPr>
+                <w:sz w:val="24"/>
+                <w:szCs w:val="24"/>
+              </w:rPr>
+              <w:t>RF11</w:t>
+            </w:r>
+          </w:p>
+        </w:tc>
+        <w:tc>
+          <w:tcPr>
+            <w:tcW w:w="0" w:type="auto"/>
+            <w:tcBorders>
+              <w:top w:val="single" w:sz="4" w:space="0" w:color="auto"/>
+              <w:left w:val="single" w:sz="4" w:space="0" w:color="auto"/>
+              <w:bottom w:val="single" w:sz="4" w:space="0" w:color="auto"/>
+              <w:right w:val="single" w:sz="4" w:space="0" w:color="auto"/>
+            </w:tcBorders>
+            <w:vAlign w:val="center"/>
+            <w:hideMark/>
+          </w:tcPr>
+          <w:p>
+            <w:pPr>
+              <w:spacing w:after="160" w:line="259" w:lineRule="auto"/>
+              <w:rPr>
+                <w:sz w:val="24"/>
+                <w:szCs w:val="24"/>
+              </w:rPr>
+            </w:pPr>
+            <w:r>
+              <w:rPr>
+                <w:sz w:val="24"/>
+                <w:szCs w:val="24"/>
+              </w:rPr>
+              <w:t>Valutazione e Feedback</w:t>
+            </w:r>
+          </w:p>
+        </w:tc>
+        <w:tc>
+          <w:tcPr>
+            <w:tcW w:w="0" w:type="auto"/>
+            <w:tcBorders>
+              <w:top w:val="single" w:sz="4" w:space="0" w:color="auto"/>
+              <w:left w:val="single" w:sz="4" w:space="0" w:color="auto"/>
+              <w:bottom w:val="single" w:sz="4" w:space="0" w:color="auto"/>
+              <w:right w:val="single" w:sz="4" w:space="0" w:color="auto"/>
+            </w:tcBorders>
+            <w:vAlign w:val="center"/>
+            <w:hideMark/>
+          </w:tcPr>
+          <w:p>
+            <w:pPr>
+              <w:spacing w:after="160" w:line="259" w:lineRule="auto"/>
+              <w:rPr>
+                <w:sz w:val="24"/>
+                <w:szCs w:val="24"/>
+              </w:rPr>
+            </w:pPr>
+            <w:r>
+              <w:rPr>
+                <w:sz w:val="24"/>
+                <w:szCs w:val="24"/>
+              </w:rPr>
+              <w:t>Permette di recensire tramite un voto da 1 a 5 le colonnine. È possibile anche indicare se sono guaste.</w:t>
+            </w:r>
+          </w:p>
+        </w:tc>
+        <w:tc>
+          <w:tcPr>
+            <w:tcW w:w="0" w:type="auto"/>
+            <w:tcBorders>
+              <w:top w:val="single" w:sz="4" w:space="0" w:color="auto"/>
+              <w:left w:val="single" w:sz="4" w:space="0" w:color="auto"/>
+              <w:bottom w:val="single" w:sz="4" w:space="0" w:color="auto"/>
+              <w:right w:val="single" w:sz="4" w:space="0" w:color="auto"/>
+            </w:tcBorders>
+            <w:vAlign w:val="center"/>
+            <w:hideMark/>
+          </w:tcPr>
+          <w:p>
+            <w:pPr>
+              <w:spacing w:after="160" w:line="259" w:lineRule="auto"/>
+              <w:rPr>
+                <w:sz w:val="24"/>
+                <w:szCs w:val="24"/>
+              </w:rPr>
+            </w:pPr>
+            <w:proofErr w:type="spellStart"/>
+            <w:r>
+              <w:rPr>
+                <w:sz w:val="24"/>
+                <w:szCs w:val="24"/>
+              </w:rPr>
+              <w:t>Could</w:t>
+            </w:r>
+            <w:proofErr w:type="spellEnd"/>
+          </w:p>
+        </w:tc>
+        <w:tc>
+          <w:tcPr>
+            <w:tcW w:w="0" w:type="auto"/>
+            <w:tcBorders>
+              <w:top w:val="single" w:sz="4" w:space="0" w:color="auto"/>
+              <w:left w:val="single" w:sz="4" w:space="0" w:color="auto"/>
+              <w:bottom w:val="single" w:sz="4" w:space="0" w:color="auto"/>
+              <w:right w:val="single" w:sz="4" w:space="0" w:color="auto"/>
+            </w:tcBorders>
+            <w:vAlign w:val="center"/>
+            <w:hideMark/>
+          </w:tcPr>
+          <w:p>
+            <w:pPr>
+              <w:spacing w:after="160" w:line="259" w:lineRule="auto"/>
+              <w:rPr>
+                <w:sz w:val="24"/>
+                <w:szCs w:val="24"/>
+              </w:rPr>
+            </w:pPr>
+            <w:r>
+              <w:rPr>
+                <w:sz w:val="24"/>
+                <w:szCs w:val="24"/>
+              </w:rPr>
+              <w:t>06/12/2025</w:t>
+            </w:r>
+          </w:p>
+        </w:tc>
+      </w:tr>
+      <w:tr>
+        <w:tc>
+          <w:tcPr>
+            <w:tcW w:w="0" w:type="auto"/>
+            <w:tcBorders>
+              <w:top w:val="single" w:sz="4" w:space="0" w:color="auto"/>
+              <w:left w:val="single" w:sz="4" w:space="0" w:color="auto"/>
+              <w:bottom w:val="single" w:sz="4" w:space="0" w:color="auto"/>
+              <w:right w:val="single" w:sz="4" w:space="0" w:color="auto"/>
+            </w:tcBorders>
+            <w:vAlign w:val="center"/>
+            <w:hideMark/>
+          </w:tcPr>
+          <w:p>
+            <w:pPr>
+              <w:spacing w:after="160" w:line="259" w:lineRule="auto"/>
+              <w:rPr>
+                <w:sz w:val="24"/>
+                <w:szCs w:val="24"/>
+              </w:rPr>
+            </w:pPr>
+            <w:r>
+              <w:rPr>
+                <w:sz w:val="24"/>
+                <w:szCs w:val="24"/>
+              </w:rPr>
+              <w:t>RF12</w:t>
+            </w:r>
+          </w:p>
+        </w:tc>
+        <w:tc>
+          <w:tcPr>
+            <w:tcW w:w="0" w:type="auto"/>
+            <w:tcBorders>
+              <w:top w:val="single" w:sz="4" w:space="0" w:color="auto"/>
+              <w:left w:val="single" w:sz="4" w:space="0" w:color="auto"/>
+              <w:bottom w:val="single" w:sz="4" w:space="0" w:color="auto"/>
+              <w:right w:val="single" w:sz="4" w:space="0" w:color="auto"/>
+            </w:tcBorders>
+            <w:vAlign w:val="center"/>
+            <w:hideMark/>
+          </w:tcPr>
+          <w:p>
+            <w:pPr>
+              <w:spacing w:after="160" w:line="259" w:lineRule="auto"/>
+              <w:rPr>
+                <w:sz w:val="24"/>
+                <w:szCs w:val="24"/>
+              </w:rPr>
+            </w:pPr>
+            <w:r>
+              <w:rPr>
+                <w:sz w:val="24"/>
+                <w:szCs w:val="24"/>
+              </w:rPr>
+              <w:t>Geolocalizzazione</w:t>
+            </w:r>
+          </w:p>
+        </w:tc>
+        <w:tc>
+          <w:tcPr>
+            <w:tcW w:w="0" w:type="auto"/>
+            <w:tcBorders>
+              <w:top w:val="single" w:sz="4" w:space="0" w:color="auto"/>
+              <w:left w:val="single" w:sz="4" w:space="0" w:color="auto"/>
+              <w:bottom w:val="single" w:sz="4" w:space="0" w:color="auto"/>
+              <w:right w:val="single" w:sz="4" w:space="0" w:color="auto"/>
+            </w:tcBorders>
+            <w:vAlign w:val="center"/>
+            <w:hideMark/>
+          </w:tcPr>
+          <w:p>
+            <w:pPr>
+              <w:spacing w:after="160" w:line="259" w:lineRule="auto"/>
+              <w:rPr>
+                <w:sz w:val="24"/>
+                <w:szCs w:val="24"/>
+              </w:rPr>
+            </w:pPr>
+            <w:r>
+              <w:rPr>
+                <w:sz w:val="24"/>
+                <w:szCs w:val="24"/>
+              </w:rPr>
+              <w:t>Mostra la mappa centrata sulla posizione attuale dell’utente.</w:t>
+            </w:r>
+          </w:p>
+        </w:tc>
+        <w:tc>
+          <w:tcPr>
+            <w:tcW w:w="0" w:type="auto"/>
+            <w:tcBorders>
+              <w:top w:val="single" w:sz="4" w:space="0" w:color="auto"/>
+              <w:left w:val="single" w:sz="4" w:space="0" w:color="auto"/>
+              <w:bottom w:val="single" w:sz="4" w:space="0" w:color="auto"/>
+              <w:right w:val="single" w:sz="4" w:space="0" w:color="auto"/>
+            </w:tcBorders>
+            <w:vAlign w:val="center"/>
+            <w:hideMark/>
+          </w:tcPr>
+          <w:p>
+            <w:pPr>
+              <w:spacing w:after="160" w:line="259" w:lineRule="auto"/>
+              <w:rPr>
+                <w:sz w:val="24"/>
+                <w:szCs w:val="24"/>
+              </w:rPr>
+            </w:pPr>
+            <w:proofErr w:type="spellStart"/>
+            <w:r>
+              <w:rPr>
+                <w:sz w:val="24"/>
+                <w:szCs w:val="24"/>
+              </w:rPr>
+              <w:t>Could</w:t>
+            </w:r>
+            <w:proofErr w:type="spellEnd"/>
+          </w:p>
+        </w:tc>
+        <w:tc>
+          <w:tcPr>
+            <w:tcW w:w="0" w:type="auto"/>
+            <w:tcBorders>
+              <w:top w:val="single" w:sz="4" w:space="0" w:color="auto"/>
+              <w:left w:val="single" w:sz="4" w:space="0" w:color="auto"/>
+              <w:bottom w:val="single" w:sz="4" w:space="0" w:color="auto"/>
+              <w:right w:val="single" w:sz="4" w:space="0" w:color="auto"/>
+            </w:tcBorders>
+            <w:vAlign w:val="center"/>
+            <w:hideMark/>
+          </w:tcPr>
+          <w:p>
+            <w:pPr>
+              <w:spacing w:after="160" w:line="259" w:lineRule="auto"/>
+              <w:rPr>
+                <w:sz w:val="24"/>
+                <w:szCs w:val="24"/>
+              </w:rPr>
+            </w:pPr>
+            <w:r>
+              <w:rPr>
+                <w:sz w:val="24"/>
+                <w:szCs w:val="24"/>
+              </w:rPr>
+              <w:t>11/12/2025</w:t>
+            </w:r>
+          </w:p>
+        </w:tc>
+      </w:tr>
+      <w:tr>
+        <w:tc>
+          <w:tcPr>
+            <w:tcW w:w="0" w:type="auto"/>
+            <w:tcBorders>
+              <w:top w:val="single" w:sz="4" w:space="0" w:color="auto"/>
+              <w:left w:val="single" w:sz="4" w:space="0" w:color="auto"/>
+              <w:bottom w:val="single" w:sz="4" w:space="0" w:color="auto"/>
+              <w:right w:val="single" w:sz="4" w:space="0" w:color="auto"/>
+            </w:tcBorders>
+            <w:vAlign w:val="center"/>
+            <w:hideMark/>
+          </w:tcPr>
+          <w:p>
+            <w:pPr>
+              <w:spacing w:after="160" w:line="259" w:lineRule="auto"/>
+              <w:rPr>
+                <w:sz w:val="24"/>
+                <w:szCs w:val="24"/>
+              </w:rPr>
+            </w:pPr>
+            <w:r>
+              <w:rPr>
+                <w:sz w:val="24"/>
+                <w:szCs w:val="24"/>
+              </w:rPr>
+              <w:t>RF13</w:t>
+            </w:r>
+          </w:p>
+        </w:tc>
+        <w:tc>
+          <w:tcPr>
+            <w:tcW w:w="0" w:type="auto"/>
+            <w:tcBorders>
+              <w:top w:val="single" w:sz="4" w:space="0" w:color="auto"/>
+              <w:left w:val="single" w:sz="4" w:space="0" w:color="auto"/>
+              <w:bottom w:val="single" w:sz="4" w:space="0" w:color="auto"/>
+              <w:right w:val="single" w:sz="4" w:space="0" w:color="auto"/>
+            </w:tcBorders>
+            <w:vAlign w:val="center"/>
+            <w:hideMark/>
+          </w:tcPr>
+          <w:p>
+            <w:pPr>
+              <w:spacing w:after="160" w:line="259" w:lineRule="auto"/>
+              <w:rPr>
+                <w:sz w:val="24"/>
+                <w:szCs w:val="24"/>
+              </w:rPr>
+            </w:pPr>
+            <w:r>
+              <w:rPr>
+                <w:sz w:val="24"/>
+                <w:szCs w:val="24"/>
+              </w:rPr>
+              <w:t>Conferma Account</w:t>
+            </w:r>
+          </w:p>
+        </w:tc>
+        <w:tc>
+          <w:tcPr>
+            <w:tcW w:w="0" w:type="auto"/>
+            <w:tcBorders>
+              <w:top w:val="single" w:sz="4" w:space="0" w:color="auto"/>
+              <w:left w:val="single" w:sz="4" w:space="0" w:color="auto"/>
+              <w:bottom w:val="single" w:sz="4" w:space="0" w:color="auto"/>
+              <w:right w:val="single" w:sz="4" w:space="0" w:color="auto"/>
+            </w:tcBorders>
+            <w:vAlign w:val="center"/>
+            <w:hideMark/>
+          </w:tcPr>
+          <w:p>
+            <w:pPr>
+              <w:spacing w:after="160" w:line="259" w:lineRule="auto"/>
+              <w:rPr>
+                <w:sz w:val="24"/>
+                <w:szCs w:val="24"/>
+              </w:rPr>
+            </w:pPr>
+            <w:r>
+              <w:rPr>
+                <w:sz w:val="24"/>
+                <w:szCs w:val="24"/>
+              </w:rPr>
+              <w:t>Invia una mail di conferma all’utente dopo che si è registrato.</w:t>
+            </w:r>
+          </w:p>
+        </w:tc>
+        <w:tc>
+          <w:tcPr>
+            <w:tcW w:w="0" w:type="auto"/>
+            <w:tcBorders>
+              <w:top w:val="single" w:sz="4" w:space="0" w:color="auto"/>
+              <w:left w:val="single" w:sz="4" w:space="0" w:color="auto"/>
+              <w:bottom w:val="single" w:sz="4" w:space="0" w:color="auto"/>
+              <w:right w:val="single" w:sz="4" w:space="0" w:color="auto"/>
+            </w:tcBorders>
+            <w:vAlign w:val="center"/>
+            <w:hideMark/>
+          </w:tcPr>
+          <w:p>
+            <w:pPr>
+              <w:spacing w:after="160" w:line="259" w:lineRule="auto"/>
+              <w:rPr>
+                <w:sz w:val="24"/>
+                <w:szCs w:val="24"/>
+              </w:rPr>
+            </w:pPr>
+            <w:proofErr w:type="spellStart"/>
+            <w:r>
+              <w:rPr>
+                <w:sz w:val="24"/>
+                <w:szCs w:val="24"/>
+              </w:rPr>
+              <w:t>Could</w:t>
+            </w:r>
+            <w:proofErr w:type="spellEnd"/>
+          </w:p>
+        </w:tc>
+        <w:tc>
+          <w:tcPr>
+            <w:tcW w:w="0" w:type="auto"/>
+            <w:tcBorders>
+              <w:top w:val="single" w:sz="4" w:space="0" w:color="auto"/>
+              <w:left w:val="single" w:sz="4" w:space="0" w:color="auto"/>
+              <w:bottom w:val="single" w:sz="4" w:space="0" w:color="auto"/>
+              <w:right w:val="single" w:sz="4" w:space="0" w:color="auto"/>
+            </w:tcBorders>
+            <w:vAlign w:val="center"/>
+            <w:hideMark/>
+          </w:tcPr>
+          <w:p>
+            <w:pPr>
+              <w:spacing w:after="160" w:line="259" w:lineRule="auto"/>
+              <w:rPr>
+                <w:sz w:val="24"/>
+                <w:szCs w:val="24"/>
+              </w:rPr>
+            </w:pPr>
+            <w:r>
+              <w:rPr>
+                <w:sz w:val="24"/>
+                <w:szCs w:val="24"/>
+              </w:rPr>
+              <w:t>10/12/2025</w:t>
+            </w:r>
+          </w:p>
+        </w:tc>
+      </w:tr>
+      <w:tr>
+        <w:tc>
+          <w:tcPr>
+            <w:tcW w:w="0" w:type="auto"/>
+            <w:tcBorders>
+              <w:top w:val="single" w:sz="4" w:space="0" w:color="auto"/>
+              <w:left w:val="single" w:sz="4" w:space="0" w:color="auto"/>
+              <w:bottom w:val="single" w:sz="4" w:space="0" w:color="auto"/>
+              <w:right w:val="single" w:sz="4" w:space="0" w:color="auto"/>
+            </w:tcBorders>
+            <w:hideMark/>
+          </w:tcPr>
+          <w:p>
+            <w:pPr>
+              <w:spacing w:after="160" w:line="259" w:lineRule="auto"/>
+              <w:rPr>
+                <w:sz w:val="24"/>
+                <w:szCs w:val="24"/>
+              </w:rPr>
+            </w:pPr>
+            <w:r>
+              <w:rPr>
+                <w:sz w:val="24"/>
+                <w:szCs w:val="24"/>
+              </w:rPr>
+              <w:t>RF14</w:t>
+            </w:r>
+          </w:p>
+        </w:tc>
+        <w:tc>
+          <w:tcPr>
+            <w:tcW w:w="0" w:type="auto"/>
+            <w:tcBorders>
+              <w:top w:val="single" w:sz="4" w:space="0" w:color="auto"/>
+              <w:left w:val="single" w:sz="4" w:space="0" w:color="auto"/>
+              <w:bottom w:val="single" w:sz="4" w:space="0" w:color="auto"/>
+              <w:right w:val="single" w:sz="4" w:space="0" w:color="auto"/>
+            </w:tcBorders>
+            <w:hideMark/>
+          </w:tcPr>
+          <w:p>
+            <w:pPr>
+              <w:spacing w:after="160" w:line="259" w:lineRule="auto"/>
+              <w:rPr>
+                <w:sz w:val="24"/>
+                <w:szCs w:val="24"/>
+              </w:rPr>
+            </w:pPr>
+            <w:r>
+              <w:rPr>
+                <w:sz w:val="24"/>
+                <w:szCs w:val="24"/>
+              </w:rPr>
+              <w:t>Recupero Password</w:t>
+            </w:r>
+          </w:p>
+        </w:tc>
+        <w:tc>
+          <w:tcPr>
+            <w:tcW w:w="0" w:type="auto"/>
+            <w:tcBorders>
+              <w:top w:val="single" w:sz="4" w:space="0" w:color="auto"/>
+              <w:left w:val="single" w:sz="4" w:space="0" w:color="auto"/>
+              <w:bottom w:val="single" w:sz="4" w:space="0" w:color="auto"/>
+              <w:right w:val="single" w:sz="4" w:space="0" w:color="auto"/>
+            </w:tcBorders>
+            <w:hideMark/>
+          </w:tcPr>
+          <w:p>
+            <w:pPr>
+              <w:spacing w:after="160" w:line="259" w:lineRule="auto"/>
+              <w:rPr>
+                <w:sz w:val="24"/>
+                <w:szCs w:val="24"/>
+              </w:rPr>
+            </w:pPr>
+            <w:r>
+              <w:rPr>
+                <w:sz w:val="24"/>
+                <w:szCs w:val="24"/>
+              </w:rPr>
+              <w:t>Permette di recuperare la password dimenticata tramite mail.</w:t>
+            </w:r>
+          </w:p>
+        </w:tc>
+        <w:tc>
+          <w:tcPr>
+            <w:tcW w:w="0" w:type="auto"/>
+            <w:tcBorders>
+              <w:top w:val="single" w:sz="4" w:space="0" w:color="auto"/>
+              <w:left w:val="single" w:sz="4" w:space="0" w:color="auto"/>
+              <w:bottom w:val="single" w:sz="4" w:space="0" w:color="auto"/>
+              <w:right w:val="single" w:sz="4" w:space="0" w:color="auto"/>
+            </w:tcBorders>
+            <w:hideMark/>
+          </w:tcPr>
+          <w:p>
+            <w:pPr>
+              <w:spacing w:after="160" w:line="259" w:lineRule="auto"/>
+              <w:rPr>
+                <w:sz w:val="24"/>
+                <w:szCs w:val="24"/>
+              </w:rPr>
+            </w:pPr>
+            <w:proofErr w:type="spellStart"/>
+            <w:r>
+              <w:rPr>
+                <w:sz w:val="24"/>
+                <w:szCs w:val="24"/>
+              </w:rPr>
+              <w:t>Won’t</w:t>
+            </w:r>
+            <w:proofErr w:type="spellEnd"/>
+          </w:p>
+        </w:tc>
+        <w:tc>
+          <w:tcPr>
+            <w:tcW w:w="0" w:type="auto"/>
+            <w:tcBorders>
+              <w:top w:val="single" w:sz="4" w:space="0" w:color="auto"/>
+              <w:left w:val="single" w:sz="4" w:space="0" w:color="auto"/>
+              <w:bottom w:val="single" w:sz="4" w:space="0" w:color="auto"/>
+              <w:right w:val="single" w:sz="4" w:space="0" w:color="auto"/>
+            </w:tcBorders>
+          </w:tcPr>
+          <w:p>
+            <w:pPr>
+              <w:spacing w:after="160" w:line="259" w:lineRule="auto"/>
+              <w:rPr>
+                <w:sz w:val="24"/>
+                <w:szCs w:val="24"/>
+              </w:rPr>
+            </w:pPr>
+          </w:p>
+        </w:tc>
+      </w:tr>
+      <w:tr>
+        <w:tc>
+          <w:tcPr>
+            <w:tcW w:w="0" w:type="auto"/>
+            <w:tcBorders>
+              <w:top w:val="single" w:sz="4" w:space="0" w:color="auto"/>
+              <w:left w:val="single" w:sz="4" w:space="0" w:color="auto"/>
+              <w:bottom w:val="single" w:sz="4" w:space="0" w:color="auto"/>
+              <w:right w:val="single" w:sz="4" w:space="0" w:color="auto"/>
+            </w:tcBorders>
+            <w:vAlign w:val="center"/>
+            <w:hideMark/>
+          </w:tcPr>
+          <w:p>
+            <w:pPr>
+              <w:spacing w:after="160" w:line="259" w:lineRule="auto"/>
+              <w:rPr>
+                <w:sz w:val="24"/>
+                <w:szCs w:val="24"/>
+              </w:rPr>
+            </w:pPr>
+            <w:r>
+              <w:rPr>
+                <w:sz w:val="24"/>
+                <w:szCs w:val="24"/>
+              </w:rPr>
+              <w:t>RF15</w:t>
+            </w:r>
+          </w:p>
+        </w:tc>
+        <w:tc>
+          <w:tcPr>
+            <w:tcW w:w="0" w:type="auto"/>
+            <w:tcBorders>
+              <w:top w:val="single" w:sz="4" w:space="0" w:color="auto"/>
+              <w:left w:val="single" w:sz="4" w:space="0" w:color="auto"/>
+              <w:bottom w:val="single" w:sz="4" w:space="0" w:color="auto"/>
+              <w:right w:val="single" w:sz="4" w:space="0" w:color="auto"/>
+            </w:tcBorders>
+            <w:vAlign w:val="center"/>
+            <w:hideMark/>
+          </w:tcPr>
+          <w:p>
+            <w:pPr>
+              <w:spacing w:after="160" w:line="259" w:lineRule="auto"/>
+              <w:rPr>
+                <w:sz w:val="24"/>
+                <w:szCs w:val="24"/>
+              </w:rPr>
+            </w:pPr>
+            <w:r>
+              <w:rPr>
+                <w:sz w:val="24"/>
+                <w:szCs w:val="24"/>
+              </w:rPr>
+              <w:t>Pagamento</w:t>
+            </w:r>
+          </w:p>
+        </w:tc>
+        <w:tc>
+          <w:tcPr>
+            <w:tcW w:w="0" w:type="auto"/>
+            <w:tcBorders>
+              <w:top w:val="single" w:sz="4" w:space="0" w:color="auto"/>
+              <w:left w:val="single" w:sz="4" w:space="0" w:color="auto"/>
+              <w:bottom w:val="single" w:sz="4" w:space="0" w:color="auto"/>
+              <w:right w:val="single" w:sz="4" w:space="0" w:color="auto"/>
+            </w:tcBorders>
+            <w:vAlign w:val="center"/>
+            <w:hideMark/>
+          </w:tcPr>
+          <w:p>
+            <w:pPr>
+              <w:spacing w:after="160" w:line="259" w:lineRule="auto"/>
+              <w:rPr>
+                <w:sz w:val="24"/>
+                <w:szCs w:val="24"/>
+              </w:rPr>
+            </w:pPr>
+            <w:r>
+              <w:rPr>
+                <w:sz w:val="24"/>
+                <w:szCs w:val="24"/>
+              </w:rPr>
+              <w:t>Permette il pagamento online del servizio.</w:t>
+            </w:r>
+          </w:p>
+        </w:tc>
+        <w:tc>
+          <w:tcPr>
+            <w:tcW w:w="0" w:type="auto"/>
+            <w:tcBorders>
+              <w:top w:val="single" w:sz="4" w:space="0" w:color="auto"/>
+              <w:left w:val="single" w:sz="4" w:space="0" w:color="auto"/>
+              <w:bottom w:val="single" w:sz="4" w:space="0" w:color="auto"/>
+              <w:right w:val="single" w:sz="4" w:space="0" w:color="auto"/>
+            </w:tcBorders>
+            <w:vAlign w:val="center"/>
+            <w:hideMark/>
+          </w:tcPr>
+          <w:p>
+            <w:pPr>
+              <w:spacing w:after="160" w:line="259" w:lineRule="auto"/>
+              <w:rPr>
+                <w:sz w:val="24"/>
+                <w:szCs w:val="24"/>
+              </w:rPr>
+            </w:pPr>
+            <w:proofErr w:type="spellStart"/>
+            <w:r>
+              <w:rPr>
+                <w:sz w:val="24"/>
+                <w:szCs w:val="24"/>
+              </w:rPr>
+              <w:t>Won’t</w:t>
+            </w:r>
+            <w:proofErr w:type="spellEnd"/>
+          </w:p>
+        </w:tc>
+        <w:tc>
+          <w:tcPr>
+            <w:tcW w:w="0" w:type="auto"/>
+            <w:tcBorders>
+              <w:top w:val="single" w:sz="4" w:space="0" w:color="auto"/>
+              <w:left w:val="single" w:sz="4" w:space="0" w:color="auto"/>
+              <w:bottom w:val="single" w:sz="4" w:space="0" w:color="auto"/>
+              <w:right w:val="single" w:sz="4" w:space="0" w:color="auto"/>
+            </w:tcBorders>
+            <w:vAlign w:val="center"/>
+          </w:tcPr>
+          <w:p>
+            <w:pPr>
+              <w:spacing w:after="160" w:line="259" w:lineRule="auto"/>
+              <w:rPr>
+                <w:sz w:val="24"/>
+                <w:szCs w:val="24"/>
+              </w:rPr>
+            </w:pPr>
+          </w:p>
+        </w:tc>
+      </w:tr>
+      <w:tr>
+        <w:tc>
+          <w:tcPr>
+            <w:tcW w:w="0" w:type="auto"/>
+            <w:tcBorders>
+              <w:top w:val="single" w:sz="4" w:space="0" w:color="auto"/>
+              <w:left w:val="single" w:sz="4" w:space="0" w:color="auto"/>
+              <w:bottom w:val="single" w:sz="4" w:space="0" w:color="auto"/>
+              <w:right w:val="single" w:sz="4" w:space="0" w:color="auto"/>
+            </w:tcBorders>
+            <w:vAlign w:val="center"/>
+            <w:hideMark/>
+          </w:tcPr>
+          <w:p>
+            <w:pPr>
+              <w:spacing w:after="160" w:line="259" w:lineRule="auto"/>
+              <w:rPr>
+                <w:sz w:val="24"/>
+                <w:szCs w:val="24"/>
+              </w:rPr>
+            </w:pPr>
+            <w:r>
+              <w:rPr>
+                <w:sz w:val="24"/>
+                <w:szCs w:val="24"/>
+              </w:rPr>
+              <w:t>RF16</w:t>
+            </w:r>
+          </w:p>
+        </w:tc>
+        <w:tc>
+          <w:tcPr>
+            <w:tcW w:w="0" w:type="auto"/>
+            <w:tcBorders>
+              <w:top w:val="single" w:sz="4" w:space="0" w:color="auto"/>
+              <w:left w:val="single" w:sz="4" w:space="0" w:color="auto"/>
+              <w:bottom w:val="single" w:sz="4" w:space="0" w:color="auto"/>
+              <w:right w:val="single" w:sz="4" w:space="0" w:color="auto"/>
+            </w:tcBorders>
+            <w:vAlign w:val="center"/>
+            <w:hideMark/>
+          </w:tcPr>
+          <w:p>
+            <w:pPr>
+              <w:spacing w:after="160" w:line="259" w:lineRule="auto"/>
+              <w:rPr>
+                <w:sz w:val="24"/>
+                <w:szCs w:val="24"/>
+              </w:rPr>
+            </w:pPr>
+            <w:r>
+              <w:rPr>
+                <w:sz w:val="24"/>
+                <w:szCs w:val="24"/>
+              </w:rPr>
+              <w:t>Integrazione Fisica</w:t>
+            </w:r>
+          </w:p>
+        </w:tc>
+        <w:tc>
+          <w:tcPr>
+            <w:tcW w:w="0" w:type="auto"/>
+            <w:tcBorders>
+              <w:top w:val="single" w:sz="4" w:space="0" w:color="auto"/>
+              <w:left w:val="single" w:sz="4" w:space="0" w:color="auto"/>
+              <w:bottom w:val="single" w:sz="4" w:space="0" w:color="auto"/>
+              <w:right w:val="single" w:sz="4" w:space="0" w:color="auto"/>
+            </w:tcBorders>
+            <w:vAlign w:val="center"/>
+            <w:hideMark/>
+          </w:tcPr>
+          <w:p>
+            <w:pPr>
+              <w:spacing w:after="160" w:line="259" w:lineRule="auto"/>
+              <w:rPr>
+                <w:sz w:val="24"/>
+                <w:szCs w:val="24"/>
+              </w:rPr>
+            </w:pPr>
+            <w:r>
+              <w:rPr>
+                <w:sz w:val="24"/>
+                <w:szCs w:val="24"/>
+              </w:rPr>
+              <w:t>Adattamento del sistema alle colonnine fisiche del territorio.</w:t>
+            </w:r>
+          </w:p>
+        </w:tc>
+        <w:tc>
+          <w:tcPr>
+            <w:tcW w:w="0" w:type="auto"/>
+            <w:tcBorders>
+              <w:top w:val="single" w:sz="4" w:space="0" w:color="auto"/>
+              <w:left w:val="single" w:sz="4" w:space="0" w:color="auto"/>
+              <w:bottom w:val="single" w:sz="4" w:space="0" w:color="auto"/>
+              <w:right w:val="single" w:sz="4" w:space="0" w:color="auto"/>
+            </w:tcBorders>
+            <w:vAlign w:val="center"/>
+            <w:hideMark/>
+          </w:tcPr>
+          <w:p>
+            <w:pPr>
+              <w:spacing w:after="160" w:line="259" w:lineRule="auto"/>
+              <w:rPr>
+                <w:sz w:val="24"/>
+                <w:szCs w:val="24"/>
+              </w:rPr>
+            </w:pPr>
+            <w:proofErr w:type="spellStart"/>
+            <w:r>
+              <w:rPr>
+                <w:sz w:val="24"/>
+                <w:szCs w:val="24"/>
+              </w:rPr>
+              <w:t>Won’t</w:t>
+            </w:r>
+            <w:proofErr w:type="spellEnd"/>
+          </w:p>
+        </w:tc>
+        <w:tc>
+          <w:tcPr>
+            <w:tcW w:w="0" w:type="auto"/>
+            <w:tcBorders>
+              <w:top w:val="single" w:sz="4" w:space="0" w:color="auto"/>
+              <w:left w:val="single" w:sz="4" w:space="0" w:color="auto"/>
+              <w:bottom w:val="single" w:sz="4" w:space="0" w:color="auto"/>
+              <w:right w:val="single" w:sz="4" w:space="0" w:color="auto"/>
+            </w:tcBorders>
+            <w:vAlign w:val="center"/>
+          </w:tcPr>
+          <w:p>
+            <w:pPr>
+              <w:spacing w:after="160" w:line="259" w:lineRule="auto"/>
+              <w:rPr>
+                <w:sz w:val="24"/>
+                <w:szCs w:val="24"/>
+              </w:rPr>
+            </w:pPr>
+          </w:p>
+        </w:tc>
+      </w:tr>
+    </w:tbl>
+    <w:p>
+      <w:pPr>
+        <w:rPr>
+          <w:sz w:val="24"/>
+          <w:szCs w:val="24"/>
+        </w:rPr>
+      </w:pPr>
+    </w:p>
+    <w:p>
+      <w:pPr>
+        <w:rPr>
+          <w:sz w:val="24"/>
+          <w:szCs w:val="24"/>
+        </w:rPr>
+      </w:pPr>
+    </w:p>
+    <w:p>
+      <w:pPr>
+        <w:rPr>
+          <w:sz w:val="24"/>
+          <w:szCs w:val="24"/>
+        </w:rPr>
+      </w:pPr>
+      <w:r>
+        <w:rPr>
+          <w:sz w:val="24"/>
+          <w:szCs w:val="24"/>
+        </w:rPr>
+        <w:br w:type="page"/>
+      </w:r>
+    </w:p>
+    <w:p>
+      <w:pPr>
+        <w:rPr>
+          <w:sz w:val="24"/>
+          <w:szCs w:val="24"/>
+        </w:rPr>
+      </w:pPr>
+    </w:p>
+    <w:p>
+      <w:pPr>
+        <w:rPr>
+          <w:sz w:val="24"/>
+          <w:szCs w:val="24"/>
+        </w:rPr>
+      </w:pPr>
+      <w:r>
+        <w:rPr>
+          <w:sz w:val="24"/>
+          <w:szCs w:val="24"/>
+        </w:rPr>
+        <w:t>Requisiti non funzionali</w:t>
+      </w:r>
+    </w:p>
+    <w:tbl>
+      <w:tblPr>
+        <w:tblStyle w:val="Grigliatabella"/>
+        <w:tblW w:w="0" w:type="auto"/>
+        <w:tblLook w:val="04A0" w:firstRow="1" w:lastRow="0" w:firstColumn="1" w:lastColumn="0" w:noHBand="0" w:noVBand="1"/>
+      </w:tblPr>
+      <w:tblGrid>
+        <w:gridCol w:w="855"/>
+        <w:gridCol w:w="1651"/>
+        <w:gridCol w:w="7122"/>
+      </w:tblGrid>
+      <w:tr>
+        <w:tc>
+          <w:tcPr>
+            <w:tcW w:w="0" w:type="auto"/>
+            <w:tcBorders>
+              <w:top w:val="single" w:sz="4" w:space="0" w:color="auto"/>
+              <w:left w:val="single" w:sz="4" w:space="0" w:color="auto"/>
+              <w:bottom w:val="single" w:sz="4" w:space="0" w:color="auto"/>
+              <w:right w:val="single" w:sz="4" w:space="0" w:color="auto"/>
+            </w:tcBorders>
+            <w:vAlign w:val="center"/>
+            <w:hideMark/>
+          </w:tcPr>
+          <w:p>
+            <w:pPr>
+              <w:spacing w:after="160" w:line="259" w:lineRule="auto"/>
+              <w:rPr>
+                <w:sz w:val="24"/>
+                <w:szCs w:val="24"/>
+              </w:rPr>
+            </w:pPr>
+            <w:r>
+              <w:rPr>
+                <w:sz w:val="24"/>
+                <w:szCs w:val="24"/>
+              </w:rPr>
+              <w:t>ID</w:t>
+            </w:r>
+          </w:p>
+        </w:tc>
+        <w:tc>
+          <w:tcPr>
+            <w:tcW w:w="0" w:type="auto"/>
+            <w:tcBorders>
+              <w:top w:val="single" w:sz="4" w:space="0" w:color="auto"/>
+              <w:left w:val="single" w:sz="4" w:space="0" w:color="auto"/>
+              <w:bottom w:val="single" w:sz="4" w:space="0" w:color="auto"/>
+              <w:right w:val="single" w:sz="4" w:space="0" w:color="auto"/>
+            </w:tcBorders>
+            <w:vAlign w:val="center"/>
+            <w:hideMark/>
+          </w:tcPr>
+          <w:p>
+            <w:pPr>
+              <w:spacing w:after="160" w:line="259" w:lineRule="auto"/>
+              <w:rPr>
+                <w:sz w:val="24"/>
+                <w:szCs w:val="24"/>
+              </w:rPr>
+            </w:pPr>
+            <w:r>
+              <w:rPr>
+                <w:sz w:val="24"/>
+                <w:szCs w:val="24"/>
+              </w:rPr>
+              <w:t>Requisito</w:t>
+            </w:r>
+          </w:p>
+        </w:tc>
+        <w:tc>
+          <w:tcPr>
+            <w:tcW w:w="0" w:type="auto"/>
+            <w:tcBorders>
+              <w:top w:val="single" w:sz="4" w:space="0" w:color="auto"/>
+              <w:left w:val="single" w:sz="4" w:space="0" w:color="auto"/>
+              <w:bottom w:val="single" w:sz="4" w:space="0" w:color="auto"/>
+              <w:right w:val="single" w:sz="4" w:space="0" w:color="auto"/>
+            </w:tcBorders>
+            <w:vAlign w:val="center"/>
+            <w:hideMark/>
+          </w:tcPr>
+          <w:p>
+            <w:pPr>
+              <w:spacing w:after="160" w:line="259" w:lineRule="auto"/>
+              <w:rPr>
+                <w:sz w:val="24"/>
+                <w:szCs w:val="24"/>
+              </w:rPr>
+            </w:pPr>
+            <w:r>
+              <w:rPr>
+                <w:sz w:val="24"/>
+                <w:szCs w:val="24"/>
+              </w:rPr>
+              <w:t>Descrizione</w:t>
+            </w:r>
+          </w:p>
+        </w:tc>
+      </w:tr>
+      <w:tr>
+        <w:tc>
+          <w:tcPr>
+            <w:tcW w:w="0" w:type="auto"/>
+            <w:tcBorders>
+              <w:top w:val="single" w:sz="4" w:space="0" w:color="auto"/>
+              <w:left w:val="single" w:sz="4" w:space="0" w:color="auto"/>
+              <w:bottom w:val="single" w:sz="4" w:space="0" w:color="auto"/>
+              <w:right w:val="single" w:sz="4" w:space="0" w:color="auto"/>
+            </w:tcBorders>
+            <w:vAlign w:val="center"/>
+            <w:hideMark/>
+          </w:tcPr>
+          <w:p>
+            <w:pPr>
+              <w:spacing w:after="160" w:line="259" w:lineRule="auto"/>
+              <w:rPr>
+                <w:sz w:val="24"/>
+                <w:szCs w:val="24"/>
+              </w:rPr>
+            </w:pPr>
+            <w:r>
+              <w:rPr>
+                <w:sz w:val="24"/>
+                <w:szCs w:val="24"/>
+              </w:rPr>
+              <w:t>RNF01</w:t>
+            </w:r>
+          </w:p>
+        </w:tc>
+        <w:tc>
+          <w:tcPr>
+            <w:tcW w:w="0" w:type="auto"/>
+            <w:tcBorders>
+              <w:top w:val="single" w:sz="4" w:space="0" w:color="auto"/>
+              <w:left w:val="single" w:sz="4" w:space="0" w:color="auto"/>
+              <w:bottom w:val="single" w:sz="4" w:space="0" w:color="auto"/>
+              <w:right w:val="single" w:sz="4" w:space="0" w:color="auto"/>
+            </w:tcBorders>
+            <w:vAlign w:val="center"/>
+            <w:hideMark/>
+          </w:tcPr>
+          <w:p>
+            <w:pPr>
+              <w:spacing w:after="160" w:line="259" w:lineRule="auto"/>
+              <w:rPr>
+                <w:sz w:val="24"/>
+                <w:szCs w:val="24"/>
+              </w:rPr>
+            </w:pPr>
+            <w:r>
+              <w:rPr>
+                <w:sz w:val="24"/>
+                <w:szCs w:val="24"/>
+              </w:rPr>
+              <w:t>Prestazioni</w:t>
+            </w:r>
+          </w:p>
+        </w:tc>
+        <w:tc>
+          <w:tcPr>
+            <w:tcW w:w="0" w:type="auto"/>
+            <w:tcBorders>
+              <w:top w:val="single" w:sz="4" w:space="0" w:color="auto"/>
+              <w:left w:val="single" w:sz="4" w:space="0" w:color="auto"/>
+              <w:bottom w:val="single" w:sz="4" w:space="0" w:color="auto"/>
+              <w:right w:val="single" w:sz="4" w:space="0" w:color="auto"/>
+            </w:tcBorders>
+            <w:vAlign w:val="center"/>
+            <w:hideMark/>
+          </w:tcPr>
+          <w:p>
+            <w:pPr>
+              <w:spacing w:after="160" w:line="259" w:lineRule="auto"/>
+              <w:rPr>
+                <w:sz w:val="24"/>
+                <w:szCs w:val="24"/>
+              </w:rPr>
+            </w:pPr>
+            <w:r>
+              <w:rPr>
+                <w:sz w:val="24"/>
+                <w:szCs w:val="24"/>
+              </w:rPr>
+              <w:t>Il sistema deve rispondere entro 3 secondi per le principali operazioni, così da non far attendere l’utente.</w:t>
+            </w:r>
+          </w:p>
+        </w:tc>
+      </w:tr>
+      <w:tr>
+        <w:tc>
+          <w:tcPr>
+            <w:tcW w:w="0" w:type="auto"/>
+            <w:tcBorders>
+              <w:top w:val="single" w:sz="4" w:space="0" w:color="auto"/>
+              <w:left w:val="single" w:sz="4" w:space="0" w:color="auto"/>
+              <w:bottom w:val="single" w:sz="4" w:space="0" w:color="auto"/>
+              <w:right w:val="single" w:sz="4" w:space="0" w:color="auto"/>
+            </w:tcBorders>
+            <w:vAlign w:val="center"/>
+            <w:hideMark/>
+          </w:tcPr>
+          <w:p>
+            <w:pPr>
+              <w:spacing w:after="160" w:line="259" w:lineRule="auto"/>
+              <w:rPr>
+                <w:sz w:val="24"/>
+                <w:szCs w:val="24"/>
+              </w:rPr>
+            </w:pPr>
+            <w:r>
+              <w:rPr>
+                <w:sz w:val="24"/>
+                <w:szCs w:val="24"/>
+              </w:rPr>
+              <w:t>RNF02</w:t>
+            </w:r>
+          </w:p>
+        </w:tc>
+        <w:tc>
+          <w:tcPr>
+            <w:tcW w:w="0" w:type="auto"/>
+            <w:tcBorders>
+              <w:top w:val="single" w:sz="4" w:space="0" w:color="auto"/>
+              <w:left w:val="single" w:sz="4" w:space="0" w:color="auto"/>
+              <w:bottom w:val="single" w:sz="4" w:space="0" w:color="auto"/>
+              <w:right w:val="single" w:sz="4" w:space="0" w:color="auto"/>
+            </w:tcBorders>
+            <w:vAlign w:val="center"/>
+            <w:hideMark/>
+          </w:tcPr>
+          <w:p>
+            <w:pPr>
+              <w:spacing w:after="160" w:line="259" w:lineRule="auto"/>
+              <w:rPr>
+                <w:sz w:val="24"/>
+                <w:szCs w:val="24"/>
+              </w:rPr>
+            </w:pPr>
+            <w:r>
+              <w:rPr>
+                <w:sz w:val="24"/>
+                <w:szCs w:val="24"/>
+              </w:rPr>
+              <w:t>Manutenibilità</w:t>
+            </w:r>
+          </w:p>
+        </w:tc>
+        <w:tc>
+          <w:tcPr>
+            <w:tcW w:w="0" w:type="auto"/>
+            <w:tcBorders>
+              <w:top w:val="single" w:sz="4" w:space="0" w:color="auto"/>
+              <w:left w:val="single" w:sz="4" w:space="0" w:color="auto"/>
+              <w:bottom w:val="single" w:sz="4" w:space="0" w:color="auto"/>
+              <w:right w:val="single" w:sz="4" w:space="0" w:color="auto"/>
+            </w:tcBorders>
+            <w:vAlign w:val="center"/>
+            <w:hideMark/>
+          </w:tcPr>
+          <w:p>
+            <w:pPr>
+              <w:spacing w:after="160" w:line="259" w:lineRule="auto"/>
+              <w:rPr>
+                <w:sz w:val="24"/>
+                <w:szCs w:val="24"/>
+              </w:rPr>
+            </w:pPr>
+            <w:r>
+              <w:rPr>
+                <w:sz w:val="24"/>
+                <w:szCs w:val="24"/>
+              </w:rPr>
+              <w:t xml:space="preserve">Il sistema deve essere in grado di poter essere modificato agevolmente senza </w:t>
+            </w:r>
+            <w:proofErr w:type="spellStart"/>
+            <w:r>
+              <w:rPr>
+                <w:sz w:val="24"/>
+                <w:szCs w:val="24"/>
+              </w:rPr>
+              <w:t>downtime</w:t>
+            </w:r>
+            <w:proofErr w:type="spellEnd"/>
+            <w:r>
+              <w:rPr>
+                <w:sz w:val="24"/>
+                <w:szCs w:val="24"/>
+              </w:rPr>
+              <w:t>.</w:t>
+            </w:r>
+          </w:p>
+        </w:tc>
+      </w:tr>
+      <w:tr>
+        <w:tc>
+          <w:tcPr>
+            <w:tcW w:w="0" w:type="auto"/>
+            <w:tcBorders>
+              <w:top w:val="single" w:sz="4" w:space="0" w:color="auto"/>
+              <w:left w:val="single" w:sz="4" w:space="0" w:color="auto"/>
+              <w:bottom w:val="single" w:sz="4" w:space="0" w:color="auto"/>
+              <w:right w:val="single" w:sz="4" w:space="0" w:color="auto"/>
+            </w:tcBorders>
+            <w:vAlign w:val="center"/>
+            <w:hideMark/>
+          </w:tcPr>
+          <w:p>
+            <w:pPr>
+              <w:spacing w:after="160" w:line="259" w:lineRule="auto"/>
+              <w:rPr>
+                <w:sz w:val="24"/>
+                <w:szCs w:val="24"/>
+              </w:rPr>
+            </w:pPr>
+            <w:r>
+              <w:rPr>
+                <w:sz w:val="24"/>
+                <w:szCs w:val="24"/>
+              </w:rPr>
+              <w:t>RNF03</w:t>
+            </w:r>
+          </w:p>
+        </w:tc>
+        <w:tc>
+          <w:tcPr>
+            <w:tcW w:w="0" w:type="auto"/>
+            <w:tcBorders>
+              <w:top w:val="single" w:sz="4" w:space="0" w:color="auto"/>
+              <w:left w:val="single" w:sz="4" w:space="0" w:color="auto"/>
+              <w:bottom w:val="single" w:sz="4" w:space="0" w:color="auto"/>
+              <w:right w:val="single" w:sz="4" w:space="0" w:color="auto"/>
+            </w:tcBorders>
+            <w:vAlign w:val="center"/>
+            <w:hideMark/>
+          </w:tcPr>
+          <w:p>
+            <w:pPr>
+              <w:spacing w:after="160" w:line="259" w:lineRule="auto"/>
+              <w:rPr>
+                <w:sz w:val="24"/>
+                <w:szCs w:val="24"/>
+              </w:rPr>
+            </w:pPr>
+            <w:r>
+              <w:rPr>
+                <w:sz w:val="24"/>
+                <w:szCs w:val="24"/>
+              </w:rPr>
+              <w:t>Sicurezza</w:t>
+            </w:r>
+          </w:p>
+        </w:tc>
+        <w:tc>
+          <w:tcPr>
+            <w:tcW w:w="0" w:type="auto"/>
+            <w:tcBorders>
+              <w:top w:val="single" w:sz="4" w:space="0" w:color="auto"/>
+              <w:left w:val="single" w:sz="4" w:space="0" w:color="auto"/>
+              <w:bottom w:val="single" w:sz="4" w:space="0" w:color="auto"/>
+              <w:right w:val="single" w:sz="4" w:space="0" w:color="auto"/>
+            </w:tcBorders>
+            <w:vAlign w:val="center"/>
+            <w:hideMark/>
+          </w:tcPr>
+          <w:p>
+            <w:pPr>
+              <w:numPr>
+                <w:ilvl w:val="0"/>
+                <w:numId w:val="2"/>
+              </w:numPr>
+              <w:spacing w:after="160" w:line="259" w:lineRule="auto"/>
+              <w:rPr>
+                <w:sz w:val="24"/>
+                <w:szCs w:val="24"/>
+              </w:rPr>
+            </w:pPr>
+            <w:r>
+              <w:rPr>
+                <w:sz w:val="24"/>
+                <w:szCs w:val="24"/>
+              </w:rPr>
+              <w:t>I dati dell’utente devono essere riservati in modo da non diffondere dati sensibili.</w:t>
+            </w:r>
+          </w:p>
+        </w:tc>
+      </w:tr>
+      <w:tr>
+        <w:tc>
+          <w:tcPr>
+            <w:tcW w:w="0" w:type="auto"/>
+            <w:tcBorders>
+              <w:top w:val="single" w:sz="4" w:space="0" w:color="auto"/>
+              <w:left w:val="single" w:sz="4" w:space="0" w:color="auto"/>
+              <w:bottom w:val="single" w:sz="4" w:space="0" w:color="auto"/>
+              <w:right w:val="single" w:sz="4" w:space="0" w:color="auto"/>
+            </w:tcBorders>
+            <w:vAlign w:val="center"/>
+            <w:hideMark/>
+          </w:tcPr>
+          <w:p>
+            <w:pPr>
+              <w:spacing w:after="160" w:line="259" w:lineRule="auto"/>
+              <w:rPr>
+                <w:sz w:val="24"/>
+                <w:szCs w:val="24"/>
+              </w:rPr>
+            </w:pPr>
+            <w:r>
+              <w:rPr>
+                <w:sz w:val="24"/>
+                <w:szCs w:val="24"/>
+              </w:rPr>
+              <w:t>RNF04</w:t>
+            </w:r>
+          </w:p>
+        </w:tc>
+        <w:tc>
+          <w:tcPr>
+            <w:tcW w:w="0" w:type="auto"/>
+            <w:tcBorders>
+              <w:top w:val="single" w:sz="4" w:space="0" w:color="auto"/>
+              <w:left w:val="single" w:sz="4" w:space="0" w:color="auto"/>
+              <w:bottom w:val="single" w:sz="4" w:space="0" w:color="auto"/>
+              <w:right w:val="single" w:sz="4" w:space="0" w:color="auto"/>
+            </w:tcBorders>
+            <w:vAlign w:val="center"/>
+            <w:hideMark/>
+          </w:tcPr>
+          <w:p>
+            <w:pPr>
+              <w:spacing w:after="160" w:line="259" w:lineRule="auto"/>
+              <w:rPr>
+                <w:sz w:val="24"/>
+                <w:szCs w:val="24"/>
+              </w:rPr>
+            </w:pPr>
+            <w:r>
+              <w:rPr>
+                <w:sz w:val="24"/>
+                <w:szCs w:val="24"/>
+              </w:rPr>
+              <w:t>Usabilità</w:t>
+            </w:r>
+          </w:p>
+        </w:tc>
+        <w:tc>
+          <w:tcPr>
+            <w:tcW w:w="0" w:type="auto"/>
+            <w:tcBorders>
+              <w:top w:val="single" w:sz="4" w:space="0" w:color="auto"/>
+              <w:left w:val="single" w:sz="4" w:space="0" w:color="auto"/>
+              <w:bottom w:val="single" w:sz="4" w:space="0" w:color="auto"/>
+              <w:right w:val="single" w:sz="4" w:space="0" w:color="auto"/>
+            </w:tcBorders>
+            <w:vAlign w:val="center"/>
+            <w:hideMark/>
+          </w:tcPr>
+          <w:p>
+            <w:pPr>
+              <w:numPr>
+                <w:ilvl w:val="0"/>
+                <w:numId w:val="2"/>
+              </w:numPr>
+              <w:spacing w:after="160" w:line="259" w:lineRule="auto"/>
+              <w:rPr>
+                <w:sz w:val="24"/>
+                <w:szCs w:val="24"/>
+              </w:rPr>
+            </w:pPr>
+            <w:r>
+              <w:rPr>
+                <w:sz w:val="24"/>
+                <w:szCs w:val="24"/>
+              </w:rPr>
+              <w:t>L’interfaccia deve essere intuitiva, coerente e user-friendly.</w:t>
+            </w:r>
+          </w:p>
+        </w:tc>
+      </w:tr>
+      <w:tr>
+        <w:tc>
+          <w:tcPr>
+            <w:tcW w:w="0" w:type="auto"/>
+            <w:tcBorders>
+              <w:top w:val="single" w:sz="4" w:space="0" w:color="auto"/>
+              <w:left w:val="single" w:sz="4" w:space="0" w:color="auto"/>
+              <w:bottom w:val="single" w:sz="4" w:space="0" w:color="auto"/>
+              <w:right w:val="single" w:sz="4" w:space="0" w:color="auto"/>
+            </w:tcBorders>
+            <w:vAlign w:val="center"/>
+            <w:hideMark/>
+          </w:tcPr>
+          <w:p>
+            <w:pPr>
+              <w:spacing w:after="160" w:line="259" w:lineRule="auto"/>
+              <w:rPr>
+                <w:sz w:val="24"/>
+                <w:szCs w:val="24"/>
+              </w:rPr>
+            </w:pPr>
+            <w:r>
+              <w:rPr>
+                <w:sz w:val="24"/>
+                <w:szCs w:val="24"/>
+              </w:rPr>
+              <w:t>RNF05</w:t>
+            </w:r>
+          </w:p>
+        </w:tc>
+        <w:tc>
+          <w:tcPr>
+            <w:tcW w:w="0" w:type="auto"/>
+            <w:tcBorders>
+              <w:top w:val="single" w:sz="4" w:space="0" w:color="auto"/>
+              <w:left w:val="single" w:sz="4" w:space="0" w:color="auto"/>
+              <w:bottom w:val="single" w:sz="4" w:space="0" w:color="auto"/>
+              <w:right w:val="single" w:sz="4" w:space="0" w:color="auto"/>
+            </w:tcBorders>
+            <w:vAlign w:val="center"/>
+            <w:hideMark/>
+          </w:tcPr>
+          <w:p>
+            <w:pPr>
+              <w:spacing w:after="160" w:line="259" w:lineRule="auto"/>
+              <w:rPr>
+                <w:sz w:val="24"/>
+                <w:szCs w:val="24"/>
+              </w:rPr>
+            </w:pPr>
+            <w:r>
+              <w:rPr>
+                <w:sz w:val="24"/>
+                <w:szCs w:val="24"/>
+              </w:rPr>
+              <w:t>Accessibilità</w:t>
+            </w:r>
+          </w:p>
+        </w:tc>
+        <w:tc>
+          <w:tcPr>
+            <w:tcW w:w="0" w:type="auto"/>
+            <w:tcBorders>
+              <w:top w:val="single" w:sz="4" w:space="0" w:color="auto"/>
+              <w:left w:val="single" w:sz="4" w:space="0" w:color="auto"/>
+              <w:bottom w:val="single" w:sz="4" w:space="0" w:color="auto"/>
+              <w:right w:val="single" w:sz="4" w:space="0" w:color="auto"/>
+            </w:tcBorders>
+            <w:vAlign w:val="center"/>
+            <w:hideMark/>
+          </w:tcPr>
+          <w:p>
+            <w:pPr>
+              <w:numPr>
+                <w:ilvl w:val="0"/>
+                <w:numId w:val="2"/>
+              </w:numPr>
+              <w:spacing w:after="160" w:line="259" w:lineRule="auto"/>
+              <w:rPr>
+                <w:sz w:val="24"/>
+                <w:szCs w:val="24"/>
+              </w:rPr>
+            </w:pPr>
+            <w:r>
+              <w:rPr>
+                <w:sz w:val="24"/>
+                <w:szCs w:val="24"/>
+              </w:rPr>
+              <w:t>L’interfaccia deve essere leggibile e chiara.</w:t>
+            </w:r>
+          </w:p>
+        </w:tc>
+      </w:tr>
+      <w:tr>
+        <w:tc>
+          <w:tcPr>
+            <w:tcW w:w="0" w:type="auto"/>
+            <w:tcBorders>
+              <w:top w:val="single" w:sz="4" w:space="0" w:color="auto"/>
+              <w:left w:val="single" w:sz="4" w:space="0" w:color="auto"/>
+              <w:bottom w:val="single" w:sz="4" w:space="0" w:color="auto"/>
+              <w:right w:val="single" w:sz="4" w:space="0" w:color="auto"/>
+            </w:tcBorders>
+            <w:vAlign w:val="center"/>
+            <w:hideMark/>
+          </w:tcPr>
+          <w:p>
+            <w:pPr>
+              <w:spacing w:after="160" w:line="259" w:lineRule="auto"/>
+              <w:rPr>
+                <w:sz w:val="24"/>
+                <w:szCs w:val="24"/>
+              </w:rPr>
+            </w:pPr>
+            <w:r>
+              <w:rPr>
+                <w:sz w:val="24"/>
+                <w:szCs w:val="24"/>
+              </w:rPr>
+              <w:t>RNF06</w:t>
+            </w:r>
+          </w:p>
+        </w:tc>
+        <w:tc>
+          <w:tcPr>
+            <w:tcW w:w="0" w:type="auto"/>
+            <w:tcBorders>
+              <w:top w:val="single" w:sz="4" w:space="0" w:color="auto"/>
+              <w:left w:val="single" w:sz="4" w:space="0" w:color="auto"/>
+              <w:bottom w:val="single" w:sz="4" w:space="0" w:color="auto"/>
+              <w:right w:val="single" w:sz="4" w:space="0" w:color="auto"/>
+            </w:tcBorders>
+            <w:vAlign w:val="center"/>
+            <w:hideMark/>
+          </w:tcPr>
+          <w:p>
+            <w:pPr>
+              <w:spacing w:after="160" w:line="259" w:lineRule="auto"/>
+              <w:rPr>
+                <w:sz w:val="24"/>
+                <w:szCs w:val="24"/>
+              </w:rPr>
+            </w:pPr>
+            <w:r>
+              <w:rPr>
+                <w:sz w:val="24"/>
+                <w:szCs w:val="24"/>
+              </w:rPr>
+              <w:t>Concorrenza</w:t>
+            </w:r>
+          </w:p>
+        </w:tc>
+        <w:tc>
+          <w:tcPr>
+            <w:tcW w:w="0" w:type="auto"/>
+            <w:tcBorders>
+              <w:top w:val="single" w:sz="4" w:space="0" w:color="auto"/>
+              <w:left w:val="single" w:sz="4" w:space="0" w:color="auto"/>
+              <w:bottom w:val="single" w:sz="4" w:space="0" w:color="auto"/>
+              <w:right w:val="single" w:sz="4" w:space="0" w:color="auto"/>
+            </w:tcBorders>
+            <w:vAlign w:val="center"/>
+            <w:hideMark/>
+          </w:tcPr>
+          <w:p>
+            <w:pPr>
+              <w:numPr>
+                <w:ilvl w:val="0"/>
+                <w:numId w:val="2"/>
+              </w:numPr>
+              <w:spacing w:after="160" w:line="259" w:lineRule="auto"/>
+              <w:rPr>
+                <w:sz w:val="24"/>
+                <w:szCs w:val="24"/>
+              </w:rPr>
+            </w:pPr>
+            <w:r>
+              <w:rPr>
+                <w:sz w:val="24"/>
+                <w:szCs w:val="24"/>
+              </w:rPr>
+              <w:t>Il sistema deve prevenire la concorrenza tra utenti, quindi deve saper gestire doppie prenotazioni per la stessa colonnina.</w:t>
+            </w:r>
+          </w:p>
+        </w:tc>
+      </w:tr>
+      <w:tr>
+        <w:tc>
+          <w:tcPr>
+            <w:tcW w:w="0" w:type="auto"/>
+            <w:tcBorders>
+              <w:top w:val="single" w:sz="4" w:space="0" w:color="auto"/>
+              <w:left w:val="single" w:sz="4" w:space="0" w:color="auto"/>
+              <w:bottom w:val="single" w:sz="4" w:space="0" w:color="auto"/>
+              <w:right w:val="single" w:sz="4" w:space="0" w:color="auto"/>
+            </w:tcBorders>
+            <w:vAlign w:val="center"/>
+            <w:hideMark/>
+          </w:tcPr>
+          <w:p>
+            <w:pPr>
+              <w:spacing w:after="160" w:line="259" w:lineRule="auto"/>
+              <w:rPr>
+                <w:sz w:val="24"/>
+                <w:szCs w:val="24"/>
+              </w:rPr>
+            </w:pPr>
+            <w:r>
+              <w:rPr>
+                <w:sz w:val="24"/>
+                <w:szCs w:val="24"/>
+              </w:rPr>
+              <w:t>RNF07</w:t>
+            </w:r>
+          </w:p>
+        </w:tc>
+        <w:tc>
+          <w:tcPr>
+            <w:tcW w:w="0" w:type="auto"/>
+            <w:tcBorders>
+              <w:top w:val="single" w:sz="4" w:space="0" w:color="auto"/>
+              <w:left w:val="single" w:sz="4" w:space="0" w:color="auto"/>
+              <w:bottom w:val="single" w:sz="4" w:space="0" w:color="auto"/>
+              <w:right w:val="single" w:sz="4" w:space="0" w:color="auto"/>
+            </w:tcBorders>
+            <w:vAlign w:val="center"/>
+            <w:hideMark/>
+          </w:tcPr>
+          <w:p>
+            <w:pPr>
+              <w:spacing w:after="160" w:line="259" w:lineRule="auto"/>
+              <w:rPr>
+                <w:sz w:val="24"/>
+                <w:szCs w:val="24"/>
+              </w:rPr>
+            </w:pPr>
+            <w:r>
+              <w:rPr>
+                <w:sz w:val="24"/>
+                <w:szCs w:val="24"/>
+              </w:rPr>
+              <w:t>Scalabilità</w:t>
+            </w:r>
+          </w:p>
+        </w:tc>
+        <w:tc>
+          <w:tcPr>
+            <w:tcW w:w="0" w:type="auto"/>
+            <w:tcBorders>
+              <w:top w:val="single" w:sz="4" w:space="0" w:color="auto"/>
+              <w:left w:val="single" w:sz="4" w:space="0" w:color="auto"/>
+              <w:bottom w:val="single" w:sz="4" w:space="0" w:color="auto"/>
+              <w:right w:val="single" w:sz="4" w:space="0" w:color="auto"/>
+            </w:tcBorders>
+            <w:vAlign w:val="center"/>
+            <w:hideMark/>
+          </w:tcPr>
+          <w:p>
+            <w:pPr>
+              <w:numPr>
+                <w:ilvl w:val="0"/>
+                <w:numId w:val="2"/>
+              </w:numPr>
+              <w:spacing w:after="160" w:line="259" w:lineRule="auto"/>
+              <w:rPr>
+                <w:sz w:val="24"/>
+                <w:szCs w:val="24"/>
+              </w:rPr>
+            </w:pPr>
+            <w:r>
+              <w:rPr>
+                <w:sz w:val="24"/>
+                <w:szCs w:val="24"/>
+              </w:rPr>
+              <w:t>Deve supportare un numero crescente di utenti senza degradare le prestazioni.</w:t>
+            </w:r>
+          </w:p>
+        </w:tc>
+      </w:tr>
+      <w:tr>
+        <w:tc>
+          <w:tcPr>
+            <w:tcW w:w="0" w:type="auto"/>
+            <w:tcBorders>
+              <w:top w:val="single" w:sz="4" w:space="0" w:color="auto"/>
+              <w:left w:val="single" w:sz="4" w:space="0" w:color="auto"/>
+              <w:bottom w:val="single" w:sz="4" w:space="0" w:color="auto"/>
+              <w:right w:val="single" w:sz="4" w:space="0" w:color="auto"/>
+            </w:tcBorders>
+            <w:vAlign w:val="center"/>
+            <w:hideMark/>
+          </w:tcPr>
+          <w:p>
+            <w:pPr>
+              <w:spacing w:after="160" w:line="259" w:lineRule="auto"/>
+              <w:rPr>
+                <w:sz w:val="24"/>
+                <w:szCs w:val="24"/>
+              </w:rPr>
+            </w:pPr>
+            <w:r>
+              <w:rPr>
+                <w:sz w:val="24"/>
+                <w:szCs w:val="24"/>
+              </w:rPr>
+              <w:t>RNF08</w:t>
+            </w:r>
+          </w:p>
+        </w:tc>
+        <w:tc>
+          <w:tcPr>
+            <w:tcW w:w="0" w:type="auto"/>
+            <w:tcBorders>
+              <w:top w:val="single" w:sz="4" w:space="0" w:color="auto"/>
+              <w:left w:val="single" w:sz="4" w:space="0" w:color="auto"/>
+              <w:bottom w:val="single" w:sz="4" w:space="0" w:color="auto"/>
+              <w:right w:val="single" w:sz="4" w:space="0" w:color="auto"/>
+            </w:tcBorders>
+            <w:vAlign w:val="center"/>
+            <w:hideMark/>
+          </w:tcPr>
+          <w:p>
+            <w:pPr>
+              <w:spacing w:after="160" w:line="259" w:lineRule="auto"/>
+              <w:rPr>
+                <w:sz w:val="24"/>
+                <w:szCs w:val="24"/>
+              </w:rPr>
+            </w:pPr>
+            <w:r>
+              <w:rPr>
+                <w:sz w:val="24"/>
+                <w:szCs w:val="24"/>
+              </w:rPr>
+              <w:t>Compatibilità</w:t>
+            </w:r>
+          </w:p>
+        </w:tc>
+        <w:tc>
+          <w:tcPr>
+            <w:tcW w:w="0" w:type="auto"/>
+            <w:tcBorders>
+              <w:top w:val="single" w:sz="4" w:space="0" w:color="auto"/>
+              <w:left w:val="single" w:sz="4" w:space="0" w:color="auto"/>
+              <w:bottom w:val="single" w:sz="4" w:space="0" w:color="auto"/>
+              <w:right w:val="single" w:sz="4" w:space="0" w:color="auto"/>
+            </w:tcBorders>
+            <w:vAlign w:val="center"/>
+            <w:hideMark/>
+          </w:tcPr>
+          <w:p>
+            <w:pPr>
+              <w:numPr>
+                <w:ilvl w:val="0"/>
+                <w:numId w:val="2"/>
+              </w:numPr>
+              <w:spacing w:after="160" w:line="259" w:lineRule="auto"/>
+              <w:rPr>
+                <w:sz w:val="24"/>
+                <w:szCs w:val="24"/>
+              </w:rPr>
+            </w:pPr>
+            <w:r>
+              <w:rPr>
+                <w:sz w:val="24"/>
+                <w:szCs w:val="24"/>
+              </w:rPr>
+              <w:t>Deve funzionare sui principali browser.</w:t>
+            </w:r>
+          </w:p>
+        </w:tc>
+      </w:tr>
+    </w:tbl>
+    <w:p/>
+    <w:p/>
+    <w:p/>
+    <w:p/>
+    <w:p/>
+    <w:p/>
+    <w:p/>
+    <w:p/>
+    <w:p/>
+    <w:p/>
+    <w:p/>
+    <w:p/>
+    <w:p/>
+    <w:p/>
+    <w:p/>
+    <w:p/>
+    <w:p>
+      <w:r>
+        <w:lastRenderedPageBreak/>
+        <w:t xml:space="preserve">3-Modellazione UML </w:t>
+      </w:r>
+    </w:p>
+    <w:p>
+      <w:r>
+        <w:t>Il gruppo ha tradotto i requisiti in diagrammi UML di due differenti tipologie.</w:t>
+      </w:r>
+    </w:p>
+    <w:p>
+      <w:r>
+        <w:tab/>
+        <w:t>3.1 – Diagramma dei casi d’uso : attore utente e attore admin.</w:t>
+      </w:r>
+    </w:p>
+    <w:p/>
+    <w:p/>
+    <w:p>
+      <w:pPr>
+        <w:jc w:val="center"/>
+      </w:pPr>
+      <w:r>
+        <w:drawing>
+          <wp:inline distT="0" distB="0" distL="0" distR="0" wp14:anchorId="2D3868CE" wp14:editId="681981B9">
+            <wp:extent cx="5000625" cy="3859685"/>
+            <wp:effectExtent l="0" t="0" r="0" b="7620"/>
+            <wp:docPr id="1568003445" name="Immagine 2"/>
+            <wp:cNvGraphicFramePr>
+              <a:graphicFrameLocks xmlns:a="http://schemas.openxmlformats.org/drawingml/2006/main" noChangeAspect="1"/>
+            </wp:cNvGraphicFramePr>
+            <a:graphic xmlns:a="http://schemas.openxmlformats.org/drawingml/2006/main">
+              <a:graphicData uri="http://schemas.openxmlformats.org/drawingml/2006/picture">
+                <pic:pic xmlns:pic="http://schemas.openxmlformats.org/drawingml/2006/picture">
+                  <pic:nvPicPr>
+                    <pic:cNvPr id="0" name="Picture 6"/>
+                    <pic:cNvPicPr>
+                      <a:picLocks noChangeAspect="1" noChangeArrowheads="1"/>
+                    </pic:cNvPicPr>
+                  </pic:nvPicPr>
+                  <pic:blipFill>
+                    <a:blip r:embed="rId5">
+                      <a:extLst>
+                        <a:ext uri="{28A0092B-C50C-407E-A947-70E740481C1C}">
+                          <a14:useLocalDpi xmlns:a14="http://schemas.microsoft.com/office/drawing/2010/main" val="0"/>
+                        </a:ext>
+                      </a:extLst>
+                    </a:blip>
+                    <a:srcRect/>
+                    <a:stretch>
+                      <a:fillRect/>
+                    </a:stretch>
+                  </pic:blipFill>
+                  <pic:spPr bwMode="auto">
+                    <a:xfrm>
+                      <a:off x="0" y="0"/>
+                      <a:ext cx="5010644" cy="3867418"/>
+                    </a:xfrm>
+                    <a:prstGeom prst="rect">
+                      <a:avLst/>
+                    </a:prstGeom>
+                    <a:noFill/>
+                    <a:ln>
+                      <a:noFill/>
+                    </a:ln>
+                  </pic:spPr>
+                </pic:pic>
+              </a:graphicData>
+            </a:graphic>
+          </wp:inline>
+        </w:drawing>
+      </w:r>
+    </w:p>
+    <w:p/>
+    <w:p>
+      <w:r>
+        <w:tab/>
+        <w:t>3.2 – Macchina a stati : accesso all’applicazione e flusso degli stati.</w:t>
+      </w:r>
+    </w:p>
+    <w:p/>
+    <w:p/>
+    <w:p>
+      <w:pPr>
+        <w:rPr>
+          <w:b/>
+          <w:bCs/>
+        </w:rPr>
+      </w:pPr>
+    </w:p>
+    <w:p>
+      <w:pPr>
+        <w:rPr>
+          <w:b/>
+          <w:bCs/>
+        </w:rPr>
+      </w:pPr>
+    </w:p>
+    <w:p>
+      <w:pPr>
+        <w:rPr>
+          <w:b/>
+          <w:bCs/>
+        </w:rPr>
+      </w:pPr>
+    </w:p>
+    <w:p>
+      <w:pPr>
+        <w:rPr>
+          <w:b/>
+          <w:bCs/>
+        </w:rPr>
+      </w:pPr>
+    </w:p>
+    <w:p>
+      <w:pPr>
+        <w:rPr>
+          <w:b/>
+          <w:bCs/>
+        </w:rPr>
+      </w:pPr>
+    </w:p>
+    <w:p>
+      <w:pPr>
+        <w:rPr>
+          <w:b/>
+          <w:bCs/>
+        </w:rPr>
+      </w:pPr>
+    </w:p>
+    <w:p>
+      <w:pPr>
+        <w:rPr>
+          <w:b/>
+          <w:bCs/>
+        </w:rPr>
+      </w:pPr>
+    </w:p>
+    <w:p>
+      <w:pPr>
+        <w:rPr>
+          <w:b/>
+          <w:bCs/>
+        </w:rPr>
+      </w:pPr>
+    </w:p>
+    <w:p>
+      <w:pPr>
+        <w:rPr>
+          <w:b/>
+          <w:bCs/>
+        </w:rPr>
+      </w:pPr>
+    </w:p>
+    <w:p>
       <w:pPr>
         <w:rPr>
           <w:b/>
@@ -60,18 +3699,142 @@
           <w:b/>
           <w:bCs/>
         </w:rPr>
+        <w:lastRenderedPageBreak/>
         <w:t>Software Quality</w:t>
       </w:r>
     </w:p>
     <w:p>
-      <w:pPr>
-        <w:rPr>
-          <w:b/>
-          <w:bCs/>
-        </w:rPr>
-      </w:pPr>
       <w:r>
         <w:t>POTREBBE contenere una lista di qualità che hanno guidato il progetto con la loro spiegazione relativa al contesto Documentazione: aggiungere al documento la documentazione riguardante questo punto.</w:t>
+      </w:r>
+    </w:p>
+    <w:p/>
+    <w:p>
+      <w:r>
+        <w:t xml:space="preserve">Gli attributi di qualità che hanno guidato il progetto sono stati i seguenti: </w:t>
+      </w:r>
+    </w:p>
+    <w:p>
+      <w:r>
+        <w:t>1-Manutenibilità</w:t>
+      </w:r>
+    </w:p>
+    <w:p>
+      <w:r>
+        <w:tab/>
+        <w:t>-Architettura a Layer</w:t>
+      </w:r>
+    </w:p>
+    <w:p>
+      <w:r>
+        <w:tab/>
+        <w:t xml:space="preserve">-Information </w:t>
+      </w:r>
+      <w:proofErr w:type="spellStart"/>
+      <w:r>
+        <w:t>Hiding</w:t>
+      </w:r>
+      <w:proofErr w:type="spellEnd"/>
+    </w:p>
+    <w:p>
+      <w:r>
+        <w:tab/>
+        <w:t>-Disaccoppiamento dati</w:t>
+      </w:r>
+    </w:p>
+    <w:p>
+      <w:r>
+        <w:tab/>
+        <w:t>-</w:t>
+      </w:r>
+      <w:proofErr w:type="spellStart"/>
+      <w:r>
+        <w:t>Refactoring</w:t>
+      </w:r>
+      <w:proofErr w:type="spellEnd"/>
+      <w:r>
+        <w:t xml:space="preserve"> e divisione ruoli</w:t>
+      </w:r>
+    </w:p>
+    <w:p/>
+    <w:p>
+      <w:r>
+        <w:t>2- Affidabilità</w:t>
+      </w:r>
+    </w:p>
+    <w:p>
+      <w:r>
+        <w:tab/>
+        <w:t>-Gestione</w:t>
+      </w:r>
+      <w:r>
+        <w:t xml:space="preserve"> asincrona degli</w:t>
+      </w:r>
+      <w:r>
+        <w:t xml:space="preserve"> errori</w:t>
+      </w:r>
+    </w:p>
+    <w:p>
+      <w:r>
+        <w:tab/>
+        <w:t>-Prestazioni ottimali</w:t>
+      </w:r>
+      <w:r>
+        <w:t xml:space="preserve"> e tempo di risposta breve </w:t>
+      </w:r>
+      <w:r>
+        <w:t xml:space="preserve"> (utente non deve attendere tra un’azione e l’altra)</w:t>
+      </w:r>
+    </w:p>
+    <w:p>
+      <w:r>
+        <w:tab/>
+        <w:t>-Validazione inserimento dati</w:t>
+      </w:r>
+      <w:r>
+        <w:t xml:space="preserve"> e controlli sugli input</w:t>
+      </w:r>
+    </w:p>
+    <w:p>
+      <w:r>
+        <w:t>3-Sicurezza</w:t>
+      </w:r>
+    </w:p>
+    <w:p>
+      <w:r>
+        <w:tab/>
+        <w:t>-Password criptate</w:t>
+      </w:r>
+    </w:p>
+    <w:p>
+      <w:r>
+        <w:tab/>
+        <w:t xml:space="preserve">-Divisione ruoli admin-utente e controllo accessi </w:t>
+      </w:r>
+      <w:r>
+        <w:t xml:space="preserve"> vietati con manipolazione URL</w:t>
+      </w:r>
+    </w:p>
+    <w:p>
+      <w:r>
+        <w:tab/>
+      </w:r>
+    </w:p>
+    <w:p>
+      <w:r>
+        <w:t>4- Usabilità</w:t>
+      </w:r>
+    </w:p>
+    <w:p>
+      <w:r>
+        <w:tab/>
+        <w:t>-Notifiche a conferma di ogni azione</w:t>
+      </w:r>
+    </w:p>
+    <w:p>
+      <w:r>
+        <w:tab/>
+        <w:t>-Interfaccia chiara e user-friendly</w:t>
       </w:r>
     </w:p>
     <w:sectPr>
@@ -82,6 +3845,138 @@
     </w:sectPr>
   </w:body>
 </w:document>
+</file>
+
+<file path=word/numbering.xml><?xml version="1.0" encoding="utf-8"?>
+<w:numbering xmlns:wpc="http://schemas.microsoft.com/office/word/2010/wordprocessingCanvas" xmlns:cx="http://schemas.microsoft.com/office/drawing/2014/chartex" xmlns:cx1="http://schemas.microsoft.com/office/drawing/2015/9/8/chartex" xmlns:cx2="http://schemas.microsoft.com/office/drawing/2015/10/21/chartex" xmlns:cx3="http://schemas.microsoft.com/office/drawing/2016/5/9/chartex" xmlns:cx4="http://schemas.microsoft.com/office/drawing/2016/5/10/chartex" xmlns:cx5="http://schemas.microsoft.com/office/drawing/2016/5/11/chartex" xmlns:cx6="http://schemas.microsoft.com/office/drawing/2016/5/12/chartex" xmlns:cx7="http://schemas.microsoft.com/office/drawing/2016/5/13/chartex" xmlns:cx8="http://schemas.microsoft.com/office/drawing/2016/5/14/chartex" xmlns:mc="http://schemas.openxmlformats.org/markup-compatibility/2006" xmlns:aink="http://schemas.microsoft.com/office/drawing/2016/ink" xmlns:am3d="http://schemas.microsoft.com/office/drawing/2017/model3d" xmlns:o="urn:schemas-microsoft-com:office:office" xmlns:oel="http://schemas.microsoft.com/office/2019/extlst" xmlns:r="http://schemas.openxmlformats.org/officeDocument/2006/relationships" xmlns:m="http://schemas.openxmlformats.org/officeDocument/2006/math" xmlns:v="urn:schemas-microsoft-com:vml" xmlns:wp14="http://schemas.microsoft.com/office/word/2010/wordprocessingDrawing" xmlns:wp="http://schemas.openxmlformats.org/drawingml/2006/wordprocessingDrawing" xmlns:w10="urn:schemas-microsoft-com:office:word" xmlns:w="http://schemas.openxmlformats.org/wordprocessingml/2006/main" xmlns:w14="http://schemas.microsoft.com/office/word/2010/wordml" xmlns:w15="http://schemas.microsoft.com/office/word/2012/wordml" xmlns:w16cex="http://schemas.microsoft.com/office/word/2018/wordml/cex" xmlns:w16cid="http://schemas.microsoft.com/office/word/2016/wordml/cid" xmlns:w16="http://schemas.microsoft.com/office/word/2018/wordml" xmlns:w16du="http://schemas.microsoft.com/office/word/2023/wordml/word16du" xmlns:w16sdtdh="http://schemas.microsoft.com/office/word/2020/wordml/sdtdatahash" xmlns:w16sdtfl="http://schemas.microsoft.com/office/word/2024/wordml/sdtformatlock" xmlns:w16se="http://schemas.microsoft.com/office/word/2015/wordml/symex" xmlns:wpg="http://schemas.microsoft.com/office/word/2010/wordprocessingGroup" xmlns:wpi="http://schemas.microsoft.com/office/word/2010/wordprocessingInk" xmlns:wne="http://schemas.microsoft.com/office/word/2006/wordml" xmlns:wps="http://schemas.microsoft.com/office/word/2010/wordprocessingShape" mc:Ignorable="w14 w15 w16se w16cid w16 w16cex w16sdtdh w16sdtfl w16du wp14">
+  <w:abstractNum w:abstractNumId="0" w15:restartNumberingAfterBreak="0">
+    <w:nsid w:val="77AD7AAB"/>
+    <w:multiLevelType w:val="hybridMultilevel"/>
+    <w:tmpl w:val="059EB96E"/>
+    <w:lvl w:ilvl="0" w:tplc="845C2126">
+      <w:numFmt w:val="bullet"/>
+      <w:lvlText w:val="•"/>
+      <w:lvlJc w:val="left"/>
+      <w:pPr>
+        <w:ind w:left="720" w:hanging="360"/>
+      </w:pPr>
+      <w:rPr>
+        <w:rFonts w:ascii="Aptos" w:eastAsiaTheme="minorHAnsi" w:hAnsi="Aptos" w:cstheme="minorBidi" w:hint="default"/>
+      </w:rPr>
+    </w:lvl>
+    <w:lvl w:ilvl="1" w:tplc="04100003" w:tentative="1">
+      <w:start w:val="1"/>
+      <w:numFmt w:val="bullet"/>
+      <w:lvlText w:val="o"/>
+      <w:lvlJc w:val="left"/>
+      <w:pPr>
+        <w:ind w:left="1440" w:hanging="360"/>
+      </w:pPr>
+      <w:rPr>
+        <w:rFonts w:ascii="Courier New" w:hAnsi="Courier New" w:cs="Courier New" w:hint="default"/>
+      </w:rPr>
+    </w:lvl>
+    <w:lvl w:ilvl="2" w:tplc="04100005" w:tentative="1">
+      <w:start w:val="1"/>
+      <w:numFmt w:val="bullet"/>
+      <w:lvlText w:val=""/>
+      <w:lvlJc w:val="left"/>
+      <w:pPr>
+        <w:ind w:left="2160" w:hanging="360"/>
+      </w:pPr>
+      <w:rPr>
+        <w:rFonts w:ascii="Wingdings" w:hAnsi="Wingdings" w:hint="default"/>
+      </w:rPr>
+    </w:lvl>
+    <w:lvl w:ilvl="3" w:tplc="04100001" w:tentative="1">
+      <w:start w:val="1"/>
+      <w:numFmt w:val="bullet"/>
+      <w:lvlText w:val=""/>
+      <w:lvlJc w:val="left"/>
+      <w:pPr>
+        <w:ind w:left="2880" w:hanging="360"/>
+      </w:pPr>
+      <w:rPr>
+        <w:rFonts w:ascii="Symbol" w:hAnsi="Symbol" w:hint="default"/>
+      </w:rPr>
+    </w:lvl>
+    <w:lvl w:ilvl="4" w:tplc="04100003" w:tentative="1">
+      <w:start w:val="1"/>
+      <w:numFmt w:val="bullet"/>
+      <w:lvlText w:val="o"/>
+      <w:lvlJc w:val="left"/>
+      <w:pPr>
+        <w:ind w:left="3600" w:hanging="360"/>
+      </w:pPr>
+      <w:rPr>
+        <w:rFonts w:ascii="Courier New" w:hAnsi="Courier New" w:cs="Courier New" w:hint="default"/>
+      </w:rPr>
+    </w:lvl>
+    <w:lvl w:ilvl="5" w:tplc="04100005" w:tentative="1">
+      <w:start w:val="1"/>
+      <w:numFmt w:val="bullet"/>
+      <w:lvlText w:val=""/>
+      <w:lvlJc w:val="left"/>
+      <w:pPr>
+        <w:ind w:left="4320" w:hanging="360"/>
+      </w:pPr>
+      <w:rPr>
+        <w:rFonts w:ascii="Wingdings" w:hAnsi="Wingdings" w:hint="default"/>
+      </w:rPr>
+    </w:lvl>
+    <w:lvl w:ilvl="6" w:tplc="04100001" w:tentative="1">
+      <w:start w:val="1"/>
+      <w:numFmt w:val="bullet"/>
+      <w:lvlText w:val=""/>
+      <w:lvlJc w:val="left"/>
+      <w:pPr>
+        <w:ind w:left="5040" w:hanging="360"/>
+      </w:pPr>
+      <w:rPr>
+        <w:rFonts w:ascii="Symbol" w:hAnsi="Symbol" w:hint="default"/>
+      </w:rPr>
+    </w:lvl>
+    <w:lvl w:ilvl="7" w:tplc="04100003" w:tentative="1">
+      <w:start w:val="1"/>
+      <w:numFmt w:val="bullet"/>
+      <w:lvlText w:val="o"/>
+      <w:lvlJc w:val="left"/>
+      <w:pPr>
+        <w:ind w:left="5760" w:hanging="360"/>
+      </w:pPr>
+      <w:rPr>
+        <w:rFonts w:ascii="Courier New" w:hAnsi="Courier New" w:cs="Courier New" w:hint="default"/>
+      </w:rPr>
+    </w:lvl>
+    <w:lvl w:ilvl="8" w:tplc="04100005" w:tentative="1">
+      <w:start w:val="1"/>
+      <w:numFmt w:val="bullet"/>
+      <w:lvlText w:val=""/>
+      <w:lvlJc w:val="left"/>
+      <w:pPr>
+        <w:ind w:left="6480" w:hanging="360"/>
+      </w:pPr>
+      <w:rPr>
+        <w:rFonts w:ascii="Wingdings" w:hAnsi="Wingdings" w:hint="default"/>
+      </w:rPr>
+    </w:lvl>
+  </w:abstractNum>
+  <w:num w:numId="1" w16cid:durableId="234360767">
+    <w:abstractNumId w:val="0"/>
+  </w:num>
+  <w:num w:numId="2" w16cid:durableId="207424548">
+    <w:abstractNumId w:val="0"/>
+    <w:lvlOverride w:ilvl="0"/>
+    <w:lvlOverride w:ilvl="1"/>
+    <w:lvlOverride w:ilvl="2"/>
+    <w:lvlOverride w:ilvl="3"/>
+    <w:lvlOverride w:ilvl="4"/>
+    <w:lvlOverride w:ilvl="5"/>
+    <w:lvlOverride w:ilvl="6"/>
+    <w:lvlOverride w:ilvl="7"/>
+    <w:lvlOverride w:ilvl="8"/>
+  </w:num>
+</w:numbering>
 </file>
 
 <file path=word/styles.xml><?xml version="1.0" encoding="utf-8"?>
@@ -1000,6 +4895,25 @@
       <w:spacing w:val="5"/>
     </w:rPr>
   </w:style>
+  <w:style w:type="table" w:styleId="Grigliatabella">
+    <w:name w:val="Table Grid"/>
+    <w:basedOn w:val="Tabellanormale"/>
+    <w:uiPriority w:val="39"/>
+    <w:rsid w:val="00FA0E27"/>
+    <w:pPr>
+      <w:spacing w:after="0" w:line="240" w:lineRule="auto"/>
+    </w:pPr>
+    <w:tblPr>
+      <w:tblBorders>
+        <w:top w:val="single" w:sz="4" w:space="0" w:color="auto"/>
+        <w:left w:val="single" w:sz="4" w:space="0" w:color="auto"/>
+        <w:bottom w:val="single" w:sz="4" w:space="0" w:color="auto"/>
+        <w:right w:val="single" w:sz="4" w:space="0" w:color="auto"/>
+        <w:insideH w:val="single" w:sz="4" w:space="0" w:color="auto"/>
+        <w:insideV w:val="single" w:sz="4" w:space="0" w:color="auto"/>
+      </w:tblBorders>
+    </w:tblPr>
+  </w:style>
 </w:styles>
 </file>
 

--- a/documentazione/Requisiti.docx
+++ b/documentazione/Requisiti.docx
@@ -2632,13 +2632,30 @@
           <w:szCs w:val="24"/>
         </w:rPr>
       </w:pPr>
-      <w:r>
+    </w:p>
+    <w:p>
+      <w:pPr>
         <w:rPr>
           <w:sz w:val="24"/>
           <w:szCs w:val="24"/>
         </w:rPr>
-        <w:br w:type="page"/>
-      </w:r>
+      </w:pPr>
+    </w:p>
+    <w:p>
+      <w:pPr>
+        <w:rPr>
+          <w:sz w:val="24"/>
+          <w:szCs w:val="24"/>
+        </w:rPr>
+      </w:pPr>
+    </w:p>
+    <w:p>
+      <w:pPr>
+        <w:rPr>
+          <w:sz w:val="24"/>
+          <w:szCs w:val="24"/>
+        </w:rPr>
+      </w:pPr>
     </w:p>
     <w:p>
       <w:pPr>
@@ -2660,6 +2677,7 @@
           <w:sz w:val="24"/>
           <w:szCs w:val="24"/>
         </w:rPr>
+        <w:lastRenderedPageBreak/>
         <w:t>Requisiti non funzionali</w:t>
       </w:r>
     </w:p>
@@ -3534,12 +3552,12 @@
     <w:p/>
     <w:p>
       <w:r>
-        <w:lastRenderedPageBreak/>
         <w:t xml:space="preserve">3-Modellazione UML </w:t>
       </w:r>
     </w:p>
     <w:p>
       <w:r>
+        <w:lastRenderedPageBreak/>
         <w:t>Il gruppo ha tradotto i requisiti in diagrammi UML di due differenti tipologie.</w:t>
       </w:r>
     </w:p>
@@ -3556,6 +3574,9 @@
         <w:jc w:val="center"/>
       </w:pPr>
       <w:r>
+        <w:rPr>
+          <w:noProof/>
+        </w:rPr>
         <w:drawing>
           <wp:inline distT="0" distB="0" distL="0" distR="0" wp14:anchorId="2D3868CE" wp14:editId="681981B9">
             <wp:extent cx="5000625" cy="3859685"/>
@@ -3699,12 +3720,12 @@
           <w:b/>
           <w:bCs/>
         </w:rPr>
-        <w:lastRenderedPageBreak/>
         <w:t>Software Quality</w:t>
       </w:r>
     </w:p>
     <w:p>
       <w:r>
+        <w:lastRenderedPageBreak/>
         <w:t>POTREBBE contenere una lista di qualità che hanno guidato il progetto con la loro spiegazione relativa al contesto Documentazione: aggiungere al documento la documentazione riguardante questo punto.</w:t>
       </w:r>
     </w:p>
@@ -3966,15 +3987,6 @@
   </w:num>
   <w:num w:numId="2" w16cid:durableId="207424548">
     <w:abstractNumId w:val="0"/>
-    <w:lvlOverride w:ilvl="0"/>
-    <w:lvlOverride w:ilvl="1"/>
-    <w:lvlOverride w:ilvl="2"/>
-    <w:lvlOverride w:ilvl="3"/>
-    <w:lvlOverride w:ilvl="4"/>
-    <w:lvlOverride w:ilvl="5"/>
-    <w:lvlOverride w:ilvl="6"/>
-    <w:lvlOverride w:ilvl="7"/>
-    <w:lvlOverride w:ilvl="8"/>
   </w:num>
 </w:numbering>
 </file>
@@ -4582,6 +4594,7 @@
   <w:style w:type="character" w:default="1" w:styleId="Carpredefinitoparagrafo">
     <w:name w:val="Default Paragraph Font"/>
     <w:uiPriority w:val="1"/>
+    <w:semiHidden/>
     <w:unhideWhenUsed/>
   </w:style>
   <w:style w:type="table" w:default="1" w:styleId="Tabellanormale">

--- a/documentazione/Requisiti.docx
+++ b/documentazione/Requisiti.docx
@@ -62,8 +62,38 @@
     </w:p>
     <w:p/>
     <w:p>
+      <w:pPr>
+        <w:rPr>
+          <w:i/>
+          <w:iCs/>
+          <w:u w:val="single"/>
+        </w:rPr>
+      </w:pPr>
+      <w:proofErr w:type="spellStart"/>
       <w:r>
-        <w:t xml:space="preserve">1-Elicitazione requisiti: decisioni effettuate durante il meeting di brainstorming iniziale. </w:t>
+        <w:rPr>
+          <w:i/>
+          <w:iCs/>
+          <w:u w:val="single"/>
+        </w:rPr>
+        <w:t>Elicitazione</w:t>
+      </w:r>
+      <w:proofErr w:type="spellEnd"/>
+      <w:r>
+        <w:rPr>
+          <w:i/>
+          <w:iCs/>
+          <w:u w:val="single"/>
+        </w:rPr>
+        <w:t xml:space="preserve"> requisiti:</w:t>
+      </w:r>
+    </w:p>
+    <w:p>
+      <w:r>
+        <w:t>D</w:t>
+      </w:r>
+      <w:r>
+        <w:t xml:space="preserve">ecisioni effettuate durante il meeting di brainstorming iniziale. </w:t>
       </w:r>
     </w:p>
     <w:p>
@@ -83,8 +113,28 @@
     </w:p>
     <w:p/>
     <w:p>
+      <w:pPr>
+        <w:rPr>
+          <w:i/>
+          <w:iCs/>
+          <w:u w:val="single"/>
+        </w:rPr>
+      </w:pPr>
       <w:r>
-        <w:t>2- Specifica dei requisiti : il gruppo ha seguito un approccio MoSCoW.  Lo stesso file è presente in maniera separata nel folder “documentazione”.</w:t>
+        <w:rPr>
+          <w:i/>
+          <w:iCs/>
+          <w:u w:val="single"/>
+        </w:rPr>
+        <w:t>Specifica dei requisiti</w:t>
+      </w:r>
+    </w:p>
+    <w:p>
+      <w:r>
+        <w:t>I</w:t>
+      </w:r>
+      <w:r>
+        <w:t>l gruppo ha seguito un approccio MoSCoW.  Lo stesso file è presente in maniera separata nel folder “documentazione”.</w:t>
       </w:r>
     </w:p>
     <w:p>
@@ -868,6 +918,7 @@
                 <w:sz w:val="24"/>
                 <w:szCs w:val="24"/>
               </w:rPr>
+              <w:lastRenderedPageBreak/>
               <w:t>RF05</w:t>
             </w:r>
           </w:p>
@@ -1023,7 +1074,6 @@
                 <w:sz w:val="24"/>
                 <w:szCs w:val="24"/>
               </w:rPr>
-              <w:lastRenderedPageBreak/>
               <w:t>RF06</w:t>
             </w:r>
           </w:p>
@@ -2323,6 +2373,13 @@
                 <w:szCs w:val="24"/>
               </w:rPr>
             </w:pPr>
+            <w:r>
+              <w:rPr>
+                <w:sz w:val="24"/>
+                <w:szCs w:val="24"/>
+              </w:rPr>
+              <w:t>/</w:t>
+            </w:r>
           </w:p>
         </w:tc>
       </w:tr>
@@ -2464,6 +2521,13 @@
                 <w:szCs w:val="24"/>
               </w:rPr>
             </w:pPr>
+            <w:r>
+              <w:rPr>
+                <w:sz w:val="24"/>
+                <w:szCs w:val="24"/>
+              </w:rPr>
+              <w:t>/</w:t>
+            </w:r>
           </w:p>
         </w:tc>
       </w:tr>
@@ -2605,6 +2669,13 @@
                 <w:szCs w:val="24"/>
               </w:rPr>
             </w:pPr>
+            <w:r>
+              <w:rPr>
+                <w:sz w:val="24"/>
+                <w:szCs w:val="24"/>
+              </w:rPr>
+              <w:t>/</w:t>
+            </w:r>
           </w:p>
         </w:tc>
       </w:tr>
@@ -2677,7 +2748,6 @@
           <w:sz w:val="24"/>
           <w:szCs w:val="24"/>
         </w:rPr>
-        <w:lastRenderedPageBreak/>
         <w:t>Requisiti non funzionali</w:t>
       </w:r>
     </w:p>
@@ -3549,15 +3619,26 @@
     <w:p/>
     <w:p/>
     <w:p/>
-    <w:p/>
-    <w:p>
+    <w:p>
+      <w:pPr>
+        <w:rPr>
+          <w:i/>
+          <w:iCs/>
+          <w:u w:val="single"/>
+        </w:rPr>
+      </w:pPr>
       <w:r>
-        <w:t xml:space="preserve">3-Modellazione UML </w:t>
+        <w:rPr>
+          <w:i/>
+          <w:iCs/>
+          <w:u w:val="single"/>
+        </w:rPr>
+        <w:lastRenderedPageBreak/>
+        <w:t xml:space="preserve">Modellazione UML </w:t>
       </w:r>
     </w:p>
     <w:p>
       <w:r>
-        <w:lastRenderedPageBreak/>
         <w:t>Il gruppo ha tradotto i requisiti in diagrammi UML di due differenti tipologie.</w:t>
       </w:r>
     </w:p>
@@ -3631,9 +3712,26 @@
     <w:p>
       <w:r>
         <w:tab/>
+      </w:r>
+    </w:p>
+    <w:p/>
+    <w:p/>
+    <w:p/>
+    <w:p/>
+    <w:p/>
+    <w:p/>
+    <w:p/>
+    <w:p/>
+    <w:p/>
+    <w:p/>
+    <w:p/>
+    <w:p>
+      <w:r>
+        <w:lastRenderedPageBreak/>
         <w:t>3.2 – Macchina a stati : accesso all’applicazione e flusso degli stati.</w:t>
       </w:r>
     </w:p>
+    <w:p/>
     <w:p/>
     <w:p/>
     <w:p>
@@ -3725,7 +3823,6 @@
     </w:p>
     <w:p>
       <w:r>
-        <w:lastRenderedPageBreak/>
         <w:t>POTREBBE contenere una lista di qualità che hanno guidato il progetto con la loro spiegazione relativa al contesto Documentazione: aggiungere al documento la documentazione riguardante questo punto.</w:t>
       </w:r>
     </w:p>
@@ -3833,7 +3930,7 @@
         <w:t xml:space="preserve">-Divisione ruoli admin-utente e controllo accessi </w:t>
       </w:r>
       <w:r>
-        <w:t xml:space="preserve"> vietati con manipolazione URL</w:t>
+        <w:t>vietati con manipolazione URL</w:t>
       </w:r>
     </w:p>
     <w:p>
@@ -3843,6 +3940,7 @@
     </w:p>
     <w:p>
       <w:r>
+        <w:lastRenderedPageBreak/>
         <w:t>4- Usabilità</w:t>
       </w:r>
     </w:p>

--- a/documentazione/Requisiti.docx
+++ b/documentazione/Requisiti.docx
@@ -4,6 +4,7 @@
   <w:body>
     <w:p>
       <w:pPr>
+        <w:jc w:val="both"/>
         <w:rPr>
           <w:b/>
           <w:bCs/>
@@ -23,46 +24,7 @@
     </w:p>
     <w:p>
       <w:pPr>
-        <w:rPr>
-          <w:b/>
-          <w:bCs/>
-        </w:rPr>
-      </w:pPr>
-      <w:proofErr w:type="spellStart"/>
-      <w:r>
-        <w:rPr>
-          <w:b/>
-          <w:bCs/>
-        </w:rPr>
-        <w:t>Requirements</w:t>
-      </w:r>
-      <w:proofErr w:type="spellEnd"/>
-      <w:r>
-        <w:rPr>
-          <w:b/>
-          <w:bCs/>
-        </w:rPr>
-        <w:t xml:space="preserve"> Engineering</w:t>
-      </w:r>
-    </w:p>
-    <w:p>
-      <w:r>
-        <w:t xml:space="preserve">DOVREBBE indicare come i requisiti sono stati elicitati DEVE contenere la specifica dei requisiti (ad esempio seguendo lo IEEE 830) Documentazione: Documentare i requisiti in documento. La descrizione dei requisiti può seguire lo schema visto in classe dei requisiti presentati in </w:t>
-      </w:r>
-    </w:p>
-    <w:p>
-      <w:r>
-        <w:t xml:space="preserve">https://github.com/foselab/abz2024_casestudy_MLV/blob/main/Mechanical_Lung_Ventilator%201_5.pdf </w:t>
-      </w:r>
-    </w:p>
-    <w:p>
-      <w:r>
-        <w:t>Al suo intero il documento dovrebbe riportare i casi d’uso ed eventuali altri diagrammi UML (ad esempio macchine di stato)</w:t>
-      </w:r>
-    </w:p>
-    <w:p/>
-    <w:p>
-      <w:pPr>
+        <w:jc w:val="both"/>
         <w:rPr>
           <w:i/>
           <w:iCs/>
@@ -89,31 +51,58 @@
       </w:r>
     </w:p>
     <w:p>
+      <w:pPr>
+        <w:jc w:val="both"/>
+      </w:pPr>
       <w:r>
-        <w:t>D</w:t>
+        <w:t>Il processo di ingegneria dei requisiti ha seguito queste fasi:</w:t>
       </w:r>
+    </w:p>
+    <w:p>
+      <w:pPr>
+        <w:pStyle w:val="Paragrafoelenco"/>
+        <w:numPr>
+          <w:ilvl w:val="0"/>
+          <w:numId w:val="3"/>
+        </w:numPr>
+        <w:spacing w:before="240"/>
+        <w:jc w:val="both"/>
+      </w:pPr>
       <w:r>
-        <w:t xml:space="preserve">ecisioni effettuate durante il meeting di brainstorming iniziale. </w:t>
+        <w:t xml:space="preserve">Brainstorming: meeting per definire il dominio del sistema e le funzionalità chiave </w:t>
       </w:r>
     </w:p>
     <w:p>
+      <w:pPr>
+        <w:pStyle w:val="Paragrafoelenco"/>
+        <w:numPr>
+          <w:ilvl w:val="0"/>
+          <w:numId w:val="3"/>
+        </w:numPr>
+        <w:spacing w:before="240"/>
+        <w:jc w:val="both"/>
+      </w:pPr>
       <w:r>
-        <w:t xml:space="preserve">Sono state analizzate applicazioni simili già esistenti per comprendere le funzionalità necessarie. </w:t>
+        <w:t>Analisi delle applicazioni concorrenti per identificare uno standard</w:t>
       </w:r>
     </w:p>
     <w:p>
+      <w:pPr>
+        <w:pStyle w:val="Paragrafoelenco"/>
+        <w:numPr>
+          <w:ilvl w:val="0"/>
+          <w:numId w:val="3"/>
+        </w:numPr>
+        <w:spacing w:before="240"/>
+        <w:jc w:val="both"/>
+      </w:pPr>
       <w:r>
-        <w:t>Abbiamo simulato interviste a stakeholder per comprendere i desideri dell’utente in riferimento all’applicazione e anche la gestione della parte admin.</w:t>
+        <w:t>Interviste fittizie a stakeholder per comprendere i bisogni dell’utente</w:t>
       </w:r>
     </w:p>
     <w:p>
-      <w:r>
-        <w:t>I requisiti sono stati poi tradotti in maniera professionale all’interno dell’apposito file, suddividendoli in differenti priorità con descrizione e data di raggiungimento.</w:t>
-      </w:r>
-    </w:p>
-    <w:p/>
-    <w:p>
-      <w:pPr>
+      <w:pPr>
+        <w:jc w:val="both"/>
         <w:rPr>
           <w:i/>
           <w:iCs/>
@@ -130,6 +119,9 @@
       </w:r>
     </w:p>
     <w:p>
+      <w:pPr>
+        <w:jc w:val="both"/>
+      </w:pPr>
       <w:r>
         <w:t>I</w:t>
       </w:r>
@@ -138,6 +130,9 @@
       </w:r>
     </w:p>
     <w:p>
+      <w:pPr>
+        <w:jc w:val="both"/>
+      </w:pPr>
       <w:r>
         <w:t>Requisiti funzionali</w:t>
       </w:r>
@@ -171,6 +166,7 @@
           <w:p>
             <w:pPr>
               <w:spacing w:after="160" w:line="259" w:lineRule="auto"/>
+              <w:jc w:val="both"/>
               <w:rPr>
                 <w:sz w:val="24"/>
                 <w:szCs w:val="24"/>
@@ -201,6 +197,7 @@
           <w:p>
             <w:pPr>
               <w:spacing w:after="160" w:line="259" w:lineRule="auto"/>
+              <w:jc w:val="both"/>
               <w:rPr>
                 <w:sz w:val="24"/>
                 <w:szCs w:val="24"/>
@@ -230,6 +227,7 @@
           <w:p>
             <w:pPr>
               <w:spacing w:after="160" w:line="259" w:lineRule="auto"/>
+              <w:jc w:val="both"/>
               <w:rPr>
                 <w:sz w:val="24"/>
                 <w:szCs w:val="24"/>
@@ -259,6 +257,7 @@
           <w:p>
             <w:pPr>
               <w:spacing w:after="160" w:line="259" w:lineRule="auto"/>
+              <w:jc w:val="both"/>
               <w:rPr>
                 <w:sz w:val="24"/>
                 <w:szCs w:val="24"/>
@@ -288,6 +287,7 @@
           <w:p>
             <w:pPr>
               <w:spacing w:after="160" w:line="259" w:lineRule="auto"/>
+              <w:jc w:val="both"/>
               <w:rPr>
                 <w:sz w:val="24"/>
                 <w:szCs w:val="24"/>
@@ -320,6 +320,7 @@
           <w:p>
             <w:pPr>
               <w:spacing w:after="160" w:line="259" w:lineRule="auto"/>
+              <w:jc w:val="both"/>
               <w:rPr>
                 <w:sz w:val="24"/>
                 <w:szCs w:val="24"/>
@@ -349,6 +350,7 @@
           <w:p>
             <w:pPr>
               <w:spacing w:after="160" w:line="259" w:lineRule="auto"/>
+              <w:jc w:val="both"/>
               <w:rPr>
                 <w:sz w:val="24"/>
                 <w:szCs w:val="24"/>
@@ -378,6 +380,7 @@
           <w:p>
             <w:pPr>
               <w:spacing w:after="160" w:line="259" w:lineRule="auto"/>
+              <w:jc w:val="both"/>
               <w:rPr>
                 <w:sz w:val="24"/>
                 <w:szCs w:val="24"/>
@@ -407,6 +410,7 @@
           <w:p>
             <w:pPr>
               <w:spacing w:after="160" w:line="259" w:lineRule="auto"/>
+              <w:jc w:val="both"/>
               <w:rPr>
                 <w:sz w:val="24"/>
                 <w:szCs w:val="24"/>
@@ -436,6 +440,7 @@
           <w:p>
             <w:pPr>
               <w:spacing w:after="160" w:line="259" w:lineRule="auto"/>
+              <w:jc w:val="both"/>
               <w:rPr>
                 <w:sz w:val="24"/>
                 <w:szCs w:val="24"/>
@@ -467,6 +472,7 @@
           <w:p>
             <w:pPr>
               <w:spacing w:after="160" w:line="259" w:lineRule="auto"/>
+              <w:jc w:val="both"/>
               <w:rPr>
                 <w:sz w:val="24"/>
                 <w:szCs w:val="24"/>
@@ -496,6 +502,7 @@
           <w:p>
             <w:pPr>
               <w:spacing w:after="160" w:line="259" w:lineRule="auto"/>
+              <w:jc w:val="both"/>
               <w:rPr>
                 <w:sz w:val="24"/>
                 <w:szCs w:val="24"/>
@@ -525,6 +532,7 @@
           <w:p>
             <w:pPr>
               <w:spacing w:after="160" w:line="259" w:lineRule="auto"/>
+              <w:jc w:val="both"/>
               <w:rPr>
                 <w:sz w:val="24"/>
                 <w:szCs w:val="24"/>
@@ -554,6 +562,7 @@
           <w:p>
             <w:pPr>
               <w:spacing w:after="160" w:line="259" w:lineRule="auto"/>
+              <w:jc w:val="both"/>
               <w:rPr>
                 <w:sz w:val="24"/>
                 <w:szCs w:val="24"/>
@@ -583,6 +592,7 @@
           <w:p>
             <w:pPr>
               <w:spacing w:after="160" w:line="259" w:lineRule="auto"/>
+              <w:jc w:val="both"/>
               <w:rPr>
                 <w:sz w:val="24"/>
                 <w:szCs w:val="24"/>
@@ -614,6 +624,7 @@
           <w:p>
             <w:pPr>
               <w:spacing w:after="160" w:line="259" w:lineRule="auto"/>
+              <w:jc w:val="both"/>
               <w:rPr>
                 <w:sz w:val="24"/>
                 <w:szCs w:val="24"/>
@@ -643,6 +654,7 @@
           <w:p>
             <w:pPr>
               <w:spacing w:after="160" w:line="259" w:lineRule="auto"/>
+              <w:jc w:val="both"/>
               <w:rPr>
                 <w:sz w:val="24"/>
                 <w:szCs w:val="24"/>
@@ -672,6 +684,7 @@
           <w:p>
             <w:pPr>
               <w:spacing w:after="160" w:line="259" w:lineRule="auto"/>
+              <w:jc w:val="both"/>
               <w:rPr>
                 <w:sz w:val="24"/>
                 <w:szCs w:val="24"/>
@@ -701,6 +714,7 @@
           <w:p>
             <w:pPr>
               <w:spacing w:after="160" w:line="259" w:lineRule="auto"/>
+              <w:jc w:val="both"/>
               <w:rPr>
                 <w:sz w:val="24"/>
                 <w:szCs w:val="24"/>
@@ -730,6 +744,7 @@
           <w:p>
             <w:pPr>
               <w:spacing w:after="160" w:line="259" w:lineRule="auto"/>
+              <w:jc w:val="both"/>
               <w:rPr>
                 <w:sz w:val="24"/>
                 <w:szCs w:val="24"/>
@@ -761,6 +776,7 @@
           <w:p>
             <w:pPr>
               <w:spacing w:after="160" w:line="259" w:lineRule="auto"/>
+              <w:jc w:val="both"/>
               <w:rPr>
                 <w:sz w:val="24"/>
                 <w:szCs w:val="24"/>
@@ -790,6 +806,7 @@
           <w:p>
             <w:pPr>
               <w:spacing w:after="160" w:line="259" w:lineRule="auto"/>
+              <w:jc w:val="both"/>
               <w:rPr>
                 <w:sz w:val="24"/>
                 <w:szCs w:val="24"/>
@@ -819,6 +836,7 @@
           <w:p>
             <w:pPr>
               <w:spacing w:after="160" w:line="259" w:lineRule="auto"/>
+              <w:jc w:val="both"/>
               <w:rPr>
                 <w:sz w:val="24"/>
                 <w:szCs w:val="24"/>
@@ -848,6 +866,7 @@
           <w:p>
             <w:pPr>
               <w:spacing w:after="160" w:line="259" w:lineRule="auto"/>
+              <w:jc w:val="both"/>
               <w:rPr>
                 <w:sz w:val="24"/>
                 <w:szCs w:val="24"/>
@@ -877,6 +896,7 @@
           <w:p>
             <w:pPr>
               <w:spacing w:after="160" w:line="259" w:lineRule="auto"/>
+              <w:jc w:val="both"/>
               <w:rPr>
                 <w:sz w:val="24"/>
                 <w:szCs w:val="24"/>
@@ -908,17 +928,17 @@
           <w:p>
             <w:pPr>
               <w:spacing w:after="160" w:line="259" w:lineRule="auto"/>
-              <w:rPr>
-                <w:sz w:val="24"/>
-                <w:szCs w:val="24"/>
-              </w:rPr>
-            </w:pPr>
-            <w:r>
-              <w:rPr>
-                <w:sz w:val="24"/>
-                <w:szCs w:val="24"/>
-              </w:rPr>
-              <w:lastRenderedPageBreak/>
+              <w:jc w:val="both"/>
+              <w:rPr>
+                <w:sz w:val="24"/>
+                <w:szCs w:val="24"/>
+              </w:rPr>
+            </w:pPr>
+            <w:r>
+              <w:rPr>
+                <w:sz w:val="24"/>
+                <w:szCs w:val="24"/>
+              </w:rPr>
               <w:t>RF05</w:t>
             </w:r>
           </w:p>
@@ -938,6 +958,7 @@
           <w:p>
             <w:pPr>
               <w:spacing w:after="160" w:line="259" w:lineRule="auto"/>
+              <w:jc w:val="both"/>
               <w:rPr>
                 <w:sz w:val="24"/>
                 <w:szCs w:val="24"/>
@@ -967,6 +988,7 @@
           <w:p>
             <w:pPr>
               <w:spacing w:after="160" w:line="259" w:lineRule="auto"/>
+              <w:jc w:val="both"/>
               <w:rPr>
                 <w:sz w:val="24"/>
                 <w:szCs w:val="24"/>
@@ -995,6 +1017,7 @@
           <w:p>
             <w:pPr>
               <w:spacing w:after="160" w:line="259" w:lineRule="auto"/>
+              <w:jc w:val="both"/>
               <w:rPr>
                 <w:sz w:val="24"/>
                 <w:szCs w:val="24"/>
@@ -1011,28 +1034,30 @@
           <w:p>
             <w:pPr>
               <w:spacing w:after="160" w:line="259" w:lineRule="auto"/>
-              <w:rPr>
-                <w:sz w:val="24"/>
-                <w:szCs w:val="24"/>
-              </w:rPr>
-            </w:pPr>
-          </w:p>
-        </w:tc>
-        <w:tc>
-          <w:tcPr>
-            <w:tcW w:w="0" w:type="auto"/>
-            <w:tcBorders>
-              <w:top w:val="single" w:sz="4" w:space="0" w:color="auto"/>
-              <w:left w:val="single" w:sz="4" w:space="0" w:color="auto"/>
-              <w:bottom w:val="single" w:sz="4" w:space="0" w:color="auto"/>
-              <w:right w:val="single" w:sz="4" w:space="0" w:color="auto"/>
-            </w:tcBorders>
-            <w:vAlign w:val="center"/>
-            <w:hideMark/>
-          </w:tcPr>
-          <w:p>
-            <w:pPr>
-              <w:spacing w:after="160" w:line="259" w:lineRule="auto"/>
+              <w:jc w:val="both"/>
+              <w:rPr>
+                <w:sz w:val="24"/>
+                <w:szCs w:val="24"/>
+              </w:rPr>
+            </w:pPr>
+          </w:p>
+        </w:tc>
+        <w:tc>
+          <w:tcPr>
+            <w:tcW w:w="0" w:type="auto"/>
+            <w:tcBorders>
+              <w:top w:val="single" w:sz="4" w:space="0" w:color="auto"/>
+              <w:left w:val="single" w:sz="4" w:space="0" w:color="auto"/>
+              <w:bottom w:val="single" w:sz="4" w:space="0" w:color="auto"/>
+              <w:right w:val="single" w:sz="4" w:space="0" w:color="auto"/>
+            </w:tcBorders>
+            <w:vAlign w:val="center"/>
+            <w:hideMark/>
+          </w:tcPr>
+          <w:p>
+            <w:pPr>
+              <w:spacing w:after="160" w:line="259" w:lineRule="auto"/>
+              <w:jc w:val="both"/>
               <w:rPr>
                 <w:sz w:val="24"/>
                 <w:szCs w:val="24"/>
@@ -1064,6 +1089,7 @@
           <w:p>
             <w:pPr>
               <w:spacing w:after="160" w:line="259" w:lineRule="auto"/>
+              <w:jc w:val="both"/>
               <w:rPr>
                 <w:sz w:val="24"/>
                 <w:szCs w:val="24"/>
@@ -1093,6 +1119,7 @@
           <w:p>
             <w:pPr>
               <w:spacing w:after="160" w:line="259" w:lineRule="auto"/>
+              <w:jc w:val="both"/>
               <w:rPr>
                 <w:sz w:val="24"/>
                 <w:szCs w:val="24"/>
@@ -1122,6 +1149,7 @@
           <w:p>
             <w:pPr>
               <w:spacing w:after="160" w:line="259" w:lineRule="auto"/>
+              <w:jc w:val="both"/>
               <w:rPr>
                 <w:sz w:val="24"/>
                 <w:szCs w:val="24"/>
@@ -1151,6 +1179,7 @@
           <w:p>
             <w:pPr>
               <w:spacing w:after="160" w:line="259" w:lineRule="auto"/>
+              <w:jc w:val="both"/>
               <w:rPr>
                 <w:sz w:val="24"/>
                 <w:szCs w:val="24"/>
@@ -1182,6 +1211,7 @@
           <w:p>
             <w:pPr>
               <w:spacing w:after="160" w:line="259" w:lineRule="auto"/>
+              <w:jc w:val="both"/>
               <w:rPr>
                 <w:sz w:val="24"/>
                 <w:szCs w:val="24"/>
@@ -1213,6 +1243,7 @@
           <w:p>
             <w:pPr>
               <w:spacing w:after="160" w:line="259" w:lineRule="auto"/>
+              <w:jc w:val="both"/>
               <w:rPr>
                 <w:sz w:val="24"/>
                 <w:szCs w:val="24"/>
@@ -1242,6 +1273,7 @@
           <w:p>
             <w:pPr>
               <w:spacing w:after="160" w:line="259" w:lineRule="auto"/>
+              <w:jc w:val="both"/>
               <w:rPr>
                 <w:sz w:val="24"/>
                 <w:szCs w:val="24"/>
@@ -1271,6 +1303,7 @@
           <w:p>
             <w:pPr>
               <w:spacing w:after="160" w:line="259" w:lineRule="auto"/>
+              <w:jc w:val="both"/>
               <w:rPr>
                 <w:sz w:val="24"/>
                 <w:szCs w:val="24"/>
@@ -1300,6 +1333,7 @@
           <w:p>
             <w:pPr>
               <w:spacing w:after="160" w:line="259" w:lineRule="auto"/>
+              <w:jc w:val="both"/>
               <w:rPr>
                 <w:sz w:val="24"/>
                 <w:szCs w:val="24"/>
@@ -1331,6 +1365,7 @@
           <w:p>
             <w:pPr>
               <w:spacing w:after="160" w:line="259" w:lineRule="auto"/>
+              <w:jc w:val="both"/>
               <w:rPr>
                 <w:sz w:val="24"/>
                 <w:szCs w:val="24"/>
@@ -1362,6 +1397,7 @@
           <w:p>
             <w:pPr>
               <w:spacing w:after="160" w:line="259" w:lineRule="auto"/>
+              <w:jc w:val="both"/>
               <w:rPr>
                 <w:sz w:val="24"/>
                 <w:szCs w:val="24"/>
@@ -1391,6 +1427,7 @@
           <w:p>
             <w:pPr>
               <w:spacing w:after="160" w:line="259" w:lineRule="auto"/>
+              <w:jc w:val="both"/>
               <w:rPr>
                 <w:sz w:val="24"/>
                 <w:szCs w:val="24"/>
@@ -1420,6 +1457,7 @@
           <w:p>
             <w:pPr>
               <w:spacing w:after="160" w:line="259" w:lineRule="auto"/>
+              <w:jc w:val="both"/>
               <w:rPr>
                 <w:sz w:val="24"/>
                 <w:szCs w:val="24"/>
@@ -1449,6 +1487,7 @@
           <w:p>
             <w:pPr>
               <w:spacing w:after="160" w:line="259" w:lineRule="auto"/>
+              <w:jc w:val="both"/>
               <w:rPr>
                 <w:sz w:val="24"/>
                 <w:szCs w:val="24"/>
@@ -1480,6 +1519,7 @@
           <w:p>
             <w:pPr>
               <w:spacing w:after="160" w:line="259" w:lineRule="auto"/>
+              <w:jc w:val="both"/>
               <w:rPr>
                 <w:sz w:val="24"/>
                 <w:szCs w:val="24"/>
@@ -1511,16 +1551,18 @@
           <w:p>
             <w:pPr>
               <w:spacing w:after="160" w:line="259" w:lineRule="auto"/>
-              <w:rPr>
-                <w:sz w:val="24"/>
-                <w:szCs w:val="24"/>
-              </w:rPr>
-            </w:pPr>
-            <w:r>
-              <w:rPr>
-                <w:sz w:val="24"/>
-                <w:szCs w:val="24"/>
-              </w:rPr>
+              <w:jc w:val="both"/>
+              <w:rPr>
+                <w:sz w:val="24"/>
+                <w:szCs w:val="24"/>
+              </w:rPr>
+            </w:pPr>
+            <w:r>
+              <w:rPr>
+                <w:sz w:val="24"/>
+                <w:szCs w:val="24"/>
+              </w:rPr>
+              <w:lastRenderedPageBreak/>
               <w:t>RF09</w:t>
             </w:r>
           </w:p>
@@ -1540,6 +1582,7 @@
           <w:p>
             <w:pPr>
               <w:spacing w:after="160" w:line="259" w:lineRule="auto"/>
+              <w:jc w:val="both"/>
               <w:rPr>
                 <w:sz w:val="24"/>
                 <w:szCs w:val="24"/>
@@ -1569,6 +1612,7 @@
           <w:p>
             <w:pPr>
               <w:spacing w:after="160" w:line="259" w:lineRule="auto"/>
+              <w:jc w:val="both"/>
               <w:rPr>
                 <w:sz w:val="24"/>
                 <w:szCs w:val="24"/>
@@ -1598,6 +1642,7 @@
           <w:p>
             <w:pPr>
               <w:spacing w:after="160" w:line="259" w:lineRule="auto"/>
+              <w:jc w:val="both"/>
               <w:rPr>
                 <w:sz w:val="24"/>
                 <w:szCs w:val="24"/>
@@ -1629,6 +1674,7 @@
           <w:p>
             <w:pPr>
               <w:spacing w:after="160" w:line="259" w:lineRule="auto"/>
+              <w:jc w:val="both"/>
               <w:rPr>
                 <w:sz w:val="24"/>
                 <w:szCs w:val="24"/>
@@ -1660,6 +1706,7 @@
           <w:p>
             <w:pPr>
               <w:spacing w:after="160" w:line="259" w:lineRule="auto"/>
+              <w:jc w:val="both"/>
               <w:rPr>
                 <w:sz w:val="24"/>
                 <w:szCs w:val="24"/>
@@ -1689,6 +1736,7 @@
           <w:p>
             <w:pPr>
               <w:spacing w:after="160" w:line="259" w:lineRule="auto"/>
+              <w:jc w:val="both"/>
               <w:rPr>
                 <w:sz w:val="24"/>
                 <w:szCs w:val="24"/>
@@ -1718,6 +1766,7 @@
           <w:p>
             <w:pPr>
               <w:spacing w:after="160" w:line="259" w:lineRule="auto"/>
+              <w:jc w:val="both"/>
               <w:rPr>
                 <w:sz w:val="24"/>
                 <w:szCs w:val="24"/>
@@ -1747,6 +1796,7 @@
           <w:p>
             <w:pPr>
               <w:spacing w:after="160" w:line="259" w:lineRule="auto"/>
+              <w:jc w:val="both"/>
               <w:rPr>
                 <w:sz w:val="24"/>
                 <w:szCs w:val="24"/>
@@ -1778,6 +1828,7 @@
           <w:p>
             <w:pPr>
               <w:spacing w:after="160" w:line="259" w:lineRule="auto"/>
+              <w:jc w:val="both"/>
               <w:rPr>
                 <w:sz w:val="24"/>
                 <w:szCs w:val="24"/>
@@ -1809,6 +1860,7 @@
           <w:p>
             <w:pPr>
               <w:spacing w:after="160" w:line="259" w:lineRule="auto"/>
+              <w:jc w:val="both"/>
               <w:rPr>
                 <w:sz w:val="24"/>
                 <w:szCs w:val="24"/>
@@ -1838,6 +1890,7 @@
           <w:p>
             <w:pPr>
               <w:spacing w:after="160" w:line="259" w:lineRule="auto"/>
+              <w:jc w:val="both"/>
               <w:rPr>
                 <w:sz w:val="24"/>
                 <w:szCs w:val="24"/>
@@ -1867,6 +1920,7 @@
           <w:p>
             <w:pPr>
               <w:spacing w:after="160" w:line="259" w:lineRule="auto"/>
+              <w:jc w:val="both"/>
               <w:rPr>
                 <w:sz w:val="24"/>
                 <w:szCs w:val="24"/>
@@ -1896,6 +1950,7 @@
           <w:p>
             <w:pPr>
               <w:spacing w:after="160" w:line="259" w:lineRule="auto"/>
+              <w:jc w:val="both"/>
               <w:rPr>
                 <w:sz w:val="24"/>
                 <w:szCs w:val="24"/>
@@ -1927,6 +1982,7 @@
           <w:p>
             <w:pPr>
               <w:spacing w:after="160" w:line="259" w:lineRule="auto"/>
+              <w:jc w:val="both"/>
               <w:rPr>
                 <w:sz w:val="24"/>
                 <w:szCs w:val="24"/>
@@ -1958,6 +2014,7 @@
           <w:p>
             <w:pPr>
               <w:spacing w:after="160" w:line="259" w:lineRule="auto"/>
+              <w:jc w:val="both"/>
               <w:rPr>
                 <w:sz w:val="24"/>
                 <w:szCs w:val="24"/>
@@ -1987,6 +2044,7 @@
           <w:p>
             <w:pPr>
               <w:spacing w:after="160" w:line="259" w:lineRule="auto"/>
+              <w:jc w:val="both"/>
               <w:rPr>
                 <w:sz w:val="24"/>
                 <w:szCs w:val="24"/>
@@ -2016,6 +2074,7 @@
           <w:p>
             <w:pPr>
               <w:spacing w:after="160" w:line="259" w:lineRule="auto"/>
+              <w:jc w:val="both"/>
               <w:rPr>
                 <w:sz w:val="24"/>
                 <w:szCs w:val="24"/>
@@ -2045,6 +2104,7 @@
           <w:p>
             <w:pPr>
               <w:spacing w:after="160" w:line="259" w:lineRule="auto"/>
+              <w:jc w:val="both"/>
               <w:rPr>
                 <w:sz w:val="24"/>
                 <w:szCs w:val="24"/>
@@ -2076,6 +2136,7 @@
           <w:p>
             <w:pPr>
               <w:spacing w:after="160" w:line="259" w:lineRule="auto"/>
+              <w:jc w:val="both"/>
               <w:rPr>
                 <w:sz w:val="24"/>
                 <w:szCs w:val="24"/>
@@ -2107,6 +2168,7 @@
           <w:p>
             <w:pPr>
               <w:spacing w:after="160" w:line="259" w:lineRule="auto"/>
+              <w:jc w:val="both"/>
               <w:rPr>
                 <w:sz w:val="24"/>
                 <w:szCs w:val="24"/>
@@ -2136,6 +2198,7 @@
           <w:p>
             <w:pPr>
               <w:spacing w:after="160" w:line="259" w:lineRule="auto"/>
+              <w:jc w:val="both"/>
               <w:rPr>
                 <w:sz w:val="24"/>
                 <w:szCs w:val="24"/>
@@ -2165,6 +2228,7 @@
           <w:p>
             <w:pPr>
               <w:spacing w:after="160" w:line="259" w:lineRule="auto"/>
+              <w:jc w:val="both"/>
               <w:rPr>
                 <w:sz w:val="24"/>
                 <w:szCs w:val="24"/>
@@ -2194,6 +2258,7 @@
           <w:p>
             <w:pPr>
               <w:spacing w:after="160" w:line="259" w:lineRule="auto"/>
+              <w:jc w:val="both"/>
               <w:rPr>
                 <w:sz w:val="24"/>
                 <w:szCs w:val="24"/>
@@ -2225,6 +2290,7 @@
           <w:p>
             <w:pPr>
               <w:spacing w:after="160" w:line="259" w:lineRule="auto"/>
+              <w:jc w:val="both"/>
               <w:rPr>
                 <w:sz w:val="24"/>
                 <w:szCs w:val="24"/>
@@ -2255,6 +2321,7 @@
           <w:p>
             <w:pPr>
               <w:spacing w:after="160" w:line="259" w:lineRule="auto"/>
+              <w:jc w:val="both"/>
               <w:rPr>
                 <w:sz w:val="24"/>
                 <w:szCs w:val="24"/>
@@ -2283,6 +2350,7 @@
           <w:p>
             <w:pPr>
               <w:spacing w:after="160" w:line="259" w:lineRule="auto"/>
+              <w:jc w:val="both"/>
               <w:rPr>
                 <w:sz w:val="24"/>
                 <w:szCs w:val="24"/>
@@ -2311,6 +2379,7 @@
           <w:p>
             <w:pPr>
               <w:spacing w:after="160" w:line="259" w:lineRule="auto"/>
+              <w:jc w:val="both"/>
               <w:rPr>
                 <w:sz w:val="24"/>
                 <w:szCs w:val="24"/>
@@ -2339,6 +2408,7 @@
           <w:p>
             <w:pPr>
               <w:spacing w:after="160" w:line="259" w:lineRule="auto"/>
+              <w:jc w:val="both"/>
               <w:rPr>
                 <w:sz w:val="24"/>
                 <w:szCs w:val="24"/>
@@ -2368,6 +2438,7 @@
           <w:p>
             <w:pPr>
               <w:spacing w:after="160" w:line="259" w:lineRule="auto"/>
+              <w:jc w:val="both"/>
               <w:rPr>
                 <w:sz w:val="24"/>
                 <w:szCs w:val="24"/>
@@ -2399,6 +2470,7 @@
           <w:p>
             <w:pPr>
               <w:spacing w:after="160" w:line="259" w:lineRule="auto"/>
+              <w:jc w:val="both"/>
               <w:rPr>
                 <w:sz w:val="24"/>
                 <w:szCs w:val="24"/>
@@ -2428,6 +2500,7 @@
           <w:p>
             <w:pPr>
               <w:spacing w:after="160" w:line="259" w:lineRule="auto"/>
+              <w:jc w:val="both"/>
               <w:rPr>
                 <w:sz w:val="24"/>
                 <w:szCs w:val="24"/>
@@ -2457,6 +2530,7 @@
           <w:p>
             <w:pPr>
               <w:spacing w:after="160" w:line="259" w:lineRule="auto"/>
+              <w:jc w:val="both"/>
               <w:rPr>
                 <w:sz w:val="24"/>
                 <w:szCs w:val="24"/>
@@ -2486,6 +2560,7 @@
           <w:p>
             <w:pPr>
               <w:spacing w:after="160" w:line="259" w:lineRule="auto"/>
+              <w:jc w:val="both"/>
               <w:rPr>
                 <w:sz w:val="24"/>
                 <w:szCs w:val="24"/>
@@ -2516,6 +2591,7 @@
           <w:p>
             <w:pPr>
               <w:spacing w:after="160" w:line="259" w:lineRule="auto"/>
+              <w:jc w:val="both"/>
               <w:rPr>
                 <w:sz w:val="24"/>
                 <w:szCs w:val="24"/>
@@ -2547,6 +2623,7 @@
           <w:p>
             <w:pPr>
               <w:spacing w:after="160" w:line="259" w:lineRule="auto"/>
+              <w:jc w:val="both"/>
               <w:rPr>
                 <w:sz w:val="24"/>
                 <w:szCs w:val="24"/>
@@ -2576,6 +2653,7 @@
           <w:p>
             <w:pPr>
               <w:spacing w:after="160" w:line="259" w:lineRule="auto"/>
+              <w:jc w:val="both"/>
               <w:rPr>
                 <w:sz w:val="24"/>
                 <w:szCs w:val="24"/>
@@ -2605,6 +2683,7 @@
           <w:p>
             <w:pPr>
               <w:spacing w:after="160" w:line="259" w:lineRule="auto"/>
+              <w:jc w:val="both"/>
               <w:rPr>
                 <w:sz w:val="24"/>
                 <w:szCs w:val="24"/>
@@ -2634,6 +2713,7 @@
           <w:p>
             <w:pPr>
               <w:spacing w:after="160" w:line="259" w:lineRule="auto"/>
+              <w:jc w:val="both"/>
               <w:rPr>
                 <w:sz w:val="24"/>
                 <w:szCs w:val="24"/>
@@ -2664,6 +2744,7 @@
           <w:p>
             <w:pPr>
               <w:spacing w:after="160" w:line="259" w:lineRule="auto"/>
+              <w:jc w:val="both"/>
               <w:rPr>
                 <w:sz w:val="24"/>
                 <w:szCs w:val="24"/>
@@ -2682,6 +2763,7 @@
     </w:tbl>
     <w:p>
       <w:pPr>
+        <w:jc w:val="both"/>
         <w:rPr>
           <w:sz w:val="24"/>
           <w:szCs w:val="24"/>
@@ -2690,6 +2772,7 @@
     </w:p>
     <w:p>
       <w:pPr>
+        <w:jc w:val="both"/>
         <w:rPr>
           <w:sz w:val="24"/>
           <w:szCs w:val="24"/>
@@ -2698,6 +2781,7 @@
     </w:p>
     <w:p>
       <w:pPr>
+        <w:jc w:val="both"/>
         <w:rPr>
           <w:sz w:val="24"/>
           <w:szCs w:val="24"/>
@@ -2706,6 +2790,7 @@
     </w:p>
     <w:p>
       <w:pPr>
+        <w:jc w:val="both"/>
         <w:rPr>
           <w:sz w:val="24"/>
           <w:szCs w:val="24"/>
@@ -2714,6 +2799,7 @@
     </w:p>
     <w:p>
       <w:pPr>
+        <w:jc w:val="both"/>
         <w:rPr>
           <w:sz w:val="24"/>
           <w:szCs w:val="24"/>
@@ -2722,6 +2808,7 @@
     </w:p>
     <w:p>
       <w:pPr>
+        <w:jc w:val="both"/>
         <w:rPr>
           <w:sz w:val="24"/>
           <w:szCs w:val="24"/>
@@ -2730,6 +2817,7 @@
     </w:p>
     <w:p>
       <w:pPr>
+        <w:jc w:val="both"/>
         <w:rPr>
           <w:sz w:val="24"/>
           <w:szCs w:val="24"/>
@@ -2738,6 +2826,79 @@
     </w:p>
     <w:p>
       <w:pPr>
+        <w:jc w:val="both"/>
+        <w:rPr>
+          <w:sz w:val="24"/>
+          <w:szCs w:val="24"/>
+        </w:rPr>
+      </w:pPr>
+    </w:p>
+    <w:p>
+      <w:pPr>
+        <w:jc w:val="both"/>
+        <w:rPr>
+          <w:sz w:val="24"/>
+          <w:szCs w:val="24"/>
+        </w:rPr>
+      </w:pPr>
+    </w:p>
+    <w:p>
+      <w:pPr>
+        <w:jc w:val="both"/>
+        <w:rPr>
+          <w:sz w:val="24"/>
+          <w:szCs w:val="24"/>
+        </w:rPr>
+      </w:pPr>
+    </w:p>
+    <w:p>
+      <w:pPr>
+        <w:jc w:val="both"/>
+        <w:rPr>
+          <w:sz w:val="24"/>
+          <w:szCs w:val="24"/>
+        </w:rPr>
+      </w:pPr>
+    </w:p>
+    <w:p>
+      <w:pPr>
+        <w:jc w:val="both"/>
+        <w:rPr>
+          <w:sz w:val="24"/>
+          <w:szCs w:val="24"/>
+        </w:rPr>
+      </w:pPr>
+    </w:p>
+    <w:p>
+      <w:pPr>
+        <w:jc w:val="both"/>
+        <w:rPr>
+          <w:sz w:val="24"/>
+          <w:szCs w:val="24"/>
+        </w:rPr>
+      </w:pPr>
+    </w:p>
+    <w:p>
+      <w:pPr>
+        <w:jc w:val="both"/>
+        <w:rPr>
+          <w:sz w:val="24"/>
+          <w:szCs w:val="24"/>
+        </w:rPr>
+      </w:pPr>
+    </w:p>
+    <w:p>
+      <w:pPr>
+        <w:jc w:val="both"/>
+        <w:rPr>
+          <w:sz w:val="24"/>
+          <w:szCs w:val="24"/>
+        </w:rPr>
+      </w:pPr>
+    </w:p>
+    <w:p>
+      <w:pPr>
+        <w:jc w:val="both"/>
         <w:rPr>
           <w:sz w:val="24"/>
           <w:szCs w:val="24"/>
@@ -2748,6 +2909,7 @@
           <w:sz w:val="24"/>
           <w:szCs w:val="24"/>
         </w:rPr>
+        <w:lastRenderedPageBreak/>
         <w:t>Requisiti non funzionali</w:t>
       </w:r>
     </w:p>
@@ -2777,7 +2939,8 @@
           </w:tcPr>
           <w:p>
             <w:pPr>
-              <w:spacing w:after="160" w:line="259" w:lineRule="auto"/>
+              <w:spacing w:before="240" w:after="160" w:line="259" w:lineRule="auto"/>
+              <w:jc w:val="both"/>
               <w:rPr>
                 <w:sz w:val="24"/>
                 <w:szCs w:val="24"/>
@@ -2806,7 +2969,8 @@
           </w:tcPr>
           <w:p>
             <w:pPr>
-              <w:spacing w:after="160" w:line="259" w:lineRule="auto"/>
+              <w:spacing w:before="240" w:after="160" w:line="259" w:lineRule="auto"/>
+              <w:jc w:val="both"/>
               <w:rPr>
                 <w:sz w:val="24"/>
                 <w:szCs w:val="24"/>
@@ -2835,7 +2999,8 @@
           </w:tcPr>
           <w:p>
             <w:pPr>
-              <w:spacing w:after="160" w:line="259" w:lineRule="auto"/>
+              <w:spacing w:before="240" w:after="160" w:line="259" w:lineRule="auto"/>
+              <w:jc w:val="both"/>
               <w:rPr>
                 <w:sz w:val="24"/>
                 <w:szCs w:val="24"/>
@@ -2866,7 +3031,8 @@
           </w:tcPr>
           <w:p>
             <w:pPr>
-              <w:spacing w:after="160" w:line="259" w:lineRule="auto"/>
+              <w:spacing w:before="240" w:after="160" w:line="259" w:lineRule="auto"/>
+              <w:jc w:val="both"/>
               <w:rPr>
                 <w:sz w:val="24"/>
                 <w:szCs w:val="24"/>
@@ -2895,7 +3061,8 @@
           </w:tcPr>
           <w:p>
             <w:pPr>
-              <w:spacing w:after="160" w:line="259" w:lineRule="auto"/>
+              <w:spacing w:before="240" w:after="160" w:line="259" w:lineRule="auto"/>
+              <w:jc w:val="both"/>
               <w:rPr>
                 <w:sz w:val="24"/>
                 <w:szCs w:val="24"/>
@@ -2924,7 +3091,8 @@
           </w:tcPr>
           <w:p>
             <w:pPr>
-              <w:spacing w:after="160" w:line="259" w:lineRule="auto"/>
+              <w:spacing w:before="240" w:after="160" w:line="259" w:lineRule="auto"/>
+              <w:jc w:val="both"/>
               <w:rPr>
                 <w:sz w:val="24"/>
                 <w:szCs w:val="24"/>
@@ -2955,7 +3123,8 @@
           </w:tcPr>
           <w:p>
             <w:pPr>
-              <w:spacing w:after="160" w:line="259" w:lineRule="auto"/>
+              <w:spacing w:before="240" w:after="160" w:line="259" w:lineRule="auto"/>
+              <w:jc w:val="both"/>
               <w:rPr>
                 <w:sz w:val="24"/>
                 <w:szCs w:val="24"/>
@@ -2984,7 +3153,8 @@
           </w:tcPr>
           <w:p>
             <w:pPr>
-              <w:spacing w:after="160" w:line="259" w:lineRule="auto"/>
+              <w:spacing w:before="240" w:after="160" w:line="259" w:lineRule="auto"/>
+              <w:jc w:val="both"/>
               <w:rPr>
                 <w:sz w:val="24"/>
                 <w:szCs w:val="24"/>
@@ -3013,7 +3183,8 @@
           </w:tcPr>
           <w:p>
             <w:pPr>
-              <w:spacing w:after="160" w:line="259" w:lineRule="auto"/>
+              <w:spacing w:before="240" w:after="160" w:line="259" w:lineRule="auto"/>
+              <w:jc w:val="both"/>
               <w:rPr>
                 <w:sz w:val="24"/>
                 <w:szCs w:val="24"/>
@@ -3060,7 +3231,8 @@
           </w:tcPr>
           <w:p>
             <w:pPr>
-              <w:spacing w:after="160" w:line="259" w:lineRule="auto"/>
+              <w:spacing w:before="240" w:after="160" w:line="259" w:lineRule="auto"/>
+              <w:jc w:val="both"/>
               <w:rPr>
                 <w:sz w:val="24"/>
                 <w:szCs w:val="24"/>
@@ -3089,7 +3261,8 @@
           </w:tcPr>
           <w:p>
             <w:pPr>
-              <w:spacing w:after="160" w:line="259" w:lineRule="auto"/>
+              <w:spacing w:before="240" w:after="160" w:line="259" w:lineRule="auto"/>
+              <w:jc w:val="both"/>
               <w:rPr>
                 <w:sz w:val="24"/>
                 <w:szCs w:val="24"/>
@@ -3118,11 +3291,8 @@
           </w:tcPr>
           <w:p>
             <w:pPr>
-              <w:numPr>
-                <w:ilvl w:val="0"/>
-                <w:numId w:val="2"/>
-              </w:numPr>
-              <w:spacing w:after="160" w:line="259" w:lineRule="auto"/>
+              <w:spacing w:before="240" w:after="160" w:line="259" w:lineRule="auto"/>
+              <w:jc w:val="both"/>
               <w:rPr>
                 <w:sz w:val="24"/>
                 <w:szCs w:val="24"/>
@@ -3153,7 +3323,8 @@
           </w:tcPr>
           <w:p>
             <w:pPr>
-              <w:spacing w:after="160" w:line="259" w:lineRule="auto"/>
+              <w:spacing w:before="240" w:after="160" w:line="259" w:lineRule="auto"/>
+              <w:jc w:val="both"/>
               <w:rPr>
                 <w:sz w:val="24"/>
                 <w:szCs w:val="24"/>
@@ -3182,7 +3353,8 @@
           </w:tcPr>
           <w:p>
             <w:pPr>
-              <w:spacing w:after="160" w:line="259" w:lineRule="auto"/>
+              <w:spacing w:before="240" w:after="160" w:line="259" w:lineRule="auto"/>
+              <w:jc w:val="both"/>
               <w:rPr>
                 <w:sz w:val="24"/>
                 <w:szCs w:val="24"/>
@@ -3211,11 +3383,8 @@
           </w:tcPr>
           <w:p>
             <w:pPr>
-              <w:numPr>
-                <w:ilvl w:val="0"/>
-                <w:numId w:val="2"/>
-              </w:numPr>
-              <w:spacing w:after="160" w:line="259" w:lineRule="auto"/>
+              <w:spacing w:before="240" w:after="160" w:line="259" w:lineRule="auto"/>
+              <w:jc w:val="both"/>
               <w:rPr>
                 <w:sz w:val="24"/>
                 <w:szCs w:val="24"/>
@@ -3246,7 +3415,8 @@
           </w:tcPr>
           <w:p>
             <w:pPr>
-              <w:spacing w:after="160" w:line="259" w:lineRule="auto"/>
+              <w:spacing w:before="240" w:after="160" w:line="259" w:lineRule="auto"/>
+              <w:jc w:val="both"/>
               <w:rPr>
                 <w:sz w:val="24"/>
                 <w:szCs w:val="24"/>
@@ -3275,7 +3445,8 @@
           </w:tcPr>
           <w:p>
             <w:pPr>
-              <w:spacing w:after="160" w:line="259" w:lineRule="auto"/>
+              <w:spacing w:before="240" w:after="160" w:line="259" w:lineRule="auto"/>
+              <w:jc w:val="both"/>
               <w:rPr>
                 <w:sz w:val="24"/>
                 <w:szCs w:val="24"/>
@@ -3304,11 +3475,8 @@
           </w:tcPr>
           <w:p>
             <w:pPr>
-              <w:numPr>
-                <w:ilvl w:val="0"/>
-                <w:numId w:val="2"/>
-              </w:numPr>
-              <w:spacing w:after="160" w:line="259" w:lineRule="auto"/>
+              <w:spacing w:before="240" w:after="160" w:line="259" w:lineRule="auto"/>
+              <w:jc w:val="both"/>
               <w:rPr>
                 <w:sz w:val="24"/>
                 <w:szCs w:val="24"/>
@@ -3339,7 +3507,8 @@
           </w:tcPr>
           <w:p>
             <w:pPr>
-              <w:spacing w:after="160" w:line="259" w:lineRule="auto"/>
+              <w:spacing w:before="240" w:after="160" w:line="259" w:lineRule="auto"/>
+              <w:jc w:val="both"/>
               <w:rPr>
                 <w:sz w:val="24"/>
                 <w:szCs w:val="24"/>
@@ -3368,7 +3537,8 @@
           </w:tcPr>
           <w:p>
             <w:pPr>
-              <w:spacing w:after="160" w:line="259" w:lineRule="auto"/>
+              <w:spacing w:before="240" w:after="160" w:line="259" w:lineRule="auto"/>
+              <w:jc w:val="both"/>
               <w:rPr>
                 <w:sz w:val="24"/>
                 <w:szCs w:val="24"/>
@@ -3397,11 +3567,8 @@
           </w:tcPr>
           <w:p>
             <w:pPr>
-              <w:numPr>
-                <w:ilvl w:val="0"/>
-                <w:numId w:val="2"/>
-              </w:numPr>
-              <w:spacing w:after="160" w:line="259" w:lineRule="auto"/>
+              <w:spacing w:before="240" w:after="160" w:line="259" w:lineRule="auto"/>
+              <w:jc w:val="both"/>
               <w:rPr>
                 <w:sz w:val="24"/>
                 <w:szCs w:val="24"/>
@@ -3432,7 +3599,8 @@
           </w:tcPr>
           <w:p>
             <w:pPr>
-              <w:spacing w:after="160" w:line="259" w:lineRule="auto"/>
+              <w:spacing w:before="240" w:after="160" w:line="259" w:lineRule="auto"/>
+              <w:jc w:val="both"/>
               <w:rPr>
                 <w:sz w:val="24"/>
                 <w:szCs w:val="24"/>
@@ -3461,7 +3629,8 @@
           </w:tcPr>
           <w:p>
             <w:pPr>
-              <w:spacing w:after="160" w:line="259" w:lineRule="auto"/>
+              <w:spacing w:before="240" w:after="160" w:line="259" w:lineRule="auto"/>
+              <w:jc w:val="both"/>
               <w:rPr>
                 <w:sz w:val="24"/>
                 <w:szCs w:val="24"/>
@@ -3490,11 +3659,8 @@
           </w:tcPr>
           <w:p>
             <w:pPr>
-              <w:numPr>
-                <w:ilvl w:val="0"/>
-                <w:numId w:val="2"/>
-              </w:numPr>
-              <w:spacing w:after="160" w:line="259" w:lineRule="auto"/>
+              <w:spacing w:before="240" w:after="160" w:line="259" w:lineRule="auto"/>
+              <w:jc w:val="both"/>
               <w:rPr>
                 <w:sz w:val="24"/>
                 <w:szCs w:val="24"/>
@@ -3525,7 +3691,8 @@
           </w:tcPr>
           <w:p>
             <w:pPr>
-              <w:spacing w:after="160" w:line="259" w:lineRule="auto"/>
+              <w:spacing w:before="240" w:after="160" w:line="259" w:lineRule="auto"/>
+              <w:jc w:val="both"/>
               <w:rPr>
                 <w:sz w:val="24"/>
                 <w:szCs w:val="24"/>
@@ -3554,7 +3721,8 @@
           </w:tcPr>
           <w:p>
             <w:pPr>
-              <w:spacing w:after="160" w:line="259" w:lineRule="auto"/>
+              <w:spacing w:before="240" w:after="160" w:line="259" w:lineRule="auto"/>
+              <w:jc w:val="both"/>
               <w:rPr>
                 <w:sz w:val="24"/>
                 <w:szCs w:val="24"/>
@@ -3583,11 +3751,8 @@
           </w:tcPr>
           <w:p>
             <w:pPr>
-              <w:numPr>
-                <w:ilvl w:val="0"/>
-                <w:numId w:val="2"/>
-              </w:numPr>
-              <w:spacing w:after="160" w:line="259" w:lineRule="auto"/>
+              <w:spacing w:before="240" w:after="160" w:line="259" w:lineRule="auto"/>
+              <w:jc w:val="both"/>
               <w:rPr>
                 <w:sz w:val="24"/>
                 <w:szCs w:val="24"/>
@@ -3604,23 +3769,74 @@
         </w:tc>
       </w:tr>
     </w:tbl>
-    <w:p/>
-    <w:p/>
-    <w:p/>
-    <w:p/>
-    <w:p/>
-    <w:p/>
-    <w:p/>
-    <w:p/>
-    <w:p/>
-    <w:p/>
-    <w:p/>
-    <w:p/>
-    <w:p/>
-    <w:p/>
-    <w:p/>
-    <w:p>
-      <w:pPr>
+    <w:p>
+      <w:pPr>
+        <w:jc w:val="both"/>
+      </w:pPr>
+    </w:p>
+    <w:p>
+      <w:pPr>
+        <w:jc w:val="both"/>
+      </w:pPr>
+    </w:p>
+    <w:p>
+      <w:pPr>
+        <w:jc w:val="both"/>
+      </w:pPr>
+    </w:p>
+    <w:p>
+      <w:pPr>
+        <w:jc w:val="both"/>
+      </w:pPr>
+    </w:p>
+    <w:p>
+      <w:pPr>
+        <w:jc w:val="both"/>
+      </w:pPr>
+    </w:p>
+    <w:p>
+      <w:pPr>
+        <w:jc w:val="both"/>
+      </w:pPr>
+    </w:p>
+    <w:p>
+      <w:pPr>
+        <w:jc w:val="both"/>
+      </w:pPr>
+    </w:p>
+    <w:p>
+      <w:pPr>
+        <w:jc w:val="both"/>
+      </w:pPr>
+    </w:p>
+    <w:p>
+      <w:pPr>
+        <w:jc w:val="both"/>
+      </w:pPr>
+    </w:p>
+    <w:p>
+      <w:pPr>
+        <w:jc w:val="both"/>
+      </w:pPr>
+    </w:p>
+    <w:p>
+      <w:pPr>
+        <w:jc w:val="both"/>
+      </w:pPr>
+    </w:p>
+    <w:p>
+      <w:pPr>
+        <w:jc w:val="both"/>
+      </w:pPr>
+    </w:p>
+    <w:p>
+      <w:pPr>
+        <w:jc w:val="both"/>
+      </w:pPr>
+    </w:p>
+    <w:p>
+      <w:pPr>
+        <w:jc w:val="both"/>
         <w:rPr>
           <w:i/>
           <w:iCs/>
@@ -3638,21 +3854,35 @@
       </w:r>
     </w:p>
     <w:p>
+      <w:pPr>
+        <w:jc w:val="both"/>
+      </w:pPr>
       <w:r>
         <w:t>Il gruppo ha tradotto i requisiti in diagrammi UML di due differenti tipologie.</w:t>
       </w:r>
     </w:p>
     <w:p>
+      <w:pPr>
+        <w:jc w:val="both"/>
+      </w:pPr>
       <w:r>
         <w:tab/>
         <w:t>3.1 – Diagramma dei casi d’uso : attore utente e attore admin.</w:t>
       </w:r>
     </w:p>
-    <w:p/>
-    <w:p/>
-    <w:p>
-      <w:pPr>
-        <w:jc w:val="center"/>
+    <w:p>
+      <w:pPr>
+        <w:jc w:val="both"/>
+      </w:pPr>
+    </w:p>
+    <w:p>
+      <w:pPr>
+        <w:jc w:val="both"/>
+      </w:pPr>
+    </w:p>
+    <w:p>
+      <w:pPr>
+        <w:jc w:val="both"/>
       </w:pPr>
       <w:r>
         <w:rPr>
@@ -3708,34 +3938,37 @@
         </w:drawing>
       </w:r>
     </w:p>
-    <w:p/>
-    <w:p>
+    <w:p>
+      <w:pPr>
+        <w:jc w:val="both"/>
+      </w:pPr>
+    </w:p>
+    <w:p>
+      <w:pPr>
+        <w:jc w:val="both"/>
+      </w:pPr>
       <w:r>
-        <w:tab/>
-      </w:r>
-    </w:p>
-    <w:p/>
-    <w:p/>
-    <w:p/>
-    <w:p/>
-    <w:p/>
-    <w:p/>
-    <w:p/>
-    <w:p/>
-    <w:p/>
-    <w:p/>
-    <w:p/>
-    <w:p>
-      <w:r>
-        <w:lastRenderedPageBreak/>
         <w:t>3.2 – Macchina a stati : accesso all’applicazione e flusso degli stati.</w:t>
       </w:r>
     </w:p>
-    <w:p/>
-    <w:p/>
-    <w:p/>
-    <w:p>
-      <w:pPr>
+    <w:p>
+      <w:pPr>
+        <w:jc w:val="both"/>
+      </w:pPr>
+    </w:p>
+    <w:p>
+      <w:pPr>
+        <w:jc w:val="both"/>
+      </w:pPr>
+    </w:p>
+    <w:p>
+      <w:pPr>
+        <w:jc w:val="both"/>
+      </w:pPr>
+    </w:p>
+    <w:p>
+      <w:pPr>
+        <w:jc w:val="both"/>
         <w:rPr>
           <w:b/>
           <w:bCs/>
@@ -3744,6 +3977,7 @@
     </w:p>
     <w:p>
       <w:pPr>
+        <w:jc w:val="both"/>
         <w:rPr>
           <w:b/>
           <w:bCs/>
@@ -3752,6 +3986,7 @@
     </w:p>
     <w:p>
       <w:pPr>
+        <w:jc w:val="both"/>
         <w:rPr>
           <w:b/>
           <w:bCs/>
@@ -3760,6 +3995,7 @@
     </w:p>
     <w:p>
       <w:pPr>
+        <w:jc w:val="both"/>
         <w:rPr>
           <w:b/>
           <w:bCs/>
@@ -3768,6 +4004,7 @@
     </w:p>
     <w:p>
       <w:pPr>
+        <w:jc w:val="both"/>
         <w:rPr>
           <w:b/>
           <w:bCs/>
@@ -3776,6 +4013,7 @@
     </w:p>
     <w:p>
       <w:pPr>
+        <w:jc w:val="both"/>
         <w:rPr>
           <w:b/>
           <w:bCs/>
@@ -3784,6 +4022,7 @@
     </w:p>
     <w:p>
       <w:pPr>
+        <w:jc w:val="both"/>
         <w:rPr>
           <w:b/>
           <w:bCs/>
@@ -3792,6 +4031,7 @@
     </w:p>
     <w:p>
       <w:pPr>
+        <w:jc w:val="both"/>
         <w:rPr>
           <w:b/>
           <w:bCs/>
@@ -3800,6 +4040,7 @@
     </w:p>
     <w:p>
       <w:pPr>
+        <w:jc w:val="both"/>
         <w:rPr>
           <w:b/>
           <w:bCs/>
@@ -3808,6 +4049,7 @@
     </w:p>
     <w:p>
       <w:pPr>
+        <w:jc w:val="both"/>
         <w:rPr>
           <w:b/>
           <w:bCs/>
@@ -3822,138 +4064,73 @@
       </w:r>
     </w:p>
     <w:p>
-      <w:r>
-        <w:t>POTREBBE contenere una lista di qualità che hanno guidato il progetto con la loro spiegazione relativa al contesto Documentazione: aggiungere al documento la documentazione riguardante questo punto.</w:t>
-      </w:r>
-    </w:p>
-    <w:p/>
-    <w:p>
+      <w:pPr>
+        <w:jc w:val="both"/>
+      </w:pPr>
       <w:r>
         <w:t xml:space="preserve">Gli attributi di qualità che hanno guidato il progetto sono stati i seguenti: </w:t>
       </w:r>
     </w:p>
     <w:p>
+      <w:pPr>
+        <w:jc w:val="both"/>
+      </w:pPr>
       <w:r>
         <w:t>1-Manutenibilità</w:t>
       </w:r>
-    </w:p>
-    <w:p>
       <w:r>
-        <w:tab/>
-        <w:t>-Architettura a Layer</w:t>
+        <w:t>: garantita attraverso architettura a strati che separa le responsabilità.</w:t>
       </w:r>
     </w:p>
     <w:p>
+      <w:pPr>
+        <w:jc w:val="both"/>
+      </w:pPr>
+    </w:p>
+    <w:p>
+      <w:pPr>
+        <w:jc w:val="both"/>
+      </w:pPr>
       <w:r>
-        <w:tab/>
-        <w:t xml:space="preserve">-Information </w:t>
-      </w:r>
-      <w:proofErr w:type="spellStart"/>
-      <w:r>
-        <w:t>Hiding</w:t>
-      </w:r>
-      <w:proofErr w:type="spellEnd"/>
-    </w:p>
-    <w:p>
-      <w:r>
-        <w:tab/>
-        <w:t>-Disaccoppiamento dati</w:t>
-      </w:r>
-    </w:p>
-    <w:p>
-      <w:r>
-        <w:tab/>
-        <w:t>-</w:t>
-      </w:r>
-      <w:proofErr w:type="spellStart"/>
-      <w:r>
-        <w:t>Refactoring</w:t>
-      </w:r>
-      <w:proofErr w:type="spellEnd"/>
-      <w:r>
-        <w:t xml:space="preserve"> e divisione ruoli</w:t>
-      </w:r>
-    </w:p>
-    <w:p/>
-    <w:p>
-      <w:r>
-        <w:t>2- Affidabilità</w:t>
-      </w:r>
-    </w:p>
-    <w:p>
-      <w:r>
-        <w:tab/>
-        <w:t>-Gestione</w:t>
+        <w:t>2- Affidabilit</w:t>
       </w:r>
       <w:r>
-        <w:t xml:space="preserve"> asincrona degli</w:t>
+        <w:t>à: implementata attraverso gestione delle eccezioni e validazione degli input rigorosa per evitare la presenza di dati problematici nel database</w:t>
       </w:r>
-      <w:r>
-        <w:t xml:space="preserve"> errori</w:t>
-      </w:r>
-    </w:p>
-    <w:p>
-      <w:r>
-        <w:tab/>
-        <w:t>-Prestazioni ottimali</w:t>
-      </w:r>
-      <w:r>
-        <w:t xml:space="preserve"> e tempo di risposta breve </w:t>
-      </w:r>
-      <w:r>
-        <w:t xml:space="preserve"> (utente non deve attendere tra un’azione e l’altra)</w:t>
-      </w:r>
-    </w:p>
-    <w:p>
-      <w:r>
-        <w:tab/>
-        <w:t>-Validazione inserimento dati</w:t>
-      </w:r>
-      <w:r>
-        <w:t xml:space="preserve"> e controlli sugli input</w:t>
-      </w:r>
-    </w:p>
-    <w:p>
+    </w:p>
+    <w:p>
+      <w:pPr>
+        <w:jc w:val="both"/>
+      </w:pPr>
+    </w:p>
+    <w:p>
+      <w:pPr>
+        <w:jc w:val="both"/>
+      </w:pPr>
       <w:r>
         <w:t>3-Sicurezza</w:t>
       </w:r>
-    </w:p>
-    <w:p>
       <w:r>
-        <w:tab/>
-        <w:t>-Password criptate</w:t>
+        <w:t>: implementata tramite autenticazione basata su ruoli per distinguere Utenti ed Admin e protezione contro attacchi (esempio modifica URL). Gestione delle password criptate per evitare di avere dati in chiaro sul database.</w:t>
       </w:r>
-    </w:p>
-    <w:p>
-      <w:r>
-        <w:tab/>
-        <w:t xml:space="preserve">-Divisione ruoli admin-utente e controllo accessi </w:t>
-      </w:r>
-      <w:r>
-        <w:t>vietati con manipolazione URL</w:t>
-      </w:r>
-    </w:p>
-    <w:p>
       <w:r>
         <w:tab/>
       </w:r>
     </w:p>
     <w:p>
+      <w:pPr>
+        <w:jc w:val="both"/>
+      </w:pPr>
+    </w:p>
+    <w:p>
+      <w:pPr>
+        <w:jc w:val="both"/>
+      </w:pPr>
       <w:r>
-        <w:lastRenderedPageBreak/>
-        <w:t>4- Usabilità</w:t>
+        <w:t>4- Usabilit</w:t>
       </w:r>
-    </w:p>
-    <w:p>
       <w:r>
-        <w:tab/>
-        <w:t>-Notifiche a conferma di ogni azione</w:t>
-      </w:r>
-    </w:p>
-    <w:p>
-      <w:r>
-        <w:tab/>
-        <w:t>-Interfaccia chiara e user-friendly</w:t>
+        <w:t>à: implementata con notifiche e messaggi ad ogni azione effettuata e interfaccia semplice da utilizzare</w:t>
       </w:r>
     </w:p>
     <w:sectPr>
@@ -3969,6 +4146,119 @@
 <file path=word/numbering.xml><?xml version="1.0" encoding="utf-8"?>
 <w:numbering xmlns:wpc="http://schemas.microsoft.com/office/word/2010/wordprocessingCanvas" xmlns:cx="http://schemas.microsoft.com/office/drawing/2014/chartex" xmlns:cx1="http://schemas.microsoft.com/office/drawing/2015/9/8/chartex" xmlns:cx2="http://schemas.microsoft.com/office/drawing/2015/10/21/chartex" xmlns:cx3="http://schemas.microsoft.com/office/drawing/2016/5/9/chartex" xmlns:cx4="http://schemas.microsoft.com/office/drawing/2016/5/10/chartex" xmlns:cx5="http://schemas.microsoft.com/office/drawing/2016/5/11/chartex" xmlns:cx6="http://schemas.microsoft.com/office/drawing/2016/5/12/chartex" xmlns:cx7="http://schemas.microsoft.com/office/drawing/2016/5/13/chartex" xmlns:cx8="http://schemas.microsoft.com/office/drawing/2016/5/14/chartex" xmlns:mc="http://schemas.openxmlformats.org/markup-compatibility/2006" xmlns:aink="http://schemas.microsoft.com/office/drawing/2016/ink" xmlns:am3d="http://schemas.microsoft.com/office/drawing/2017/model3d" xmlns:o="urn:schemas-microsoft-com:office:office" xmlns:oel="http://schemas.microsoft.com/office/2019/extlst" xmlns:r="http://schemas.openxmlformats.org/officeDocument/2006/relationships" xmlns:m="http://schemas.openxmlformats.org/officeDocument/2006/math" xmlns:v="urn:schemas-microsoft-com:vml" xmlns:wp14="http://schemas.microsoft.com/office/word/2010/wordprocessingDrawing" xmlns:wp="http://schemas.openxmlformats.org/drawingml/2006/wordprocessingDrawing" xmlns:w10="urn:schemas-microsoft-com:office:word" xmlns:w="http://schemas.openxmlformats.org/wordprocessingml/2006/main" xmlns:w14="http://schemas.microsoft.com/office/word/2010/wordml" xmlns:w15="http://schemas.microsoft.com/office/word/2012/wordml" xmlns:w16cex="http://schemas.microsoft.com/office/word/2018/wordml/cex" xmlns:w16cid="http://schemas.microsoft.com/office/word/2016/wordml/cid" xmlns:w16="http://schemas.microsoft.com/office/word/2018/wordml" xmlns:w16du="http://schemas.microsoft.com/office/word/2023/wordml/word16du" xmlns:w16sdtdh="http://schemas.microsoft.com/office/word/2020/wordml/sdtdatahash" xmlns:w16sdtfl="http://schemas.microsoft.com/office/word/2024/wordml/sdtformatlock" xmlns:w16se="http://schemas.microsoft.com/office/word/2015/wordml/symex" xmlns:wpg="http://schemas.microsoft.com/office/word/2010/wordprocessingGroup" xmlns:wpi="http://schemas.microsoft.com/office/word/2010/wordprocessingInk" xmlns:wne="http://schemas.microsoft.com/office/word/2006/wordml" xmlns:wps="http://schemas.microsoft.com/office/word/2010/wordprocessingShape" mc:Ignorable="w14 w15 w16se w16cid w16 w16cex w16sdtdh w16sdtfl w16du wp14">
   <w:abstractNum w:abstractNumId="0" w15:restartNumberingAfterBreak="0">
+    <w:nsid w:val="0AC2758B"/>
+    <w:multiLevelType w:val="hybridMultilevel"/>
+    <w:tmpl w:val="50F8B9D0"/>
+    <w:lvl w:ilvl="0" w:tplc="04100001">
+      <w:start w:val="1"/>
+      <w:numFmt w:val="bullet"/>
+      <w:lvlText w:val=""/>
+      <w:lvlJc w:val="left"/>
+      <w:pPr>
+        <w:ind w:left="720" w:hanging="360"/>
+      </w:pPr>
+      <w:rPr>
+        <w:rFonts w:ascii="Symbol" w:hAnsi="Symbol" w:hint="default"/>
+      </w:rPr>
+    </w:lvl>
+    <w:lvl w:ilvl="1" w:tplc="04100003" w:tentative="1">
+      <w:start w:val="1"/>
+      <w:numFmt w:val="bullet"/>
+      <w:lvlText w:val="o"/>
+      <w:lvlJc w:val="left"/>
+      <w:pPr>
+        <w:ind w:left="1440" w:hanging="360"/>
+      </w:pPr>
+      <w:rPr>
+        <w:rFonts w:ascii="Courier New" w:hAnsi="Courier New" w:cs="Courier New" w:hint="default"/>
+      </w:rPr>
+    </w:lvl>
+    <w:lvl w:ilvl="2" w:tplc="04100005" w:tentative="1">
+      <w:start w:val="1"/>
+      <w:numFmt w:val="bullet"/>
+      <w:lvlText w:val=""/>
+      <w:lvlJc w:val="left"/>
+      <w:pPr>
+        <w:ind w:left="2160" w:hanging="360"/>
+      </w:pPr>
+      <w:rPr>
+        <w:rFonts w:ascii="Wingdings" w:hAnsi="Wingdings" w:hint="default"/>
+      </w:rPr>
+    </w:lvl>
+    <w:lvl w:ilvl="3" w:tplc="04100001" w:tentative="1">
+      <w:start w:val="1"/>
+      <w:numFmt w:val="bullet"/>
+      <w:lvlText w:val=""/>
+      <w:lvlJc w:val="left"/>
+      <w:pPr>
+        <w:ind w:left="2880" w:hanging="360"/>
+      </w:pPr>
+      <w:rPr>
+        <w:rFonts w:ascii="Symbol" w:hAnsi="Symbol" w:hint="default"/>
+      </w:rPr>
+    </w:lvl>
+    <w:lvl w:ilvl="4" w:tplc="04100003" w:tentative="1">
+      <w:start w:val="1"/>
+      <w:numFmt w:val="bullet"/>
+      <w:lvlText w:val="o"/>
+      <w:lvlJc w:val="left"/>
+      <w:pPr>
+        <w:ind w:left="3600" w:hanging="360"/>
+      </w:pPr>
+      <w:rPr>
+        <w:rFonts w:ascii="Courier New" w:hAnsi="Courier New" w:cs="Courier New" w:hint="default"/>
+      </w:rPr>
+    </w:lvl>
+    <w:lvl w:ilvl="5" w:tplc="04100005" w:tentative="1">
+      <w:start w:val="1"/>
+      <w:numFmt w:val="bullet"/>
+      <w:lvlText w:val=""/>
+      <w:lvlJc w:val="left"/>
+      <w:pPr>
+        <w:ind w:left="4320" w:hanging="360"/>
+      </w:pPr>
+      <w:rPr>
+        <w:rFonts w:ascii="Wingdings" w:hAnsi="Wingdings" w:hint="default"/>
+      </w:rPr>
+    </w:lvl>
+    <w:lvl w:ilvl="6" w:tplc="04100001" w:tentative="1">
+      <w:start w:val="1"/>
+      <w:numFmt w:val="bullet"/>
+      <w:lvlText w:val=""/>
+      <w:lvlJc w:val="left"/>
+      <w:pPr>
+        <w:ind w:left="5040" w:hanging="360"/>
+      </w:pPr>
+      <w:rPr>
+        <w:rFonts w:ascii="Symbol" w:hAnsi="Symbol" w:hint="default"/>
+      </w:rPr>
+    </w:lvl>
+    <w:lvl w:ilvl="7" w:tplc="04100003" w:tentative="1">
+      <w:start w:val="1"/>
+      <w:numFmt w:val="bullet"/>
+      <w:lvlText w:val="o"/>
+      <w:lvlJc w:val="left"/>
+      <w:pPr>
+        <w:ind w:left="5760" w:hanging="360"/>
+      </w:pPr>
+      <w:rPr>
+        <w:rFonts w:ascii="Courier New" w:hAnsi="Courier New" w:cs="Courier New" w:hint="default"/>
+      </w:rPr>
+    </w:lvl>
+    <w:lvl w:ilvl="8" w:tplc="04100005" w:tentative="1">
+      <w:start w:val="1"/>
+      <w:numFmt w:val="bullet"/>
+      <w:lvlText w:val=""/>
+      <w:lvlJc w:val="left"/>
+      <w:pPr>
+        <w:ind w:left="6480" w:hanging="360"/>
+      </w:pPr>
+      <w:rPr>
+        <w:rFonts w:ascii="Wingdings" w:hAnsi="Wingdings" w:hint="default"/>
+      </w:rPr>
+    </w:lvl>
+  </w:abstractNum>
+  <w:abstractNum w:abstractNumId="1" w15:restartNumberingAfterBreak="0">
     <w:nsid w:val="77AD7AAB"/>
     <w:multiLevelType w:val="hybridMultilevel"/>
     <w:tmpl w:val="059EB96E"/>
@@ -4081,9 +4371,12 @@
     </w:lvl>
   </w:abstractNum>
   <w:num w:numId="1" w16cid:durableId="234360767">
-    <w:abstractNumId w:val="0"/>
+    <w:abstractNumId w:val="1"/>
   </w:num>
   <w:num w:numId="2" w16cid:durableId="207424548">
+    <w:abstractNumId w:val="1"/>
+  </w:num>
+  <w:num w:numId="3" w16cid:durableId="722145801">
     <w:abstractNumId w:val="0"/>
   </w:num>
 </w:numbering>

--- a/documentazione/Requisiti.docx
+++ b/documentazione/Requisiti.docx
@@ -20,6 +20,37 @@
           <w:iCs/>
         </w:rPr>
         <w:t>REQUISITI</w:t>
+      </w:r>
+    </w:p>
+    <w:p>
+      <w:pPr>
+        <w:jc w:val="both"/>
+        <w:rPr>
+          <w:b/>
+          <w:bCs/>
+          <w:i/>
+          <w:iCs/>
+        </w:rPr>
+      </w:pPr>
+      <w:proofErr w:type="spellStart"/>
+      <w:r>
+        <w:rPr>
+          <w:b/>
+          <w:bCs/>
+          <w:i/>
+          <w:iCs/>
+        </w:rPr>
+        <w:t>Requirements</w:t>
+      </w:r>
+      <w:proofErr w:type="spellEnd"/>
+      <w:r>
+        <w:rPr>
+          <w:b/>
+          <w:bCs/>
+          <w:i/>
+          <w:iCs/>
+        </w:rPr>
+        <w:t xml:space="preserve"> Engineering</w:t>
       </w:r>
     </w:p>
     <w:p>
@@ -69,7 +100,10 @@
         <w:jc w:val="both"/>
       </w:pPr>
       <w:r>
-        <w:t xml:space="preserve">Brainstorming: meeting per definire il dominio del sistema e le funzionalità chiave </w:t>
+        <w:t>Brainstorming: meeting per definire il dominio del sistema e le funzionalità ch</w:t>
+      </w:r>
+      <w:r>
+        <w:t>iave</w:t>
       </w:r>
     </w:p>
     <w:p>
@@ -85,6 +119,9 @@
       <w:r>
         <w:t>Analisi delle applicazioni concorrenti per identificare uno standard</w:t>
       </w:r>
+      <w:r>
+        <w:t xml:space="preserve">, </w:t>
+      </w:r>
     </w:p>
     <w:p>
       <w:pPr>
@@ -97,7 +134,10 @@
         <w:jc w:val="both"/>
       </w:pPr>
       <w:r>
-        <w:t>Interviste fittizie a stakeholder per comprendere i bisogni dell’utente</w:t>
+        <w:t>Simulazioni di scenari d’uso</w:t>
+      </w:r>
+      <w:r>
+        <w:t xml:space="preserve"> per comprendere i bisogni dell’utente</w:t>
       </w:r>
     </w:p>
     <w:p>
@@ -2899,16 +2939,8 @@
     <w:p>
       <w:pPr>
         <w:jc w:val="both"/>
-        <w:rPr>
-          <w:sz w:val="24"/>
-          <w:szCs w:val="24"/>
-        </w:rPr>
       </w:pPr>
       <w:r>
-        <w:rPr>
-          <w:sz w:val="24"/>
-          <w:szCs w:val="24"/>
-        </w:rPr>
         <w:lastRenderedPageBreak/>
         <w:t>Requisiti non funzionali</w:t>
       </w:r>
@@ -3850,7 +3882,7 @@
           <w:u w:val="single"/>
         </w:rPr>
         <w:lastRenderedPageBreak/>
-        <w:t xml:space="preserve">Modellazione UML </w:t>
+        <w:t>Modellazione UML</w:t>
       </w:r>
     </w:p>
     <w:p>
@@ -3877,12 +3909,7 @@
     </w:p>
     <w:p>
       <w:pPr>
-        <w:jc w:val="both"/>
-      </w:pPr>
-    </w:p>
-    <w:p>
-      <w:pPr>
-        <w:jc w:val="both"/>
+        <w:jc w:val="center"/>
       </w:pPr>
       <w:r>
         <w:rPr>
@@ -3890,8 +3917,8 @@
         </w:rPr>
         <w:drawing>
           <wp:inline distT="0" distB="0" distL="0" distR="0" wp14:anchorId="2D3868CE" wp14:editId="681981B9">
-            <wp:extent cx="5000625" cy="3859685"/>
-            <wp:effectExtent l="0" t="0" r="0" b="7620"/>
+            <wp:extent cx="4111424" cy="3173364"/>
+            <wp:effectExtent l="0" t="0" r="3810" b="8255"/>
             <wp:docPr id="1568003445" name="Immagine 2"/>
             <wp:cNvGraphicFramePr>
               <a:graphicFrameLocks xmlns:a="http://schemas.openxmlformats.org/drawingml/2006/main" noChangeAspect="1"/>
@@ -3921,7 +3948,7 @@
                   <pic:spPr bwMode="auto">
                     <a:xfrm>
                       <a:off x="0" y="0"/>
-                      <a:ext cx="5010644" cy="3867418"/>
+                      <a:ext cx="4133154" cy="3190136"/>
                     </a:xfrm>
                     <a:prstGeom prst="rect">
                       <a:avLst/>
@@ -3945,26 +3972,12 @@
     </w:p>
     <w:p>
       <w:pPr>
+        <w:ind w:firstLine="708"/>
         <w:jc w:val="both"/>
       </w:pPr>
       <w:r>
         <w:t>3.2 – Macchina a stati : accesso all’applicazione e flusso degli stati.</w:t>
       </w:r>
-    </w:p>
-    <w:p>
-      <w:pPr>
-        <w:jc w:val="both"/>
-      </w:pPr>
-    </w:p>
-    <w:p>
-      <w:pPr>
-        <w:jc w:val="both"/>
-      </w:pPr>
-    </w:p>
-    <w:p>
-      <w:pPr>
-        <w:jc w:val="both"/>
-      </w:pPr>
     </w:p>
     <w:p>
       <w:pPr>
@@ -3977,6 +3990,69 @@
     </w:p>
     <w:p>
       <w:pPr>
+        <w:jc w:val="center"/>
+        <w:rPr>
+          <w:b/>
+          <w:bCs/>
+        </w:rPr>
+      </w:pPr>
+      <w:r>
+        <w:rPr>
+          <w:b/>
+          <w:bCs/>
+        </w:rPr>
+        <w:drawing>
+          <wp:inline distT="0" distB="0" distL="0" distR="0" wp14:anchorId="68DAD0B7" wp14:editId="2D85E4A2">
+            <wp:extent cx="5740047" cy="3289300"/>
+            <wp:effectExtent l="0" t="0" r="0" b="6350"/>
+            <wp:docPr id="1532458274" name="Immagine 2"/>
+            <wp:cNvGraphicFramePr>
+              <a:graphicFrameLocks xmlns:a="http://schemas.openxmlformats.org/drawingml/2006/main" noChangeAspect="1"/>
+            </wp:cNvGraphicFramePr>
+            <a:graphic xmlns:a="http://schemas.openxmlformats.org/drawingml/2006/main">
+              <a:graphicData uri="http://schemas.openxmlformats.org/drawingml/2006/picture">
+                <pic:pic xmlns:pic="http://schemas.openxmlformats.org/drawingml/2006/picture">
+                  <pic:nvPicPr>
+                    <pic:cNvPr id="0" name="Picture 6"/>
+                    <pic:cNvPicPr>
+                      <a:picLocks noChangeAspect="1" noChangeArrowheads="1"/>
+                    </pic:cNvPicPr>
+                  </pic:nvPicPr>
+                  <pic:blipFill>
+                    <a:blip r:embed="rId6" cstate="print">
+                      <a:extLst>
+                        <a:ext uri="{28A0092B-C50C-407E-A947-70E740481C1C}">
+                          <a14:useLocalDpi xmlns:a14="http://schemas.microsoft.com/office/drawing/2010/main" val="0"/>
+                        </a:ext>
+                      </a:extLst>
+                    </a:blip>
+                    <a:srcRect/>
+                    <a:stretch>
+                      <a:fillRect/>
+                    </a:stretch>
+                  </pic:blipFill>
+                  <pic:spPr bwMode="auto">
+                    <a:xfrm>
+                      <a:off x="0" y="0"/>
+                      <a:ext cx="5806119" cy="3327162"/>
+                    </a:xfrm>
+                    <a:prstGeom prst="rect">
+                      <a:avLst/>
+                    </a:prstGeom>
+                    <a:noFill/>
+                    <a:ln>
+                      <a:noFill/>
+                    </a:ln>
+                  </pic:spPr>
+                </pic:pic>
+              </a:graphicData>
+            </a:graphic>
+          </wp:inline>
+        </w:drawing>
+      </w:r>
+    </w:p>
+    <w:p>
+      <w:pPr>
         <w:jc w:val="both"/>
         <w:rPr>
           <w:b/>
@@ -3992,75 +4068,31 @@
           <w:bCs/>
         </w:rPr>
       </w:pPr>
-    </w:p>
-    <w:p>
-      <w:pPr>
-        <w:jc w:val="both"/>
-        <w:rPr>
-          <w:b/>
-          <w:bCs/>
-        </w:rPr>
-      </w:pPr>
-    </w:p>
-    <w:p>
-      <w:pPr>
-        <w:jc w:val="both"/>
-        <w:rPr>
-          <w:b/>
-          <w:bCs/>
-        </w:rPr>
-      </w:pPr>
-    </w:p>
-    <w:p>
-      <w:pPr>
-        <w:jc w:val="both"/>
-        <w:rPr>
-          <w:b/>
-          <w:bCs/>
-        </w:rPr>
-      </w:pPr>
-    </w:p>
-    <w:p>
-      <w:pPr>
-        <w:jc w:val="both"/>
-        <w:rPr>
-          <w:b/>
-          <w:bCs/>
-        </w:rPr>
-      </w:pPr>
-    </w:p>
-    <w:p>
-      <w:pPr>
-        <w:jc w:val="both"/>
-        <w:rPr>
-          <w:b/>
-          <w:bCs/>
-        </w:rPr>
-      </w:pPr>
-    </w:p>
-    <w:p>
-      <w:pPr>
-        <w:jc w:val="both"/>
-        <w:rPr>
-          <w:b/>
-          <w:bCs/>
-        </w:rPr>
-      </w:pPr>
-    </w:p>
-    <w:p>
-      <w:pPr>
-        <w:jc w:val="both"/>
-        <w:rPr>
-          <w:b/>
-          <w:bCs/>
-        </w:rPr>
-      </w:pPr>
       <w:r>
         <w:rPr>
           <w:b/>
           <w:bCs/>
         </w:rPr>
+        <w:lastRenderedPageBreak/>
         <w:t>Software Quality</w:t>
+      </w:r>
+    </w:p>
+    <w:p>
+      <w:pPr>
+        <w:jc w:val="both"/>
+        <w:rPr>
+          <w:i/>
+          <w:iCs/>
+          <w:u w:val="single"/>
+        </w:rPr>
+      </w:pPr>
+      <w:r>
+        <w:rPr>
+          <w:i/>
+          <w:iCs/>
+          <w:u w:val="single"/>
+        </w:rPr>
+        <w:t>Attributi di qualità</w:t>
       </w:r>
     </w:p>
     <w:p>
@@ -4985,7 +5017,6 @@
   <w:style w:type="character" w:default="1" w:styleId="Carpredefinitoparagrafo">
     <w:name w:val="Default Paragraph Font"/>
     <w:uiPriority w:val="1"/>
-    <w:semiHidden/>
     <w:unhideWhenUsed/>
   </w:style>
   <w:style w:type="table" w:default="1" w:styleId="Tabellanormale">
